--- a/usman/AI_ML_Revision_Notes.docx
+++ b/usman/AI_ML_Revision_Notes.docx
@@ -44,20 +44,6 @@
       </w:r>
     </w:p>
     <w:p>
-      <w:pPr>
-        <w:spacing w:after="120"/>
-      </w:pPr>
-      <w:r>
-        <w:rPr>
-          <w:rFonts w:ascii="Calibri" w:hAnsi="Calibri"/>
-          <w:b w:val="0"/>
-          <w:i/>
-          <w:sz w:val="20"/>
-        </w:rPr>
-        <w:t>Quiz Q&amp;A File: See AI_ML_Quiz_QnA.docx for all quiz questions &amp; my original answers</w:t>
-      </w:r>
-    </w:p>
-    <w:p>
       <w:r>
         <w:br w:type="page"/>
       </w:r>
@@ -75,17 +61,6 @@
     </w:p>
     <w:p>
       <w:pPr>
-        <w:pStyle w:val="Heading2"/>
-      </w:pPr>
-      <w:r>
-        <w:rPr>
-          <w:rFonts w:ascii="Calibri" w:hAnsi="Calibri"/>
-        </w:rPr>
-        <w:t>Simple Definition</w:t>
-      </w:r>
-    </w:p>
-    <w:p>
-      <w:pPr>
         <w:spacing w:after="120"/>
       </w:pPr>
       <w:r>
@@ -95,224 +70,7 @@
           <w:i w:val="0"/>
           <w:sz w:val="22"/>
         </w:rPr>
-        <w:t>Intelligence is the ability to learn from experience, understand new situations, make decisions, and adapt your behavior when things change.</w:t>
-      </w:r>
-    </w:p>
-    <w:p>
-      <w:pPr>
-        <w:pStyle w:val="Heading2"/>
-      </w:pPr>
-      <w:r>
-        <w:rPr>
-          <w:rFonts w:ascii="Calibri" w:hAnsi="Calibri"/>
-        </w:rPr>
-        <w:t>Analogies</w:t>
-      </w:r>
-    </w:p>
-    <w:p>
-      <w:pPr>
-        <w:spacing w:after="120"/>
-      </w:pPr>
-      <w:r>
-        <w:rPr>
-          <w:rFonts w:ascii="Calibri" w:hAnsi="Calibri"/>
-          <w:b w:val="0"/>
-          <w:i/>
-          <w:sz w:val="22"/>
-        </w:rPr>
-        <w:t>Dark Clouds: See clouds -&gt; remember rain -&gt; walk faster -&gt; carry umbrella. Observe, learn, decide, adapt = intelligence.</w:t>
-      </w:r>
-    </w:p>
-    <w:p>
-      <w:pPr>
-        <w:spacing w:after="120"/>
-      </w:pPr>
-      <w:r>
-        <w:rPr>
-          <w:rFonts w:ascii="Calibri" w:hAnsi="Calibri"/>
-          <w:b w:val="0"/>
-          <w:i/>
-          <w:sz w:val="22"/>
-        </w:rPr>
-        <w:t>Video Game: First play = terrible. Slowly learn patterns, adapt, get better. That's intelligence.</w:t>
-      </w:r>
-    </w:p>
-    <w:p>
-      <w:pPr>
-        <w:pStyle w:val="Heading2"/>
-      </w:pPr>
-      <w:r>
-        <w:rPr>
-          <w:rFonts w:ascii="Calibri" w:hAnsi="Calibri"/>
-        </w:rPr>
-        <w:t>Key Terms</w:t>
-      </w:r>
-    </w:p>
-    <w:tbl>
-      <w:tblPr>
-        <w:tblStyle w:val="LightGrid-Accent1"/>
-        <w:tblW w:type="auto" w:w="0"/>
-        <w:jc w:val="center"/>
-        <w:tblLook w:firstColumn="1" w:firstRow="1" w:lastColumn="0" w:lastRow="0" w:noHBand="0" w:noVBand="1" w:val="04A0"/>
-      </w:tblPr>
-      <w:tblGrid>
-        <w:gridCol w:w="4320"/>
-        <w:gridCol w:w="4320"/>
-      </w:tblGrid>
-      <w:tr>
-        <w:tc>
-          <w:tcPr>
-            <w:tcW w:type="dxa" w:w="4320"/>
-          </w:tcPr>
-          <w:p>
-            <w:r/>
-            <w:r>
-              <w:rPr>
-                <w:rFonts w:ascii="Calibri" w:hAnsi="Calibri"/>
-                <w:b/>
-                <w:i w:val="0"/>
-                <w:sz w:val="20"/>
-              </w:rPr>
-              <w:t>Term</w:t>
-            </w:r>
-          </w:p>
-        </w:tc>
-        <w:tc>
-          <w:tcPr>
-            <w:tcW w:type="dxa" w:w="4320"/>
-          </w:tcPr>
-          <w:p>
-            <w:r/>
-            <w:r>
-              <w:rPr>
-                <w:rFonts w:ascii="Calibri" w:hAnsi="Calibri"/>
-                <w:b/>
-                <w:i w:val="0"/>
-                <w:sz w:val="20"/>
-              </w:rPr>
-              <w:t>Definition</w:t>
-            </w:r>
-          </w:p>
-        </w:tc>
-      </w:tr>
-      <w:tr>
-        <w:tc>
-          <w:tcPr>
-            <w:tcW w:type="dxa" w:w="4320"/>
-          </w:tcPr>
-          <w:p>
-            <w:r/>
-            <w:r>
-              <w:rPr>
-                <w:rFonts w:ascii="Calibri" w:hAnsi="Calibri"/>
-                <w:b w:val="0"/>
-                <w:i w:val="0"/>
-                <w:sz w:val="20"/>
-              </w:rPr>
-              <w:t>Intelligence</w:t>
-            </w:r>
-          </w:p>
-        </w:tc>
-        <w:tc>
-          <w:tcPr>
-            <w:tcW w:type="dxa" w:w="4320"/>
-          </w:tcPr>
-          <w:p>
-            <w:r/>
-            <w:r>
-              <w:rPr>
-                <w:rFonts w:ascii="Calibri" w:hAnsi="Calibri"/>
-                <w:b w:val="0"/>
-                <w:i w:val="0"/>
-                <w:sz w:val="20"/>
-              </w:rPr>
-              <w:t>Learn, understand, decide, and adapt</w:t>
-            </w:r>
-          </w:p>
-        </w:tc>
-      </w:tr>
-      <w:tr>
-        <w:tc>
-          <w:tcPr>
-            <w:tcW w:type="dxa" w:w="4320"/>
-          </w:tcPr>
-          <w:p>
-            <w:r/>
-            <w:r>
-              <w:rPr>
-                <w:rFonts w:ascii="Calibri" w:hAnsi="Calibri"/>
-                <w:b w:val="0"/>
-                <w:i w:val="0"/>
-                <w:sz w:val="20"/>
-              </w:rPr>
-              <w:t>Learning</w:t>
-            </w:r>
-          </w:p>
-        </w:tc>
-        <w:tc>
-          <w:tcPr>
-            <w:tcW w:type="dxa" w:w="4320"/>
-          </w:tcPr>
-          <w:p>
-            <w:r/>
-            <w:r>
-              <w:rPr>
-                <w:rFonts w:ascii="Calibri" w:hAnsi="Calibri"/>
-                <w:b w:val="0"/>
-                <w:i w:val="0"/>
-                <w:sz w:val="20"/>
-              </w:rPr>
-              <w:t>Getting better using past experience</w:t>
-            </w:r>
-          </w:p>
-        </w:tc>
-      </w:tr>
-      <w:tr>
-        <w:tc>
-          <w:tcPr>
-            <w:tcW w:type="dxa" w:w="4320"/>
-          </w:tcPr>
-          <w:p>
-            <w:r/>
-            <w:r>
-              <w:rPr>
-                <w:rFonts w:ascii="Calibri" w:hAnsi="Calibri"/>
-                <w:b w:val="0"/>
-                <w:i w:val="0"/>
-                <w:sz w:val="20"/>
-              </w:rPr>
-              <w:t>Adapting</w:t>
-            </w:r>
-          </w:p>
-        </w:tc>
-        <w:tc>
-          <w:tcPr>
-            <w:tcW w:type="dxa" w:w="4320"/>
-          </w:tcPr>
-          <w:p>
-            <w:r/>
-            <w:r>
-              <w:rPr>
-                <w:rFonts w:ascii="Calibri" w:hAnsi="Calibri"/>
-                <w:b w:val="0"/>
-                <w:i w:val="0"/>
-                <w:sz w:val="20"/>
-              </w:rPr>
-              <w:t>Changing behavior when situation changes</w:t>
-            </w:r>
-          </w:p>
-        </w:tc>
-      </w:tr>
-    </w:tbl>
-    <w:p>
-      <w:pPr>
-        <w:pStyle w:val="Heading2"/>
-      </w:pPr>
-      <w:r>
-        <w:rPr>
-          <w:rFonts w:ascii="Calibri" w:hAnsi="Calibri"/>
-        </w:rPr>
-        <w:t>Mini Summary</w:t>
+        <w:t>Ability to learn from experience, understand new situations, make decisions, and adapt behavior.</w:t>
       </w:r>
     </w:p>
     <w:p>
@@ -327,22 +85,21 @@
           <w:i w:val="0"/>
           <w:sz w:val="22"/>
         </w:rPr>
-        <w:t>Intelligence = Learn + Understand + Decide + Adapt</w:t>
+        <w:t>Learn + Understand + Decide + Adapt = Intelligence</w:t>
       </w:r>
     </w:p>
     <w:p>
       <w:pPr>
-        <w:pStyle w:val="ListBullet"/>
-        <w:spacing w:after="40"/>
+        <w:spacing w:after="120"/>
       </w:pPr>
       <w:r>
         <w:rPr>
           <w:rFonts w:ascii="Calibri" w:hAnsi="Calibri"/>
           <w:b w:val="0"/>
-          <w:i w:val="0"/>
+          <w:i/>
           <w:sz w:val="22"/>
         </w:rPr>
-        <w:t>NOT just memorizing facts - using knowledge in new situations</w:t>
+        <w:t>Dark Clouds: See clouds -&gt; remember rain -&gt; carry umbrella. Video Game: first play terrible, slowly learn patterns.</w:t>
       </w:r>
     </w:p>
     <w:p>
@@ -358,7 +115,7 @@
         <w:rPr>
           <w:rFonts w:ascii="Calibri" w:hAnsi="Calibri"/>
         </w:rPr>
-        <w:t>2. What is Artificial Intelligence (AI)?</w:t>
+        <w:t>2. What is AI?</w:t>
       </w:r>
     </w:p>
     <w:p>
@@ -372,143 +129,9 @@
           <w:i w:val="0"/>
           <w:sz w:val="22"/>
         </w:rPr>
-        <w:t>Teaching machines to do things that normally require human intelligence - learning, understanding, deciding, adapting. "Artificial" = man-made.</w:t>
+        <w:t>Teaching machines to do things that require human intelligence. AI = brain (software), Robot = body (hardware).</w:t>
       </w:r>
     </w:p>
-    <w:p>
-      <w:pPr>
-        <w:spacing w:after="120"/>
-      </w:pPr>
-      <w:r>
-        <w:rPr>
-          <w:rFonts w:ascii="Calibri" w:hAnsi="Calibri"/>
-          <w:b w:val="0"/>
-          <w:i/>
-          <w:sz w:val="22"/>
-        </w:rPr>
-        <w:t>Instagram Explore: Observes what you watch, learns patterns, recommends, adapts. That's AI!</w:t>
-      </w:r>
-    </w:p>
-    <w:tbl>
-      <w:tblPr>
-        <w:tblStyle w:val="LightGrid-Accent1"/>
-        <w:tblW w:type="auto" w:w="0"/>
-        <w:jc w:val="center"/>
-        <w:tblLook w:firstColumn="1" w:firstRow="1" w:lastColumn="0" w:lastRow="0" w:noHBand="0" w:noVBand="1" w:val="04A0"/>
-      </w:tblPr>
-      <w:tblGrid>
-        <w:gridCol w:w="4320"/>
-        <w:gridCol w:w="4320"/>
-      </w:tblGrid>
-      <w:tr>
-        <w:tc>
-          <w:tcPr>
-            <w:tcW w:type="dxa" w:w="4320"/>
-          </w:tcPr>
-          <w:p>
-            <w:r/>
-            <w:r>
-              <w:rPr>
-                <w:rFonts w:ascii="Calibri" w:hAnsi="Calibri"/>
-                <w:b/>
-                <w:i w:val="0"/>
-                <w:sz w:val="20"/>
-              </w:rPr>
-              <w:t>Term</w:t>
-            </w:r>
-          </w:p>
-        </w:tc>
-        <w:tc>
-          <w:tcPr>
-            <w:tcW w:type="dxa" w:w="4320"/>
-          </w:tcPr>
-          <w:p>
-            <w:r/>
-            <w:r>
-              <w:rPr>
-                <w:rFonts w:ascii="Calibri" w:hAnsi="Calibri"/>
-                <w:b/>
-                <w:i w:val="0"/>
-                <w:sz w:val="20"/>
-              </w:rPr>
-              <w:t>Definition</w:t>
-            </w:r>
-          </w:p>
-        </w:tc>
-      </w:tr>
-      <w:tr>
-        <w:tc>
-          <w:tcPr>
-            <w:tcW w:type="dxa" w:w="4320"/>
-          </w:tcPr>
-          <w:p>
-            <w:r/>
-            <w:r>
-              <w:rPr>
-                <w:rFonts w:ascii="Calibri" w:hAnsi="Calibri"/>
-                <w:b w:val="0"/>
-                <w:i w:val="0"/>
-                <w:sz w:val="20"/>
-              </w:rPr>
-              <w:t>AI</w:t>
-            </w:r>
-          </w:p>
-        </w:tc>
-        <w:tc>
-          <w:tcPr>
-            <w:tcW w:type="dxa" w:w="4320"/>
-          </w:tcPr>
-          <w:p>
-            <w:r/>
-            <w:r>
-              <w:rPr>
-                <w:rFonts w:ascii="Calibri" w:hAnsi="Calibri"/>
-                <w:b w:val="0"/>
-                <w:i w:val="0"/>
-                <w:sz w:val="20"/>
-              </w:rPr>
-              <w:t>Human-made intelligence - machines that learn and decide</w:t>
-            </w:r>
-          </w:p>
-        </w:tc>
-      </w:tr>
-      <w:tr>
-        <w:tc>
-          <w:tcPr>
-            <w:tcW w:type="dxa" w:w="4320"/>
-          </w:tcPr>
-          <w:p>
-            <w:r/>
-            <w:r>
-              <w:rPr>
-                <w:rFonts w:ascii="Calibri" w:hAnsi="Calibri"/>
-                <w:b w:val="0"/>
-                <w:i w:val="0"/>
-                <w:sz w:val="20"/>
-              </w:rPr>
-              <w:t>AI is NOT Robots</w:t>
-            </w:r>
-          </w:p>
-        </w:tc>
-        <w:tc>
-          <w:tcPr>
-            <w:tcW w:type="dxa" w:w="4320"/>
-          </w:tcPr>
-          <w:p>
-            <w:r/>
-            <w:r>
-              <w:rPr>
-                <w:rFonts w:ascii="Calibri" w:hAnsi="Calibri"/>
-                <w:b w:val="0"/>
-                <w:i w:val="0"/>
-                <w:sz w:val="20"/>
-              </w:rPr>
-              <w:t>AI = brain (software), Robot = body (hardware)</w:t>
-            </w:r>
-          </w:p>
-        </w:tc>
-      </w:tr>
-    </w:tbl>
     <w:p>
       <w:pPr>
         <w:pStyle w:val="ListBullet"/>
@@ -521,7 +144,7 @@
           <w:i w:val="0"/>
           <w:sz w:val="22"/>
         </w:rPr>
-        <w:t>AI is mostly software, NOT physical robots</w:t>
+        <w:t>Most AI is software, NOT physical robots</w:t>
       </w:r>
     </w:p>
     <w:p>
@@ -555,20 +178,6 @@
         <w:t>3. Types of AI</w:t>
       </w:r>
     </w:p>
-    <w:p>
-      <w:pPr>
-        <w:spacing w:after="120"/>
-      </w:pPr>
-      <w:r>
-        <w:rPr>
-          <w:rFonts w:ascii="Calibri" w:hAnsi="Calibri"/>
-          <w:b w:val="0"/>
-          <w:i w:val="0"/>
-          <w:sz w:val="22"/>
-        </w:rPr>
-        <w:t>3 levels based on capability. ALL current AI is Level 1 (Narrow).</w:t>
-      </w:r>
-    </w:p>
     <w:tbl>
       <w:tblPr>
         <w:tblStyle w:val="LightGrid-Accent1"/>
@@ -577,15 +186,14 @@
         <w:tblLook w:firstColumn="1" w:firstRow="1" w:lastColumn="0" w:lastRow="0" w:noHBand="0" w:noVBand="1" w:val="04A0"/>
       </w:tblPr>
       <w:tblGrid>
-        <w:gridCol w:w="2160"/>
-        <w:gridCol w:w="2160"/>
-        <w:gridCol w:w="2160"/>
-        <w:gridCol w:w="2160"/>
+        <w:gridCol w:w="2880"/>
+        <w:gridCol w:w="2880"/>
+        <w:gridCol w:w="2880"/>
       </w:tblGrid>
       <w:tr>
         <w:tc>
           <w:tcPr>
-            <w:tcW w:type="dxa" w:w="2160"/>
+            <w:tcW w:type="dxa" w:w="2880"/>
           </w:tcPr>
           <w:p>
             <w:r/>
@@ -602,7 +210,7 @@
         </w:tc>
         <w:tc>
           <w:tcPr>
-            <w:tcW w:type="dxa" w:w="2160"/>
+            <w:tcW w:type="dxa" w:w="2880"/>
           </w:tcPr>
           <w:p>
             <w:r/>
@@ -613,13 +221,13 @@
                 <w:i w:val="0"/>
                 <w:sz w:val="20"/>
               </w:rPr>
-              <w:t>What it can do</w:t>
+              <w:t>What</w:t>
             </w:r>
           </w:p>
         </w:tc>
         <w:tc>
           <w:tcPr>
-            <w:tcW w:type="dxa" w:w="2160"/>
+            <w:tcW w:type="dxa" w:w="2880"/>
           </w:tcPr>
           <w:p>
             <w:r/>
@@ -634,28 +242,11 @@
             </w:r>
           </w:p>
         </w:tc>
-        <w:tc>
-          <w:tcPr>
-            <w:tcW w:type="dxa" w:w="2160"/>
-          </w:tcPr>
-          <w:p>
-            <w:r/>
-            <w:r>
-              <w:rPr>
-                <w:rFonts w:ascii="Calibri" w:hAnsi="Calibri"/>
-                <w:b/>
-                <w:i w:val="0"/>
-                <w:sz w:val="20"/>
-              </w:rPr>
-              <w:t>Example</w:t>
-            </w:r>
-          </w:p>
-        </w:tc>
       </w:tr>
       <w:tr>
         <w:tc>
           <w:tcPr>
-            <w:tcW w:type="dxa" w:w="2160"/>
+            <w:tcW w:type="dxa" w:w="2880"/>
           </w:tcPr>
           <w:p>
             <w:r/>
@@ -672,7 +263,7 @@
         </w:tc>
         <w:tc>
           <w:tcPr>
-            <w:tcW w:type="dxa" w:w="2160"/>
+            <w:tcW w:type="dxa" w:w="2880"/>
           </w:tcPr>
           <w:p>
             <w:r/>
@@ -683,13 +274,13 @@
                 <w:i w:val="0"/>
                 <w:sz w:val="20"/>
               </w:rPr>
-              <w:t>One thing really well</w:t>
+              <w:t>One thing well</w:t>
             </w:r>
           </w:p>
         </w:tc>
         <w:tc>
           <w:tcPr>
-            <w:tcW w:type="dxa" w:w="2160"/>
+            <w:tcW w:type="dxa" w:w="2880"/>
           </w:tcPr>
           <w:p>
             <w:r/>
@@ -700,24 +291,7 @@
                 <w:i w:val="0"/>
                 <w:sz w:val="20"/>
               </w:rPr>
-              <w:t>YES</w:t>
-            </w:r>
-          </w:p>
-        </w:tc>
-        <w:tc>
-          <w:tcPr>
-            <w:tcW w:type="dxa" w:w="2160"/>
-          </w:tcPr>
-          <w:p>
-            <w:r/>
-            <w:r>
-              <w:rPr>
-                <w:rFonts w:ascii="Calibri" w:hAnsi="Calibri"/>
-                <w:b w:val="0"/>
-                <w:i w:val="0"/>
-                <w:sz w:val="20"/>
-              </w:rPr>
-              <w:t>Google Maps, Siri, ChatGPT</w:t>
+              <w:t>YES (all current AI)</w:t>
             </w:r>
           </w:p>
         </w:tc>
@@ -725,7 +299,7 @@
       <w:tr>
         <w:tc>
           <w:tcPr>
-            <w:tcW w:type="dxa" w:w="2160"/>
+            <w:tcW w:type="dxa" w:w="2880"/>
           </w:tcPr>
           <w:p>
             <w:r/>
@@ -742,7 +316,7 @@
         </w:tc>
         <w:tc>
           <w:tcPr>
-            <w:tcW w:type="dxa" w:w="2160"/>
+            <w:tcW w:type="dxa" w:w="2880"/>
           </w:tcPr>
           <w:p>
             <w:r/>
@@ -753,13 +327,13 @@
                 <w:i w:val="0"/>
                 <w:sz w:val="20"/>
               </w:rPr>
-              <w:t>Everything a human can</w:t>
+              <w:t>Everything human can</w:t>
             </w:r>
           </w:p>
         </w:tc>
         <w:tc>
           <w:tcPr>
-            <w:tcW w:type="dxa" w:w="2160"/>
+            <w:tcW w:type="dxa" w:w="2880"/>
           </w:tcPr>
           <w:p>
             <w:r/>
@@ -774,28 +348,11 @@
             </w:r>
           </w:p>
         </w:tc>
-        <w:tc>
-          <w:tcPr>
-            <w:tcW w:type="dxa" w:w="2160"/>
-          </w:tcPr>
-          <w:p>
-            <w:r/>
-            <w:r>
-              <w:rPr>
-                <w:rFonts w:ascii="Calibri" w:hAnsi="Calibri"/>
-                <w:b w:val="0"/>
-                <w:i w:val="0"/>
-                <w:sz w:val="20"/>
-              </w:rPr>
-              <w:t>-</w:t>
-            </w:r>
-          </w:p>
-        </w:tc>
       </w:tr>
       <w:tr>
         <w:tc>
           <w:tcPr>
-            <w:tcW w:type="dxa" w:w="2160"/>
+            <w:tcW w:type="dxa" w:w="2880"/>
           </w:tcPr>
           <w:p>
             <w:r/>
@@ -812,7 +369,7 @@
         </w:tc>
         <w:tc>
           <w:tcPr>
-            <w:tcW w:type="dxa" w:w="2160"/>
+            <w:tcW w:type="dxa" w:w="2880"/>
           </w:tcPr>
           <w:p>
             <w:r/>
@@ -829,7 +386,7 @@
         </w:tc>
         <w:tc>
           <w:tcPr>
-            <w:tcW w:type="dxa" w:w="2160"/>
+            <w:tcW w:type="dxa" w:w="2880"/>
           </w:tcPr>
           <w:p>
             <w:r/>
@@ -841,23 +398,6 @@
                 <w:sz w:val="20"/>
               </w:rPr>
               <w:t>Sci-fi</w:t>
-            </w:r>
-          </w:p>
-        </w:tc>
-        <w:tc>
-          <w:tcPr>
-            <w:tcW w:type="dxa" w:w="2160"/>
-          </w:tcPr>
-          <w:p>
-            <w:r/>
-            <w:r>
-              <w:rPr>
-                <w:rFonts w:ascii="Calibri" w:hAnsi="Calibri"/>
-                <w:b w:val="0"/>
-                <w:i w:val="0"/>
-                <w:sz w:val="20"/>
-              </w:rPr>
-              <w:t>Ultron, Skynet</w:t>
             </w:r>
           </w:p>
         </w:tc>
@@ -876,21 +416,6 @@
           <w:sz w:val="22"/>
         </w:rPr>
         <w:t>Even ChatGPT/Claude = advanced Narrow AI</w:t>
-      </w:r>
-    </w:p>
-    <w:p>
-      <w:pPr>
-        <w:pStyle w:val="ListBullet"/>
-        <w:spacing w:after="40"/>
-      </w:pPr>
-      <w:r>
-        <w:rPr>
-          <w:rFonts w:ascii="Calibri" w:hAnsi="Calibri"/>
-          <w:b w:val="0"/>
-          <w:i w:val="0"/>
-          <w:sz w:val="22"/>
-        </w:rPr>
-        <w:t>Alexa = many narrow programs bundled, NOT General AI</w:t>
       </w:r>
     </w:p>
     <w:p>
@@ -937,244 +462,6 @@
         <w:t>ML: Data + Answers -&gt; Rules (computer learns logic)</w:t>
       </w:r>
     </w:p>
-    <w:tbl>
-      <w:tblPr>
-        <w:tblStyle w:val="LightGrid-Accent1"/>
-        <w:tblW w:type="auto" w:w="0"/>
-        <w:jc w:val="center"/>
-        <w:tblLook w:firstColumn="1" w:firstRow="1" w:lastColumn="0" w:lastRow="0" w:noHBand="0" w:noVBand="1" w:val="04A0"/>
-      </w:tblPr>
-      <w:tblGrid>
-        <w:gridCol w:w="2880"/>
-        <w:gridCol w:w="2880"/>
-        <w:gridCol w:w="2880"/>
-      </w:tblGrid>
-      <w:tr>
-        <w:tc>
-          <w:tcPr>
-            <w:tcW w:type="dxa" w:w="2880"/>
-          </w:tcPr>
-          <w:p>
-            <w:r/>
-            <w:r>
-              <w:rPr>
-                <w:rFonts w:ascii="Calibri" w:hAnsi="Calibri"/>
-                <w:b/>
-                <w:i w:val="0"/>
-                <w:sz w:val="20"/>
-              </w:rPr>
-            </w:r>
-          </w:p>
-        </w:tc>
-        <w:tc>
-          <w:tcPr>
-            <w:tcW w:type="dxa" w:w="2880"/>
-          </w:tcPr>
-          <w:p>
-            <w:r/>
-            <w:r>
-              <w:rPr>
-                <w:rFonts w:ascii="Calibri" w:hAnsi="Calibri"/>
-                <w:b/>
-                <w:i w:val="0"/>
-                <w:sz w:val="20"/>
-              </w:rPr>
-              <w:t>Traditional</w:t>
-            </w:r>
-          </w:p>
-        </w:tc>
-        <w:tc>
-          <w:tcPr>
-            <w:tcW w:type="dxa" w:w="2880"/>
-          </w:tcPr>
-          <w:p>
-            <w:r/>
-            <w:r>
-              <w:rPr>
-                <w:rFonts w:ascii="Calibri" w:hAnsi="Calibri"/>
-                <w:b/>
-                <w:i w:val="0"/>
-                <w:sz w:val="20"/>
-              </w:rPr>
-              <w:t>ML</w:t>
-            </w:r>
-          </w:p>
-        </w:tc>
-      </w:tr>
-      <w:tr>
-        <w:tc>
-          <w:tcPr>
-            <w:tcW w:type="dxa" w:w="2880"/>
-          </w:tcPr>
-          <w:p>
-            <w:r/>
-            <w:r>
-              <w:rPr>
-                <w:rFonts w:ascii="Calibri" w:hAnsi="Calibri"/>
-                <w:b w:val="0"/>
-                <w:i w:val="0"/>
-                <w:sz w:val="20"/>
-              </w:rPr>
-              <w:t>Input</w:t>
-            </w:r>
-          </w:p>
-        </w:tc>
-        <w:tc>
-          <w:tcPr>
-            <w:tcW w:type="dxa" w:w="2880"/>
-          </w:tcPr>
-          <w:p>
-            <w:r/>
-            <w:r>
-              <w:rPr>
-                <w:rFonts w:ascii="Calibri" w:hAnsi="Calibri"/>
-                <w:b w:val="0"/>
-                <w:i w:val="0"/>
-                <w:sz w:val="20"/>
-              </w:rPr>
-              <w:t>Rules + Data</w:t>
-            </w:r>
-          </w:p>
-        </w:tc>
-        <w:tc>
-          <w:tcPr>
-            <w:tcW w:type="dxa" w:w="2880"/>
-          </w:tcPr>
-          <w:p>
-            <w:r/>
-            <w:r>
-              <w:rPr>
-                <w:rFonts w:ascii="Calibri" w:hAnsi="Calibri"/>
-                <w:b w:val="0"/>
-                <w:i w:val="0"/>
-                <w:sz w:val="20"/>
-              </w:rPr>
-              <w:t>Data + Answers</w:t>
-            </w:r>
-          </w:p>
-        </w:tc>
-      </w:tr>
-      <w:tr>
-        <w:tc>
-          <w:tcPr>
-            <w:tcW w:type="dxa" w:w="2880"/>
-          </w:tcPr>
-          <w:p>
-            <w:r/>
-            <w:r>
-              <w:rPr>
-                <w:rFonts w:ascii="Calibri" w:hAnsi="Calibri"/>
-                <w:b w:val="0"/>
-                <w:i w:val="0"/>
-                <w:sz w:val="20"/>
-              </w:rPr>
-              <w:t>Output</w:t>
-            </w:r>
-          </w:p>
-        </w:tc>
-        <w:tc>
-          <w:tcPr>
-            <w:tcW w:type="dxa" w:w="2880"/>
-          </w:tcPr>
-          <w:p>
-            <w:r/>
-            <w:r>
-              <w:rPr>
-                <w:rFonts w:ascii="Calibri" w:hAnsi="Calibri"/>
-                <w:b w:val="0"/>
-                <w:i w:val="0"/>
-                <w:sz w:val="20"/>
-              </w:rPr>
-              <w:t>Answers</w:t>
-            </w:r>
-          </w:p>
-        </w:tc>
-        <w:tc>
-          <w:tcPr>
-            <w:tcW w:type="dxa" w:w="2880"/>
-          </w:tcPr>
-          <w:p>
-            <w:r/>
-            <w:r>
-              <w:rPr>
-                <w:rFonts w:ascii="Calibri" w:hAnsi="Calibri"/>
-                <w:b w:val="0"/>
-                <w:i w:val="0"/>
-                <w:sz w:val="20"/>
-              </w:rPr>
-              <w:t>Rules</w:t>
-            </w:r>
-          </w:p>
-        </w:tc>
-      </w:tr>
-      <w:tr>
-        <w:tc>
-          <w:tcPr>
-            <w:tcW w:type="dxa" w:w="2880"/>
-          </w:tcPr>
-          <w:p>
-            <w:r/>
-            <w:r>
-              <w:rPr>
-                <w:rFonts w:ascii="Calibri" w:hAnsi="Calibri"/>
-                <w:b w:val="0"/>
-                <w:i w:val="0"/>
-                <w:sz w:val="20"/>
-              </w:rPr>
-              <w:t>Who writes logic?</w:t>
-            </w:r>
-          </w:p>
-        </w:tc>
-        <w:tc>
-          <w:tcPr>
-            <w:tcW w:type="dxa" w:w="2880"/>
-          </w:tcPr>
-          <w:p>
-            <w:r/>
-            <w:r>
-              <w:rPr>
-                <w:rFonts w:ascii="Calibri" w:hAnsi="Calibri"/>
-                <w:b w:val="0"/>
-                <w:i w:val="0"/>
-                <w:sz w:val="20"/>
-              </w:rPr>
-              <w:t>Human</w:t>
-            </w:r>
-          </w:p>
-        </w:tc>
-        <w:tc>
-          <w:tcPr>
-            <w:tcW w:type="dxa" w:w="2880"/>
-          </w:tcPr>
-          <w:p>
-            <w:r/>
-            <w:r>
-              <w:rPr>
-                <w:rFonts w:ascii="Calibri" w:hAnsi="Calibri"/>
-                <w:b w:val="0"/>
-                <w:i w:val="0"/>
-                <w:sz w:val="20"/>
-              </w:rPr>
-              <w:t>Computer learns it</w:t>
-            </w:r>
-          </w:p>
-        </w:tc>
-      </w:tr>
-    </w:tbl>
-    <w:p>
-      <w:pPr>
-        <w:spacing w:after="120"/>
-      </w:pPr>
-      <w:r>
-        <w:rPr>
-          <w:rFonts w:ascii="Calibri" w:hAnsi="Calibri"/>
-          <w:b w:val="0"/>
-          <w:i/>
-          <w:sz w:val="22"/>
-        </w:rPr>
-        <w:t>Recipe Analogy: Traditional = recipe book. ML = taste 1000 dishes, figure out recipes.</w:t>
-      </w:r>
-    </w:p>
     <w:p>
       <w:r>
         <w:br w:type="page"/>
@@ -1188,7 +475,7 @@
         <w:rPr>
           <w:rFonts w:ascii="Calibri" w:hAnsi="Calibri"/>
         </w:rPr>
-        <w:t>5. AI Hierarchy: AI -&gt; ML -&gt; Deep Learning -&gt; LLMs</w:t>
+        <w:t>5. AI Hierarchy: AI -&gt; ML -&gt; DL -&gt; LLMs</w:t>
       </w:r>
     </w:p>
     <w:p>
@@ -1202,299 +489,7 @@
           <w:i w:val="0"/>
           <w:sz w:val="22"/>
         </w:rPr>
-        <w:t>Nested like Russian dolls. AI contains ML, ML contains DL, DL contains LLMs.</w:t>
-      </w:r>
-    </w:p>
-    <w:tbl>
-      <w:tblPr>
-        <w:tblStyle w:val="LightGrid-Accent1"/>
-        <w:tblW w:type="auto" w:w="0"/>
-        <w:jc w:val="center"/>
-        <w:tblLook w:firstColumn="1" w:firstRow="1" w:lastColumn="0" w:lastRow="0" w:noHBand="0" w:noVBand="1" w:val="04A0"/>
-      </w:tblPr>
-      <w:tblGrid>
-        <w:gridCol w:w="2880"/>
-        <w:gridCol w:w="2880"/>
-        <w:gridCol w:w="2880"/>
-      </w:tblGrid>
-      <w:tr>
-        <w:tc>
-          <w:tcPr>
-            <w:tcW w:type="dxa" w:w="2880"/>
-          </w:tcPr>
-          <w:p>
-            <w:r/>
-            <w:r>
-              <w:rPr>
-                <w:rFonts w:ascii="Calibri" w:hAnsi="Calibri"/>
-                <w:b/>
-                <w:i w:val="0"/>
-                <w:sz w:val="20"/>
-              </w:rPr>
-              <w:t>Level</w:t>
-            </w:r>
-          </w:p>
-        </w:tc>
-        <w:tc>
-          <w:tcPr>
-            <w:tcW w:type="dxa" w:w="2880"/>
-          </w:tcPr>
-          <w:p>
-            <w:r/>
-            <w:r>
-              <w:rPr>
-                <w:rFonts w:ascii="Calibri" w:hAnsi="Calibri"/>
-                <w:b/>
-                <w:i w:val="0"/>
-                <w:sz w:val="20"/>
-              </w:rPr>
-              <w:t>What makes it special</w:t>
-            </w:r>
-          </w:p>
-        </w:tc>
-        <w:tc>
-          <w:tcPr>
-            <w:tcW w:type="dxa" w:w="2880"/>
-          </w:tcPr>
-          <w:p>
-            <w:r/>
-            <w:r>
-              <w:rPr>
-                <w:rFonts w:ascii="Calibri" w:hAnsi="Calibri"/>
-                <w:b/>
-                <w:i w:val="0"/>
-                <w:sz w:val="20"/>
-              </w:rPr>
-              <w:t>Simple Test</w:t>
-            </w:r>
-          </w:p>
-        </w:tc>
-      </w:tr>
-      <w:tr>
-        <w:tc>
-          <w:tcPr>
-            <w:tcW w:type="dxa" w:w="2880"/>
-          </w:tcPr>
-          <w:p>
-            <w:r/>
-            <w:r>
-              <w:rPr>
-                <w:rFonts w:ascii="Calibri" w:hAnsi="Calibri"/>
-                <w:b w:val="0"/>
-                <w:i w:val="0"/>
-                <w:sz w:val="20"/>
-              </w:rPr>
-              <w:t>AI</w:t>
-            </w:r>
-          </w:p>
-        </w:tc>
-        <w:tc>
-          <w:tcPr>
-            <w:tcW w:type="dxa" w:w="2880"/>
-          </w:tcPr>
-          <w:p>
-            <w:r/>
-            <w:r>
-              <w:rPr>
-                <w:rFonts w:ascii="Calibri" w:hAnsi="Calibri"/>
-                <w:b w:val="0"/>
-                <w:i w:val="0"/>
-                <w:sz w:val="20"/>
-              </w:rPr>
-              <w:t>Acts smart (any method)</w:t>
-            </w:r>
-          </w:p>
-        </w:tc>
-        <w:tc>
-          <w:tcPr>
-            <w:tcW w:type="dxa" w:w="2880"/>
-          </w:tcPr>
-          <w:p>
-            <w:r/>
-            <w:r>
-              <w:rPr>
-                <w:rFonts w:ascii="Calibri" w:hAnsi="Calibri"/>
-                <w:b w:val="0"/>
-                <w:i w:val="0"/>
-                <w:sz w:val="20"/>
-              </w:rPr>
-              <w:t>Is the machine doing something smart?</w:t>
-            </w:r>
-          </w:p>
-        </w:tc>
-      </w:tr>
-      <w:tr>
-        <w:tc>
-          <w:tcPr>
-            <w:tcW w:type="dxa" w:w="2880"/>
-          </w:tcPr>
-          <w:p>
-            <w:r/>
-            <w:r>
-              <w:rPr>
-                <w:rFonts w:ascii="Calibri" w:hAnsi="Calibri"/>
-                <w:b w:val="0"/>
-                <w:i w:val="0"/>
-                <w:sz w:val="20"/>
-              </w:rPr>
-              <w:t>ML</w:t>
-            </w:r>
-          </w:p>
-        </w:tc>
-        <w:tc>
-          <w:tcPr>
-            <w:tcW w:type="dxa" w:w="2880"/>
-          </w:tcPr>
-          <w:p>
-            <w:r/>
-            <w:r>
-              <w:rPr>
-                <w:rFonts w:ascii="Calibri" w:hAnsi="Calibri"/>
-                <w:b w:val="0"/>
-                <w:i w:val="0"/>
-                <w:sz w:val="20"/>
-              </w:rPr>
-              <w:t>Learns from data</w:t>
-            </w:r>
-          </w:p>
-        </w:tc>
-        <w:tc>
-          <w:tcPr>
-            <w:tcW w:type="dxa" w:w="2880"/>
-          </w:tcPr>
-          <w:p>
-            <w:r/>
-            <w:r>
-              <w:rPr>
-                <w:rFonts w:ascii="Calibri" w:hAnsi="Calibri"/>
-                <w:b w:val="0"/>
-                <w:i w:val="0"/>
-                <w:sz w:val="20"/>
-              </w:rPr>
-              <w:t>Did it learn by itself from data?</w:t>
-            </w:r>
-          </w:p>
-        </w:tc>
-      </w:tr>
-      <w:tr>
-        <w:tc>
-          <w:tcPr>
-            <w:tcW w:type="dxa" w:w="2880"/>
-          </w:tcPr>
-          <w:p>
-            <w:r/>
-            <w:r>
-              <w:rPr>
-                <w:rFonts w:ascii="Calibri" w:hAnsi="Calibri"/>
-                <w:b w:val="0"/>
-                <w:i w:val="0"/>
-                <w:sz w:val="20"/>
-              </w:rPr>
-              <w:t>Deep Learning</w:t>
-            </w:r>
-          </w:p>
-        </w:tc>
-        <w:tc>
-          <w:tcPr>
-            <w:tcW w:type="dxa" w:w="2880"/>
-          </w:tcPr>
-          <w:p>
-            <w:r/>
-            <w:r>
-              <w:rPr>
-                <w:rFonts w:ascii="Calibri" w:hAnsi="Calibri"/>
-                <w:b w:val="0"/>
-                <w:i w:val="0"/>
-                <w:sz w:val="20"/>
-              </w:rPr>
-              <w:t>Neural networks with many layers</w:t>
-            </w:r>
-          </w:p>
-        </w:tc>
-        <w:tc>
-          <w:tcPr>
-            <w:tcW w:type="dxa" w:w="2880"/>
-          </w:tcPr>
-          <w:p>
-            <w:r/>
-            <w:r>
-              <w:rPr>
-                <w:rFonts w:ascii="Calibri" w:hAnsi="Calibri"/>
-                <w:b w:val="0"/>
-                <w:i w:val="0"/>
-                <w:sz w:val="20"/>
-              </w:rPr>
-              <w:t>Does it use layers for complex patterns?</w:t>
-            </w:r>
-          </w:p>
-        </w:tc>
-      </w:tr>
-      <w:tr>
-        <w:tc>
-          <w:tcPr>
-            <w:tcW w:type="dxa" w:w="2880"/>
-          </w:tcPr>
-          <w:p>
-            <w:r/>
-            <w:r>
-              <w:rPr>
-                <w:rFonts w:ascii="Calibri" w:hAnsi="Calibri"/>
-                <w:b w:val="0"/>
-                <w:i w:val="0"/>
-                <w:sz w:val="20"/>
-              </w:rPr>
-              <w:t>LLMs</w:t>
-            </w:r>
-          </w:p>
-        </w:tc>
-        <w:tc>
-          <w:tcPr>
-            <w:tcW w:type="dxa" w:w="2880"/>
-          </w:tcPr>
-          <w:p>
-            <w:r/>
-            <w:r>
-              <w:rPr>
-                <w:rFonts w:ascii="Calibri" w:hAnsi="Calibri"/>
-                <w:b w:val="0"/>
-                <w:i w:val="0"/>
-                <w:sz w:val="20"/>
-              </w:rPr>
-              <w:t>Deep Learning for language</w:t>
-            </w:r>
-          </w:p>
-        </w:tc>
-        <w:tc>
-          <w:tcPr>
-            <w:tcW w:type="dxa" w:w="2880"/>
-          </w:tcPr>
-          <w:p>
-            <w:r/>
-            <w:r>
-              <w:rPr>
-                <w:rFonts w:ascii="Calibri" w:hAnsi="Calibri"/>
-                <w:b w:val="0"/>
-                <w:i w:val="0"/>
-                <w:sz w:val="20"/>
-              </w:rPr>
-              <w:t>Is it understanding/generating text?</w:t>
-            </w:r>
-          </w:p>
-        </w:tc>
-      </w:tr>
-    </w:tbl>
-    <w:p>
-      <w:pPr>
-        <w:spacing w:after="120"/>
-      </w:pPr>
-      <w:r>
-        <w:rPr>
-          <w:rFonts w:ascii="Calibri" w:hAnsi="Calibri"/>
-          <w:b w:val="0"/>
-          <w:i/>
-          <w:sz w:val="22"/>
-        </w:rPr>
-        <w:t>Detective Team Analogy: Layer 1 finds edges -&gt; Layer 2 shapes -&gt; Layer 3 face parts -&gt; Layer 4 identifies person. "Deep" = many layers deep.</w:t>
+        <w:t>Nested like Russian dolls. DL = many layers. "Deep" = layers finding progressively complex patterns.</w:t>
       </w:r>
     </w:p>
     <w:tbl>
@@ -1575,7 +570,7 @@
                 <w:i w:val="0"/>
                 <w:sz w:val="20"/>
               </w:rPr>
-              <w:t>System of layers that finds patterns in complex data</w:t>
+              <w:t>Layers that find patterns</w:t>
             </w:r>
           </w:p>
         </w:tc>
@@ -1611,7 +606,7 @@
                 <w:i w:val="0"/>
                 <w:sz w:val="20"/>
               </w:rPr>
-              <w:t>Number telling importance of a feature</w:t>
+              <w:t>Importance number</w:t>
             </w:r>
           </w:p>
         </w:tc>
@@ -1647,7 +642,7 @@
                 <w:i w:val="0"/>
                 <w:sz w:val="20"/>
               </w:rPr>
-              <w:t>Adjusting weights: guess -&gt; check -&gt; adjust -&gt; repeat</w:t>
+              <w:t>guess -&gt; check -&gt; adjust -&gt; repeat</w:t>
             </w:r>
           </w:p>
         </w:tc>
@@ -1719,7 +714,7 @@
                 <w:i w:val="0"/>
                 <w:sz w:val="20"/>
               </w:rPr>
-              <w:t>Math trick to find which weights to adjust</w:t>
+              <w:t>Method to find which weights to fix</w:t>
             </w:r>
           </w:p>
         </w:tc>
@@ -1755,7 +750,7 @@
                 <w:i w:val="0"/>
                 <w:sz w:val="20"/>
               </w:rPr>
-              <w:t>Deep Learning for language (ChatGPT, Claude)</w:t>
+              <w:t>Deep Learning for language</w:t>
             </w:r>
           </w:p>
         </w:tc>
@@ -1788,215 +783,9 @@
           <w:i w:val="0"/>
           <w:sz w:val="22"/>
         </w:rPr>
-        <w:t>Learning WITH a teacher. Data + correct answers (labels). Model learns input-&gt;output pattern.</w:t>
+        <w:t>Learning WITH labels. Data + correct answers -&gt; model learns patterns.</w:t>
       </w:r>
     </w:p>
-    <w:p>
-      <w:pPr>
-        <w:spacing w:after="120"/>
-      </w:pPr>
-      <w:r>
-        <w:rPr>
-          <w:rFonts w:ascii="Calibri" w:hAnsi="Calibri"/>
-          <w:b w:val="0"/>
-          <w:i/>
-          <w:sz w:val="22"/>
-        </w:rPr>
-        <w:t>New Teacher: Class photo WITH names -&gt; study -&gt; identify without names. Supervised!</w:t>
-      </w:r>
-    </w:p>
-    <w:tbl>
-      <w:tblPr>
-        <w:tblStyle w:val="LightGrid-Accent1"/>
-        <w:tblW w:type="auto" w:w="0"/>
-        <w:jc w:val="center"/>
-        <w:tblLook w:firstColumn="1" w:firstRow="1" w:lastColumn="0" w:lastRow="0" w:noHBand="0" w:noVBand="1" w:val="04A0"/>
-      </w:tblPr>
-      <w:tblGrid>
-        <w:gridCol w:w="4320"/>
-        <w:gridCol w:w="4320"/>
-      </w:tblGrid>
-      <w:tr>
-        <w:tc>
-          <w:tcPr>
-            <w:tcW w:type="dxa" w:w="4320"/>
-          </w:tcPr>
-          <w:p>
-            <w:r/>
-            <w:r>
-              <w:rPr>
-                <w:rFonts w:ascii="Calibri" w:hAnsi="Calibri"/>
-                <w:b/>
-                <w:i w:val="0"/>
-                <w:sz w:val="20"/>
-              </w:rPr>
-              <w:t>Term</w:t>
-            </w:r>
-          </w:p>
-        </w:tc>
-        <w:tc>
-          <w:tcPr>
-            <w:tcW w:type="dxa" w:w="4320"/>
-          </w:tcPr>
-          <w:p>
-            <w:r/>
-            <w:r>
-              <w:rPr>
-                <w:rFonts w:ascii="Calibri" w:hAnsi="Calibri"/>
-                <w:b/>
-                <w:i w:val="0"/>
-                <w:sz w:val="20"/>
-              </w:rPr>
-              <w:t>Definition</w:t>
-            </w:r>
-          </w:p>
-        </w:tc>
-      </w:tr>
-      <w:tr>
-        <w:tc>
-          <w:tcPr>
-            <w:tcW w:type="dxa" w:w="4320"/>
-          </w:tcPr>
-          <w:p>
-            <w:r/>
-            <w:r>
-              <w:rPr>
-                <w:rFonts w:ascii="Calibri" w:hAnsi="Calibri"/>
-                <w:b w:val="0"/>
-                <w:i w:val="0"/>
-                <w:sz w:val="20"/>
-              </w:rPr>
-              <w:t>Features</w:t>
-            </w:r>
-          </w:p>
-        </w:tc>
-        <w:tc>
-          <w:tcPr>
-            <w:tcW w:type="dxa" w:w="4320"/>
-          </w:tcPr>
-          <w:p>
-            <w:r/>
-            <w:r>
-              <w:rPr>
-                <w:rFonts w:ascii="Calibri" w:hAnsi="Calibri"/>
-                <w:b w:val="0"/>
-                <w:i w:val="0"/>
-                <w:sz w:val="20"/>
-              </w:rPr>
-              <w:t>Input data / qualities</w:t>
-            </w:r>
-          </w:p>
-        </w:tc>
-      </w:tr>
-      <w:tr>
-        <w:tc>
-          <w:tcPr>
-            <w:tcW w:type="dxa" w:w="4320"/>
-          </w:tcPr>
-          <w:p>
-            <w:r/>
-            <w:r>
-              <w:rPr>
-                <w:rFonts w:ascii="Calibri" w:hAnsi="Calibri"/>
-                <w:b w:val="0"/>
-                <w:i w:val="0"/>
-                <w:sz w:val="20"/>
-              </w:rPr>
-              <w:t>Labels</w:t>
-            </w:r>
-          </w:p>
-        </w:tc>
-        <w:tc>
-          <w:tcPr>
-            <w:tcW w:type="dxa" w:w="4320"/>
-          </w:tcPr>
-          <w:p>
-            <w:r/>
-            <w:r>
-              <w:rPr>
-                <w:rFonts w:ascii="Calibri" w:hAnsi="Calibri"/>
-                <w:b w:val="0"/>
-                <w:i w:val="0"/>
-                <w:sz w:val="20"/>
-              </w:rPr>
-              <w:t>Correct answers provided</w:t>
-            </w:r>
-          </w:p>
-        </w:tc>
-      </w:tr>
-      <w:tr>
-        <w:tc>
-          <w:tcPr>
-            <w:tcW w:type="dxa" w:w="4320"/>
-          </w:tcPr>
-          <w:p>
-            <w:r/>
-            <w:r>
-              <w:rPr>
-                <w:rFonts w:ascii="Calibri" w:hAnsi="Calibri"/>
-                <w:b w:val="0"/>
-                <w:i w:val="0"/>
-                <w:sz w:val="20"/>
-              </w:rPr>
-              <w:t>Classification</w:t>
-            </w:r>
-          </w:p>
-        </w:tc>
-        <w:tc>
-          <w:tcPr>
-            <w:tcW w:type="dxa" w:w="4320"/>
-          </w:tcPr>
-          <w:p>
-            <w:r/>
-            <w:r>
-              <w:rPr>
-                <w:rFonts w:ascii="Calibri" w:hAnsi="Calibri"/>
-                <w:b w:val="0"/>
-                <w:i w:val="0"/>
-                <w:sz w:val="20"/>
-              </w:rPr>
-              <w:t>Predict a WORD/CATEGORY</w:t>
-            </w:r>
-          </w:p>
-        </w:tc>
-      </w:tr>
-      <w:tr>
-        <w:tc>
-          <w:tcPr>
-            <w:tcW w:type="dxa" w:w="4320"/>
-          </w:tcPr>
-          <w:p>
-            <w:r/>
-            <w:r>
-              <w:rPr>
-                <w:rFonts w:ascii="Calibri" w:hAnsi="Calibri"/>
-                <w:b w:val="0"/>
-                <w:i w:val="0"/>
-                <w:sz w:val="20"/>
-              </w:rPr>
-              <w:t>Regression</w:t>
-            </w:r>
-          </w:p>
-        </w:tc>
-        <w:tc>
-          <w:tcPr>
-            <w:tcW w:type="dxa" w:w="4320"/>
-          </w:tcPr>
-          <w:p>
-            <w:r/>
-            <w:r>
-              <w:rPr>
-                <w:rFonts w:ascii="Calibri" w:hAnsi="Calibri"/>
-                <w:b w:val="0"/>
-                <w:i w:val="0"/>
-                <w:sz w:val="20"/>
-              </w:rPr>
-              <w:t>Predict a NUMBER</w:t>
-            </w:r>
-          </w:p>
-        </w:tc>
-      </w:tr>
-    </w:tbl>
     <w:p>
       <w:pPr>
         <w:spacing w:after="120"/>
@@ -2022,7 +811,7 @@
           <w:i w:val="0"/>
           <w:sz w:val="22"/>
         </w:rPr>
-        <w:t>Regression = answer is a NUMBER (Rs 350K, 32 deg C, 87 marks)</w:t>
+        <w:t>Regression = answer is a NUMBER (Rs 350K, 87 marks)</w:t>
       </w:r>
     </w:p>
     <w:p>
@@ -2033,7 +822,7 @@
         <w:rPr>
           <w:rFonts w:ascii="Calibri" w:hAnsi="Calibri"/>
         </w:rPr>
-        <w:t>Famous Classification Models</w:t>
+        <w:t>Classification Models</w:t>
       </w:r>
     </w:p>
     <w:tbl>
@@ -2079,7 +868,7 @@
                 <w:i w:val="0"/>
                 <w:sz w:val="20"/>
               </w:rPr>
-              <w:t>How it works</w:t>
+              <w:t>How</w:t>
             </w:r>
           </w:p>
         </w:tc>
@@ -2132,7 +921,7 @@
                 <w:i w:val="0"/>
                 <w:sz w:val="20"/>
               </w:rPr>
-              <w:t>Line between two groups</w:t>
+              <w:t>Line between groups</w:t>
             </w:r>
           </w:p>
         </w:tc>
@@ -2149,7 +938,7 @@
                 <w:i w:val="0"/>
                 <w:sz w:val="20"/>
               </w:rPr>
-              <w:t>Fence between apples &amp; oranges</w:t>
+              <w:t>Fence</w:t>
             </w:r>
           </w:p>
         </w:tc>
@@ -2185,7 +974,7 @@
                 <w:i w:val="0"/>
                 <w:sz w:val="20"/>
               </w:rPr>
-              <w:t>Flowchart yes/no questions</w:t>
+              <w:t>Yes/No flowchart</w:t>
             </w:r>
           </w:p>
         </w:tc>
@@ -2202,7 +991,7 @@
                 <w:i w:val="0"/>
                 <w:sz w:val="20"/>
               </w:rPr>
-              <w:t>Playing 20 Questions</w:t>
+              <w:t>20 Questions</w:t>
             </w:r>
           </w:p>
         </w:tc>
@@ -2255,7 +1044,7 @@
                 <w:i w:val="0"/>
                 <w:sz w:val="20"/>
               </w:rPr>
-              <w:t>100 doctors, majority wins</w:t>
+              <w:t>100 doctors</w:t>
             </w:r>
           </w:p>
         </w:tc>
@@ -2291,7 +1080,7 @@
                 <w:i w:val="0"/>
                 <w:sz w:val="20"/>
               </w:rPr>
-              <w:t>Best boundary with max gap</w:t>
+              <w:t>Best boundary max gap</w:t>
             </w:r>
           </w:p>
         </w:tc>
@@ -2308,7 +1097,7 @@
                 <w:i w:val="0"/>
                 <w:sz w:val="20"/>
               </w:rPr>
-              <w:t>Wall with max empty space</w:t>
+              <w:t>Wall with space</w:t>
             </w:r>
           </w:p>
         </w:tc>
@@ -2344,7 +1133,7 @@
                 <w:i w:val="0"/>
                 <w:sz w:val="20"/>
               </w:rPr>
-              <w:t>K closest neighbors decide</w:t>
+              <w:t>K closest neighbors</w:t>
             </w:r>
           </w:p>
         </w:tc>
@@ -2361,7 +1150,7 @@
                 <w:i w:val="0"/>
                 <w:sz w:val="20"/>
               </w:rPr>
-              <w:t>Rich neighbors = expensive house</w:t>
+              <w:t>Rich neighbors</w:t>
             </w:r>
           </w:p>
         </w:tc>
@@ -2375,7 +1164,7 @@
         <w:rPr>
           <w:rFonts w:ascii="Calibri" w:hAnsi="Calibri"/>
         </w:rPr>
-        <w:t>Famous Regression Models</w:t>
+        <w:t>Regression Models</w:t>
       </w:r>
     </w:p>
     <w:tbl>
@@ -2421,7 +1210,7 @@
                 <w:i w:val="0"/>
                 <w:sz w:val="20"/>
               </w:rPr>
-              <w:t>How it works</w:t>
+              <w:t>How</w:t>
             </w:r>
           </w:p>
         </w:tc>
@@ -2474,7 +1263,7 @@
                 <w:i w:val="0"/>
                 <w:sz w:val="20"/>
               </w:rPr>
-              <w:t>Best straight line</w:t>
+              <w:t>Straight line</w:t>
             </w:r>
           </w:p>
         </w:tc>
@@ -2491,7 +1280,7 @@
                 <w:i w:val="0"/>
                 <w:sz w:val="20"/>
               </w:rPr>
-              <w:t>House size vs price line</w:t>
+              <w:t>Size vs price</w:t>
             </w:r>
           </w:p>
         </w:tc>
@@ -2510,7 +1299,7 @@
                 <w:i w:val="0"/>
                 <w:sz w:val="20"/>
               </w:rPr>
-              <w:t>Polynomial Regression</w:t>
+              <w:t>Polynomial</w:t>
             </w:r>
           </w:p>
         </w:tc>
@@ -2544,7 +1333,7 @@
                 <w:i w:val="0"/>
                 <w:sz w:val="20"/>
               </w:rPr>
-              <w:t>Real life not always straight</w:t>
+              <w:t>Life not always straight</w:t>
             </w:r>
           </w:p>
         </w:tc>
@@ -2563,7 +1352,7 @@
                 <w:i w:val="0"/>
                 <w:sz w:val="20"/>
               </w:rPr>
-              <w:t>Random Forest Regression</w:t>
+              <w:t>Random Forest</w:t>
             </w:r>
           </w:p>
         </w:tc>
@@ -2597,7 +1386,7 @@
                 <w:i w:val="0"/>
                 <w:sz w:val="20"/>
               </w:rPr>
-              <w:t>Same as classification but numbers</w:t>
+              <w:t>Same but numbers</w:t>
             </w:r>
           </w:p>
         </w:tc>
@@ -2650,7 +1439,7 @@
                 <w:i w:val="0"/>
                 <w:sz w:val="20"/>
               </w:rPr>
-              <w:t>Most powerful, needs lots of data</w:t>
+              <w:t>Most powerful</w:t>
             </w:r>
           </w:p>
         </w:tc>
@@ -2683,21 +1472,7 @@
           <w:i w:val="0"/>
           <w:sz w:val="22"/>
         </w:rPr>
-        <w:t>Learning WITHOUT a teacher. Data with NO labels. Computer finds patterns alone.</w:t>
-      </w:r>
-    </w:p>
-    <w:p>
-      <w:pPr>
-        <w:spacing w:after="120"/>
-      </w:pPr>
-      <w:r>
-        <w:rPr>
-          <w:rFonts w:ascii="Calibri" w:hAnsi="Calibri"/>
-          <w:b w:val="0"/>
-          <w:i/>
-          <w:sz w:val="22"/>
-        </w:rPr>
-        <w:t>School Photo Without Names: Group 50 photos by similarity - nobody told you how.</w:t>
+        <w:t>No labels. Computer finds patterns alone.</w:t>
       </w:r>
     </w:p>
     <w:p>
@@ -2711,7 +1486,7 @@
           <w:i w:val="0"/>
           <w:sz w:val="22"/>
         </w:rPr>
-        <w:t>Clustering = "Group similar things together"</w:t>
+        <w:t>Clustering = group similar things</w:t>
       </w:r>
     </w:p>
     <w:p>
@@ -2725,7 +1500,37 @@
           <w:i w:val="0"/>
           <w:sz w:val="22"/>
         </w:rPr>
-        <w:t>Anomaly Detection = "Find the weird one that doesn't fit"</w:t>
+        <w:t>Anomaly Detection = find the weird one</w:t>
+      </w:r>
+    </w:p>
+    <w:p>
+      <w:r>
+        <w:br w:type="page"/>
+      </w:r>
+    </w:p>
+    <w:p>
+      <w:pPr>
+        <w:pStyle w:val="Heading1"/>
+      </w:pPr>
+      <w:r>
+        <w:rPr>
+          <w:rFonts w:ascii="Calibri" w:hAnsi="Calibri"/>
+        </w:rPr>
+        <w:t>8. Reinforcement Learning</w:t>
+      </w:r>
+    </w:p>
+    <w:p>
+      <w:pPr>
+        <w:spacing w:after="120"/>
+      </w:pPr>
+      <w:r>
+        <w:rPr>
+          <w:rFonts w:ascii="Calibri" w:hAnsi="Calibri"/>
+          <w:b w:val="0"/>
+          <w:i w:val="0"/>
+          <w:sz w:val="22"/>
+        </w:rPr>
+        <w:t>Agent learns by trying + feedback. We define WHAT (goal). Model discovers HOW (strategy).</w:t>
       </w:r>
     </w:p>
     <w:tbl>
@@ -2754,6 +1559,7 @@
                 <w:i w:val="0"/>
                 <w:sz w:val="20"/>
               </w:rPr>
+              <w:t>Term</w:t>
             </w:r>
           </w:p>
         </w:tc>
@@ -2770,7 +1576,7 @@
                 <w:i w:val="0"/>
                 <w:sz w:val="20"/>
               </w:rPr>
-              <w:t>Supervised</w:t>
+              <w:t>Meaning</w:t>
             </w:r>
           </w:p>
         </w:tc>
@@ -2787,7 +1593,7 @@
                 <w:i w:val="0"/>
                 <w:sz w:val="20"/>
               </w:rPr>
-              <w:t>Unsupervised</w:t>
+              <w:t>Example</w:t>
             </w:r>
           </w:p>
         </w:tc>
@@ -2806,7 +1612,7 @@
                 <w:i w:val="0"/>
                 <w:sz w:val="20"/>
               </w:rPr>
-              <w:t>Labels?</w:t>
+              <w:t>Agent</w:t>
             </w:r>
           </w:p>
         </w:tc>
@@ -2823,7 +1629,7 @@
                 <w:i w:val="0"/>
                 <w:sz w:val="20"/>
               </w:rPr>
-              <w:t>YES</w:t>
+              <w:t>Learner</w:t>
             </w:r>
           </w:p>
         </w:tc>
@@ -2840,7 +1646,7 @@
                 <w:i w:val="0"/>
                 <w:sz w:val="20"/>
               </w:rPr>
-              <w:t>NO</w:t>
+              <w:t>You / Batsman</w:t>
             </w:r>
           </w:p>
         </w:tc>
@@ -2859,7 +1665,7 @@
                 <w:i w:val="0"/>
                 <w:sz w:val="20"/>
               </w:rPr>
-              <w:t>What it does</w:t>
+              <w:t>Environment</w:t>
             </w:r>
           </w:p>
         </w:tc>
@@ -2876,7 +1682,7 @@
                 <w:i w:val="0"/>
                 <w:sz w:val="20"/>
               </w:rPr>
-              <w:t>Learns input -&gt; answer</w:t>
+              <w:t>World</w:t>
             </w:r>
           </w:p>
         </w:tc>
@@ -2893,7 +1699,7 @@
                 <w:i w:val="0"/>
                 <w:sz w:val="20"/>
               </w:rPr>
-              <w:t>Finds groups or spots odd things</w:t>
+              <w:t>Road / Pitch</w:t>
             </w:r>
           </w:p>
         </w:tc>
@@ -2912,7 +1718,7 @@
                 <w:i w:val="0"/>
                 <w:sz w:val="20"/>
               </w:rPr>
-              <w:t>Types</w:t>
+              <w:t>Reward</w:t>
             </w:r>
           </w:p>
         </w:tc>
@@ -2929,7 +1735,7 @@
                 <w:i w:val="0"/>
                 <w:sz w:val="20"/>
               </w:rPr>
-              <w:t>Classification, Regression</w:t>
+              <w:t>Good feedback</w:t>
             </w:r>
           </w:p>
         </w:tc>
@@ -2946,491 +1752,7 @@
                 <w:i w:val="0"/>
                 <w:sz w:val="20"/>
               </w:rPr>
-              <w:t>Clustering, Anomaly Detection</w:t>
-            </w:r>
-          </w:p>
-        </w:tc>
-      </w:tr>
-    </w:tbl>
-    <w:p>
-      <w:r>
-        <w:br w:type="page"/>
-      </w:r>
-    </w:p>
-    <w:p>
-      <w:pPr>
-        <w:pStyle w:val="Heading1"/>
-      </w:pPr>
-      <w:r>
-        <w:rPr>
-          <w:rFonts w:ascii="Calibri" w:hAnsi="Calibri"/>
-        </w:rPr>
-        <w:t>8. Reinforcement Learning</w:t>
-      </w:r>
-    </w:p>
-    <w:p>
-      <w:pPr>
-        <w:spacing w:after="120"/>
-      </w:pPr>
-      <w:r>
-        <w:rPr>
-          <w:rFonts w:ascii="Calibri" w:hAnsi="Calibri"/>
-          <w:b w:val="0"/>
-          <w:i w:val="0"/>
-          <w:sz w:val="22"/>
-        </w:rPr>
-        <w:t>Agent learns by trying + feedback (reward/penalty). We define WHAT success looks like. Model discovers HOW.</w:t>
-      </w:r>
-    </w:p>
-    <w:tbl>
-      <w:tblPr>
-        <w:tblStyle w:val="LightGrid-Accent1"/>
-        <w:tblW w:type="auto" w:w="0"/>
-        <w:jc w:val="center"/>
-        <w:tblLook w:firstColumn="1" w:firstRow="1" w:lastColumn="0" w:lastRow="0" w:noHBand="0" w:noVBand="1" w:val="04A0"/>
-      </w:tblPr>
-      <w:tblGrid>
-        <w:gridCol w:w="2160"/>
-        <w:gridCol w:w="2160"/>
-        <w:gridCol w:w="2160"/>
-        <w:gridCol w:w="2160"/>
-      </w:tblGrid>
-      <w:tr>
-        <w:tc>
-          <w:tcPr>
-            <w:tcW w:type="dxa" w:w="2160"/>
-          </w:tcPr>
-          <w:p>
-            <w:r/>
-            <w:r>
-              <w:rPr>
-                <w:rFonts w:ascii="Calibri" w:hAnsi="Calibri"/>
-                <w:b/>
-                <w:i w:val="0"/>
-                <w:sz w:val="20"/>
-              </w:rPr>
-              <w:t>Term</w:t>
-            </w:r>
-          </w:p>
-        </w:tc>
-        <w:tc>
-          <w:tcPr>
-            <w:tcW w:type="dxa" w:w="2160"/>
-          </w:tcPr>
-          <w:p>
-            <w:r/>
-            <w:r>
-              <w:rPr>
-                <w:rFonts w:ascii="Calibri" w:hAnsi="Calibri"/>
-                <w:b/>
-                <w:i w:val="0"/>
-                <w:sz w:val="20"/>
-              </w:rPr>
-              <w:t>Meaning</w:t>
-            </w:r>
-          </w:p>
-        </w:tc>
-        <w:tc>
-          <w:tcPr>
-            <w:tcW w:type="dxa" w:w="2160"/>
-          </w:tcPr>
-          <w:p>
-            <w:r/>
-            <w:r>
-              <w:rPr>
-                <w:rFonts w:ascii="Calibri" w:hAnsi="Calibri"/>
-                <w:b/>
-                <w:i w:val="0"/>
-                <w:sz w:val="20"/>
-              </w:rPr>
-              <w:t>Bicycle</w:t>
-            </w:r>
-          </w:p>
-        </w:tc>
-        <w:tc>
-          <w:tcPr>
-            <w:tcW w:type="dxa" w:w="2160"/>
-          </w:tcPr>
-          <w:p>
-            <w:r/>
-            <w:r>
-              <w:rPr>
-                <w:rFonts w:ascii="Calibri" w:hAnsi="Calibri"/>
-                <w:b/>
-                <w:i w:val="0"/>
-                <w:sz w:val="20"/>
-              </w:rPr>
-              <w:t>Cricket</w:t>
-            </w:r>
-          </w:p>
-        </w:tc>
-      </w:tr>
-      <w:tr>
-        <w:tc>
-          <w:tcPr>
-            <w:tcW w:type="dxa" w:w="2160"/>
-          </w:tcPr>
-          <w:p>
-            <w:r/>
-            <w:r>
-              <w:rPr>
-                <w:rFonts w:ascii="Calibri" w:hAnsi="Calibri"/>
-                <w:b w:val="0"/>
-                <w:i w:val="0"/>
-                <w:sz w:val="20"/>
-              </w:rPr>
-              <w:t>Agent</w:t>
-            </w:r>
-          </w:p>
-        </w:tc>
-        <w:tc>
-          <w:tcPr>
-            <w:tcW w:type="dxa" w:w="2160"/>
-          </w:tcPr>
-          <w:p>
-            <w:r/>
-            <w:r>
-              <w:rPr>
-                <w:rFonts w:ascii="Calibri" w:hAnsi="Calibri"/>
-                <w:b w:val="0"/>
-                <w:i w:val="0"/>
-                <w:sz w:val="20"/>
-              </w:rPr>
-              <w:t>The learner</w:t>
-            </w:r>
-          </w:p>
-        </w:tc>
-        <w:tc>
-          <w:tcPr>
-            <w:tcW w:type="dxa" w:w="2160"/>
-          </w:tcPr>
-          <w:p>
-            <w:r/>
-            <w:r>
-              <w:rPr>
-                <w:rFonts w:ascii="Calibri" w:hAnsi="Calibri"/>
-                <w:b w:val="0"/>
-                <w:i w:val="0"/>
-                <w:sz w:val="20"/>
-              </w:rPr>
-              <w:t>You</w:t>
-            </w:r>
-          </w:p>
-        </w:tc>
-        <w:tc>
-          <w:tcPr>
-            <w:tcW w:type="dxa" w:w="2160"/>
-          </w:tcPr>
-          <w:p>
-            <w:r/>
-            <w:r>
-              <w:rPr>
-                <w:rFonts w:ascii="Calibri" w:hAnsi="Calibri"/>
-                <w:b w:val="0"/>
-                <w:i w:val="0"/>
-                <w:sz w:val="20"/>
-              </w:rPr>
-              <w:t>Batsman</w:t>
-            </w:r>
-          </w:p>
-        </w:tc>
-      </w:tr>
-      <w:tr>
-        <w:tc>
-          <w:tcPr>
-            <w:tcW w:type="dxa" w:w="2160"/>
-          </w:tcPr>
-          <w:p>
-            <w:r/>
-            <w:r>
-              <w:rPr>
-                <w:rFonts w:ascii="Calibri" w:hAnsi="Calibri"/>
-                <w:b w:val="0"/>
-                <w:i w:val="0"/>
-                <w:sz w:val="20"/>
-              </w:rPr>
-              <w:t>Environment</w:t>
-            </w:r>
-          </w:p>
-        </w:tc>
-        <w:tc>
-          <w:tcPr>
-            <w:tcW w:type="dxa" w:w="2160"/>
-          </w:tcPr>
-          <w:p>
-            <w:r/>
-            <w:r>
-              <w:rPr>
-                <w:rFonts w:ascii="Calibri" w:hAnsi="Calibri"/>
-                <w:b w:val="0"/>
-                <w:i w:val="0"/>
-                <w:sz w:val="20"/>
-              </w:rPr>
-              <w:t>The world</w:t>
-            </w:r>
-          </w:p>
-        </w:tc>
-        <w:tc>
-          <w:tcPr>
-            <w:tcW w:type="dxa" w:w="2160"/>
-          </w:tcPr>
-          <w:p>
-            <w:r/>
-            <w:r>
-              <w:rPr>
-                <w:rFonts w:ascii="Calibri" w:hAnsi="Calibri"/>
-                <w:b w:val="0"/>
-                <w:i w:val="0"/>
-                <w:sz w:val="20"/>
-              </w:rPr>
-              <w:t>Road</w:t>
-            </w:r>
-          </w:p>
-        </w:tc>
-        <w:tc>
-          <w:tcPr>
-            <w:tcW w:type="dxa" w:w="2160"/>
-          </w:tcPr>
-          <w:p>
-            <w:r/>
-            <w:r>
-              <w:rPr>
-                <w:rFonts w:ascii="Calibri" w:hAnsi="Calibri"/>
-                <w:b w:val="0"/>
-                <w:i w:val="0"/>
-                <w:sz w:val="20"/>
-              </w:rPr>
-              <w:t>Cricket pitch</w:t>
-            </w:r>
-          </w:p>
-        </w:tc>
-      </w:tr>
-      <w:tr>
-        <w:tc>
-          <w:tcPr>
-            <w:tcW w:type="dxa" w:w="2160"/>
-          </w:tcPr>
-          <w:p>
-            <w:r/>
-            <w:r>
-              <w:rPr>
-                <w:rFonts w:ascii="Calibri" w:hAnsi="Calibri"/>
-                <w:b w:val="0"/>
-                <w:i w:val="0"/>
-                <w:sz w:val="20"/>
-              </w:rPr>
-              <w:t>Reward</w:t>
-            </w:r>
-          </w:p>
-        </w:tc>
-        <w:tc>
-          <w:tcPr>
-            <w:tcW w:type="dxa" w:w="2160"/>
-          </w:tcPr>
-          <w:p>
-            <w:r/>
-            <w:r>
-              <w:rPr>
-                <w:rFonts w:ascii="Calibri" w:hAnsi="Calibri"/>
-                <w:b w:val="0"/>
-                <w:i w:val="0"/>
-                <w:sz w:val="20"/>
-              </w:rPr>
-              <w:t>Good feedback</w:t>
-            </w:r>
-          </w:p>
-        </w:tc>
-        <w:tc>
-          <w:tcPr>
-            <w:tcW w:type="dxa" w:w="2160"/>
-          </w:tcPr>
-          <w:p>
-            <w:r/>
-            <w:r>
-              <w:rPr>
-                <w:rFonts w:ascii="Calibri" w:hAnsi="Calibri"/>
-                <w:b w:val="0"/>
-                <w:i w:val="0"/>
-                <w:sz w:val="20"/>
-              </w:rPr>
-              <w:t>Balanced!</w:t>
-            </w:r>
-          </w:p>
-        </w:tc>
-        <w:tc>
-          <w:tcPr>
-            <w:tcW w:type="dxa" w:w="2160"/>
-          </w:tcPr>
-          <w:p>
-            <w:r/>
-            <w:r>
-              <w:rPr>
-                <w:rFonts w:ascii="Calibri" w:hAnsi="Calibri"/>
-                <w:b w:val="0"/>
-                <w:i w:val="0"/>
-                <w:sz w:val="20"/>
-              </w:rPr>
-              <w:t>Hit a four</w:t>
-            </w:r>
-          </w:p>
-        </w:tc>
-      </w:tr>
-      <w:tr>
-        <w:tc>
-          <w:tcPr>
-            <w:tcW w:type="dxa" w:w="2160"/>
-          </w:tcPr>
-          <w:p>
-            <w:r/>
-            <w:r>
-              <w:rPr>
-                <w:rFonts w:ascii="Calibri" w:hAnsi="Calibri"/>
-                <w:b w:val="0"/>
-                <w:i w:val="0"/>
-                <w:sz w:val="20"/>
-              </w:rPr>
-              <w:t>Penalty</w:t>
-            </w:r>
-          </w:p>
-        </w:tc>
-        <w:tc>
-          <w:tcPr>
-            <w:tcW w:type="dxa" w:w="2160"/>
-          </w:tcPr>
-          <w:p>
-            <w:r/>
-            <w:r>
-              <w:rPr>
-                <w:rFonts w:ascii="Calibri" w:hAnsi="Calibri"/>
-                <w:b w:val="0"/>
-                <w:i w:val="0"/>
-                <w:sz w:val="20"/>
-              </w:rPr>
-              <w:t>Bad feedback</w:t>
-            </w:r>
-          </w:p>
-        </w:tc>
-        <w:tc>
-          <w:tcPr>
-            <w:tcW w:type="dxa" w:w="2160"/>
-          </w:tcPr>
-          <w:p>
-            <w:r/>
-            <w:r>
-              <w:rPr>
-                <w:rFonts w:ascii="Calibri" w:hAnsi="Calibri"/>
-                <w:b w:val="0"/>
-                <w:i w:val="0"/>
-                <w:sz w:val="20"/>
-              </w:rPr>
-              <w:t>Fell down</w:t>
-            </w:r>
-          </w:p>
-        </w:tc>
-        <w:tc>
-          <w:tcPr>
-            <w:tcW w:type="dxa" w:w="2160"/>
-          </w:tcPr>
-          <w:p>
-            <w:r/>
-            <w:r>
-              <w:rPr>
-                <w:rFonts w:ascii="Calibri" w:hAnsi="Calibri"/>
-                <w:b w:val="0"/>
-                <w:i w:val="0"/>
-                <w:sz w:val="20"/>
-              </w:rPr>
-              <w:t>Got out</w:t>
-            </w:r>
-          </w:p>
-        </w:tc>
-      </w:tr>
-    </w:tbl>
-    <w:p>
-      <w:pPr>
-        <w:spacing w:after="120"/>
-      </w:pPr>
-      <w:r>
-        <w:rPr>
-          <w:rFonts w:ascii="Calibri" w:hAnsi="Calibri"/>
-          <w:b w:val="0"/>
-          <w:i/>
-          <w:sz w:val="22"/>
-        </w:rPr>
-        <w:t>Chai Analogy: "Make chai. Good = happy. Bad = face. Figure it out." After 50 attempts = perfect!</w:t>
-      </w:r>
-    </w:p>
-    <w:p>
-      <w:pPr>
-        <w:pStyle w:val="Heading2"/>
-      </w:pPr>
-      <w:r>
-        <w:rPr>
-          <w:rFonts w:ascii="Calibri" w:hAnsi="Calibri"/>
-        </w:rPr>
-        <w:t>Traditional vs Reinforcement</w:t>
-      </w:r>
-    </w:p>
-    <w:tbl>
-      <w:tblPr>
-        <w:tblStyle w:val="LightGrid-Accent1"/>
-        <w:tblW w:type="auto" w:w="0"/>
-        <w:jc w:val="center"/>
-        <w:tblLook w:firstColumn="1" w:firstRow="1" w:lastColumn="0" w:lastRow="0" w:noHBand="0" w:noVBand="1" w:val="04A0"/>
-      </w:tblPr>
-      <w:tblGrid>
-        <w:gridCol w:w="2880"/>
-        <w:gridCol w:w="2880"/>
-        <w:gridCol w:w="2880"/>
-      </w:tblGrid>
-      <w:tr>
-        <w:tc>
-          <w:tcPr>
-            <w:tcW w:type="dxa" w:w="2880"/>
-          </w:tcPr>
-          <w:p>
-            <w:r/>
-            <w:r>
-              <w:rPr>
-                <w:rFonts w:ascii="Calibri" w:hAnsi="Calibri"/>
-                <w:b/>
-                <w:i w:val="0"/>
-                <w:sz w:val="20"/>
-              </w:rPr>
-            </w:r>
-          </w:p>
-        </w:tc>
-        <w:tc>
-          <w:tcPr>
-            <w:tcW w:type="dxa" w:w="2880"/>
-          </w:tcPr>
-          <w:p>
-            <w:r/>
-            <w:r>
-              <w:rPr>
-                <w:rFonts w:ascii="Calibri" w:hAnsi="Calibri"/>
-                <w:b/>
-                <w:i w:val="0"/>
-                <w:sz w:val="20"/>
-              </w:rPr>
-              <w:t>Traditional</w:t>
-            </w:r>
-          </w:p>
-        </w:tc>
-        <w:tc>
-          <w:tcPr>
-            <w:tcW w:type="dxa" w:w="2880"/>
-          </w:tcPr>
-          <w:p>
-            <w:r/>
-            <w:r>
-              <w:rPr>
-                <w:rFonts w:ascii="Calibri" w:hAnsi="Calibri"/>
-                <w:b/>
-                <w:i w:val="0"/>
-                <w:sz w:val="20"/>
-              </w:rPr>
-              <w:t>Reinforcement</w:t>
+              <w:t>Balanced! / Four!</w:t>
             </w:r>
           </w:p>
         </w:tc>
@@ -3449,7 +1771,7 @@
                 <w:i w:val="0"/>
                 <w:sz w:val="20"/>
               </w:rPr>
-              <w:t>We define</w:t>
+              <w:t>Penalty</w:t>
             </w:r>
           </w:p>
         </w:tc>
@@ -3466,7 +1788,7 @@
                 <w:i w:val="0"/>
                 <w:sz w:val="20"/>
               </w:rPr>
-              <w:t>Goal + exact steps (HOW)</w:t>
+              <w:t>Bad feedback</w:t>
             </w:r>
           </w:p>
         </w:tc>
@@ -3483,60 +1805,7 @@
                 <w:i w:val="0"/>
                 <w:sz w:val="20"/>
               </w:rPr>
-              <w:t>Only goal (WHAT)</w:t>
-            </w:r>
-          </w:p>
-        </w:tc>
-      </w:tr>
-      <w:tr>
-        <w:tc>
-          <w:tcPr>
-            <w:tcW w:type="dxa" w:w="2880"/>
-          </w:tcPr>
-          <w:p>
-            <w:r/>
-            <w:r>
-              <w:rPr>
-                <w:rFonts w:ascii="Calibri" w:hAnsi="Calibri"/>
-                <w:b w:val="0"/>
-                <w:i w:val="0"/>
-                <w:sz w:val="20"/>
-              </w:rPr>
-              <w:t>Model does</w:t>
-            </w:r>
-          </w:p>
-        </w:tc>
-        <w:tc>
-          <w:tcPr>
-            <w:tcW w:type="dxa" w:w="2880"/>
-          </w:tcPr>
-          <w:p>
-            <w:r/>
-            <w:r>
-              <w:rPr>
-                <w:rFonts w:ascii="Calibri" w:hAnsi="Calibri"/>
-                <w:b w:val="0"/>
-                <w:i w:val="0"/>
-                <w:sz w:val="20"/>
-              </w:rPr>
-              <w:t>Follows rules blindly</w:t>
-            </w:r>
-          </w:p>
-        </w:tc>
-        <w:tc>
-          <w:tcPr>
-            <w:tcW w:type="dxa" w:w="2880"/>
-          </w:tcPr>
-          <w:p>
-            <w:r/>
-            <w:r>
-              <w:rPr>
-                <w:rFonts w:ascii="Calibri" w:hAnsi="Calibri"/>
-                <w:b w:val="0"/>
-                <w:i w:val="0"/>
-                <w:sz w:val="20"/>
-              </w:rPr>
-              <w:t>Discovers strategy itself</w:t>
+              <w:t>Fell / Got out</w:t>
             </w:r>
           </w:p>
         </w:tc>
@@ -3596,7 +1865,7 @@
                 <w:i w:val="0"/>
                 <w:sz w:val="20"/>
               </w:rPr>
-              <w:t>What it answers</w:t>
+              <w:t>Answers</w:t>
             </w:r>
           </w:p>
         </w:tc>
@@ -3613,7 +1882,7 @@
                 <w:i w:val="0"/>
                 <w:sz w:val="20"/>
               </w:rPr>
-              <w:t>Cricket Example</w:t>
+              <w:t>Cricket</w:t>
             </w:r>
           </w:p>
         </w:tc>
@@ -3649,7 +1918,7 @@
                 <w:i w:val="0"/>
                 <w:sz w:val="20"/>
               </w:rPr>
-              <w:t>"WHAT is this?"</w:t>
+              <w:t>WHAT is this?</w:t>
             </w:r>
           </w:p>
         </w:tc>
@@ -3666,7 +1935,7 @@
                 <w:i w:val="0"/>
                 <w:sz w:val="20"/>
               </w:rPr>
-              <w:t>That's a ball, that's a bat</w:t>
+              <w:t>Ball, bat, bowler</w:t>
             </w:r>
           </w:p>
         </w:tc>
@@ -3702,7 +1971,7 @@
                 <w:i w:val="0"/>
                 <w:sz w:val="20"/>
               </w:rPr>
-              <w:t>"What PATTERNS?"</w:t>
+              <w:t>What PATTERNS?</w:t>
             </w:r>
           </w:p>
         </w:tc>
@@ -3719,7 +1988,7 @@
                 <w:i w:val="0"/>
                 <w:sz w:val="20"/>
               </w:rPr>
-              <w:t>Fielders stand in certain positions</w:t>
+              <w:t>Fielding positions</w:t>
             </w:r>
           </w:p>
         </w:tc>
@@ -3755,7 +2024,7 @@
                 <w:i w:val="0"/>
                 <w:sz w:val="20"/>
               </w:rPr>
-              <w:t>"HOW to do well?"</w:t>
+              <w:t>HOW to do well?</w:t>
             </w:r>
           </w:p>
         </w:tc>
@@ -3772,7 +2041,7 @@
                 <w:i w:val="0"/>
                 <w:sz w:val="20"/>
               </w:rPr>
-              <w:t>When to hit vs defend</w:t>
+              <w:t>Hit or defend?</w:t>
             </w:r>
           </w:p>
         </w:tc>
@@ -3786,7 +2055,51 @@
         <w:rPr>
           <w:rFonts w:ascii="Calibri" w:hAnsi="Calibri"/>
         </w:rPr>
-        <w:t>Real Project: Exam Monitoring Bot</w:t>
+        <w:t>Real Projects Use All 3</w:t>
+      </w:r>
+    </w:p>
+    <w:p>
+      <w:pPr>
+        <w:spacing w:after="120"/>
+      </w:pPr>
+      <w:r>
+        <w:rPr>
+          <w:rFonts w:ascii="Calibri" w:hAnsi="Calibri"/>
+          <w:b w:val="0"/>
+          <w:i w:val="0"/>
+          <w:sz w:val="22"/>
+        </w:rPr>
+        <w:t>Exam Bot: Supervised (recognize cheating) + Unsupervised (spot unusual) + RL (when to alert)</w:t>
+      </w:r>
+    </w:p>
+    <w:p>
+      <w:pPr>
+        <w:spacing w:after="120"/>
+      </w:pPr>
+      <w:r>
+        <w:rPr>
+          <w:rFonts w:ascii="Calibri" w:hAnsi="Calibri"/>
+          <w:b w:val="0"/>
+          <w:i w:val="0"/>
+          <w:sz w:val="22"/>
+        </w:rPr>
+        <w:t>Self-Driving: Priority system. Human life &gt;&gt; Injury &gt;&gt; Car damage. Evaluates ALL options in 0.001 seconds.</w:t>
+      </w:r>
+    </w:p>
+    <w:p>
+      <w:r>
+        <w:br w:type="page"/>
+      </w:r>
+    </w:p>
+    <w:p>
+      <w:pPr>
+        <w:pStyle w:val="Heading1"/>
+      </w:pPr>
+      <w:r>
+        <w:rPr>
+          <w:rFonts w:ascii="Calibri" w:hAnsi="Calibri"/>
+        </w:rPr>
+        <w:t>9. Neural Networks</w:t>
       </w:r>
     </w:p>
     <w:tbl>
@@ -3815,7 +2128,7 @@
                 <w:i w:val="0"/>
                 <w:sz w:val="20"/>
               </w:rPr>
-              <w:t>Component</w:t>
+              <w:t>Layer</w:t>
             </w:r>
           </w:p>
         </w:tc>
@@ -3832,7 +2145,7 @@
                 <w:i w:val="0"/>
                 <w:sz w:val="20"/>
               </w:rPr>
-              <w:t>What it does</w:t>
+              <w:t>What</w:t>
             </w:r>
           </w:p>
         </w:tc>
@@ -3849,7 +2162,7 @@
                 <w:i w:val="0"/>
                 <w:sz w:val="20"/>
               </w:rPr>
-              <w:t>Type</w:t>
+              <w:t>Analogy</w:t>
             </w:r>
           </w:p>
         </w:tc>
@@ -3868,7 +2181,7 @@
                 <w:i w:val="0"/>
                 <w:sz w:val="20"/>
               </w:rPr>
-              <w:t>Camera recognizes</w:t>
+              <w:t>Input</w:t>
             </w:r>
           </w:p>
         </w:tc>
@@ -3885,7 +2198,7 @@
                 <w:i w:val="0"/>
                 <w:sz w:val="20"/>
               </w:rPr>
-              <w:t>Student looking at neighbor</w:t>
+              <w:t>Receives raw data</w:t>
             </w:r>
           </w:p>
         </w:tc>
@@ -3902,7 +2215,7 @@
                 <w:i w:val="0"/>
                 <w:sz w:val="20"/>
               </w:rPr>
-              <w:t>Supervised</w:t>
+              <w:t>Reception</w:t>
             </w:r>
           </w:p>
         </w:tc>
@@ -3921,7 +2234,7 @@
                 <w:i w:val="0"/>
                 <w:sz w:val="20"/>
               </w:rPr>
-              <w:t>Spots unknown methods</w:t>
+              <w:t>Hidden</w:t>
             </w:r>
           </w:p>
         </w:tc>
@@ -3938,7 +2251,7 @@
                 <w:i w:val="0"/>
                 <w:sz w:val="20"/>
               </w:rPr>
-              <w:t>Unusual behavior</w:t>
+              <w:t>Processing/learning</w:t>
             </w:r>
           </w:p>
         </w:tc>
@@ -3955,7 +2268,7 @@
                 <w:i w:val="0"/>
                 <w:sz w:val="20"/>
               </w:rPr>
-              <w:t>Unsupervised</w:t>
+              <w:t>Departments</w:t>
             </w:r>
           </w:p>
         </w:tc>
@@ -3974,7 +2287,7 @@
                 <w:i w:val="0"/>
                 <w:sz w:val="20"/>
               </w:rPr>
-              <w:t>Decides when to alert</w:t>
+              <w:t>Output</w:t>
             </w:r>
           </w:p>
         </w:tc>
@@ -3991,7 +2304,7 @@
                 <w:i w:val="0"/>
                 <w:sz w:val="20"/>
               </w:rPr>
-              <w:t>Flag or ignore?</w:t>
+              <w:t>Final answer</w:t>
             </w:r>
           </w:p>
         </w:tc>
@@ -4008,7 +2321,7 @@
                 <w:i w:val="0"/>
                 <w:sz w:val="20"/>
               </w:rPr>
-              <w:t>Reinforcement</w:t>
+              <w:t>CEO</w:t>
             </w:r>
           </w:p>
         </w:tc>
@@ -4016,13 +2329,17 @@
     </w:tbl>
     <w:p>
       <w:pPr>
-        <w:pStyle w:val="Heading2"/>
+        <w:pStyle w:val="ListBullet"/>
+        <w:spacing w:after="40"/>
       </w:pPr>
       <w:r>
         <w:rPr>
           <w:rFonts w:ascii="Calibri" w:hAnsi="Calibri"/>
+          <w:b w:val="0"/>
+          <w:i w:val="0"/>
+          <w:sz w:val="22"/>
         </w:rPr>
-        <w:t>Self-Driving Car Emergency</w:t>
+        <w:t>Epoch = one complete pass through ALL training data</w:t>
       </w:r>
     </w:p>
     <w:p>
@@ -4037,374 +2354,7 @@
           <w:i w:val="0"/>
           <w:sz w:val="22"/>
         </w:rPr>
-        <w:t>AI evaluates ALL options in 0.001 seconds</w:t>
-      </w:r>
-    </w:p>
-    <w:p>
-      <w:pPr>
-        <w:pStyle w:val="ListBullet"/>
-        <w:spacing w:after="40"/>
-      </w:pPr>
-      <w:r>
-        <w:rPr>
-          <w:rFonts w:ascii="Calibri" w:hAnsi="Calibri"/>
-          <w:b w:val="0"/>
-          <w:i w:val="0"/>
-          <w:sz w:val="22"/>
-        </w:rPr>
-        <w:t>Priority: Human life (-1000) &gt;&gt; Injury (-500) &gt;&gt; Car damage (-30)</w:t>
-      </w:r>
-    </w:p>
-    <w:p>
-      <w:pPr>
-        <w:pStyle w:val="ListBullet"/>
-        <w:spacing w:after="40"/>
-      </w:pPr>
-      <w:r>
-        <w:rPr>
-          <w:rFonts w:ascii="Calibri" w:hAnsi="Calibri"/>
-          <w:b w:val="0"/>
-          <w:i w:val="0"/>
-          <w:sz w:val="22"/>
-        </w:rPr>
-        <w:t>PREVENTS emergencies - detects child 5 seconds before</w:t>
-      </w:r>
-    </w:p>
-    <w:p>
-      <w:pPr>
-        <w:pStyle w:val="ListBullet"/>
-        <w:spacing w:after="40"/>
-      </w:pPr>
-      <w:r>
-        <w:rPr>
-          <w:rFonts w:ascii="Calibri" w:hAnsi="Calibri"/>
-          <w:b w:val="0"/>
-          <w:i w:val="0"/>
-          <w:sz w:val="22"/>
-        </w:rPr>
-        <w:t>Can plan AHEAD - short-term sacrifice for long-term gain</w:t>
-      </w:r>
-    </w:p>
-    <w:p>
-      <w:r>
-        <w:br w:type="page"/>
-      </w:r>
-    </w:p>
-    <w:p>
-      <w:pPr>
-        <w:pStyle w:val="Heading1"/>
-      </w:pPr>
-      <w:r>
-        <w:rPr>
-          <w:rFonts w:ascii="Calibri" w:hAnsi="Calibri"/>
-        </w:rPr>
-        <w:t>9. Neural Networks</w:t>
-      </w:r>
-    </w:p>
-    <w:p>
-      <w:pPr>
-        <w:spacing w:after="120"/>
-      </w:pPr>
-      <w:r>
-        <w:rPr>
-          <w:rFonts w:ascii="Calibri" w:hAnsi="Calibri"/>
-          <w:b w:val="0"/>
-          <w:i w:val="0"/>
-          <w:sz w:val="22"/>
-        </w:rPr>
-        <w:t>System of connected layers that processes data step by step - from raw input to final answer.</w:t>
-      </w:r>
-    </w:p>
-    <w:p>
-      <w:pPr>
-        <w:spacing w:after="120"/>
-      </w:pPr>
-      <w:r>
-        <w:rPr>
-          <w:rFonts w:ascii="Calibri" w:hAnsi="Calibri"/>
-          <w:b w:val="0"/>
-          <w:i/>
-          <w:sz w:val="22"/>
-        </w:rPr>
-        <w:t>Company Analogy: Letter -&gt; Reception (Input Layer) -&gt; Departments (Hidden Layers) -&gt; CEO (Output Layer)</w:t>
-      </w:r>
-    </w:p>
-    <w:tbl>
-      <w:tblPr>
-        <w:tblStyle w:val="LightGrid-Accent1"/>
-        <w:tblW w:type="auto" w:w="0"/>
-        <w:jc w:val="center"/>
-        <w:tblLook w:firstColumn="1" w:firstRow="1" w:lastColumn="0" w:lastRow="0" w:noHBand="0" w:noVBand="1" w:val="04A0"/>
-      </w:tblPr>
-      <w:tblGrid>
-        <w:gridCol w:w="4320"/>
-        <w:gridCol w:w="4320"/>
-      </w:tblGrid>
-      <w:tr>
-        <w:tc>
-          <w:tcPr>
-            <w:tcW w:type="dxa" w:w="4320"/>
-          </w:tcPr>
-          <w:p>
-            <w:r/>
-            <w:r>
-              <w:rPr>
-                <w:rFonts w:ascii="Calibri" w:hAnsi="Calibri"/>
-                <w:b/>
-                <w:i w:val="0"/>
-                <w:sz w:val="20"/>
-              </w:rPr>
-              <w:t>Term</w:t>
-            </w:r>
-          </w:p>
-        </w:tc>
-        <w:tc>
-          <w:tcPr>
-            <w:tcW w:type="dxa" w:w="4320"/>
-          </w:tcPr>
-          <w:p>
-            <w:r/>
-            <w:r>
-              <w:rPr>
-                <w:rFonts w:ascii="Calibri" w:hAnsi="Calibri"/>
-                <w:b/>
-                <w:i w:val="0"/>
-                <w:sz w:val="20"/>
-              </w:rPr>
-              <w:t>Definition</w:t>
-            </w:r>
-          </w:p>
-        </w:tc>
-      </w:tr>
-      <w:tr>
-        <w:tc>
-          <w:tcPr>
-            <w:tcW w:type="dxa" w:w="4320"/>
-          </w:tcPr>
-          <w:p>
-            <w:r/>
-            <w:r>
-              <w:rPr>
-                <w:rFonts w:ascii="Calibri" w:hAnsi="Calibri"/>
-                <w:b w:val="0"/>
-                <w:i w:val="0"/>
-                <w:sz w:val="20"/>
-              </w:rPr>
-              <w:t>Input Layer</w:t>
-            </w:r>
-          </w:p>
-        </w:tc>
-        <w:tc>
-          <w:tcPr>
-            <w:tcW w:type="dxa" w:w="4320"/>
-          </w:tcPr>
-          <w:p>
-            <w:r/>
-            <w:r>
-              <w:rPr>
-                <w:rFonts w:ascii="Calibri" w:hAnsi="Calibri"/>
-                <w:b w:val="0"/>
-                <w:i w:val="0"/>
-                <w:sz w:val="20"/>
-              </w:rPr>
-              <w:t>Receives raw data</w:t>
-            </w:r>
-          </w:p>
-        </w:tc>
-      </w:tr>
-      <w:tr>
-        <w:tc>
-          <w:tcPr>
-            <w:tcW w:type="dxa" w:w="4320"/>
-          </w:tcPr>
-          <w:p>
-            <w:r/>
-            <w:r>
-              <w:rPr>
-                <w:rFonts w:ascii="Calibri" w:hAnsi="Calibri"/>
-                <w:b w:val="0"/>
-                <w:i w:val="0"/>
-                <w:sz w:val="20"/>
-              </w:rPr>
-              <w:t>Hidden Layer</w:t>
-            </w:r>
-          </w:p>
-        </w:tc>
-        <w:tc>
-          <w:tcPr>
-            <w:tcW w:type="dxa" w:w="4320"/>
-          </w:tcPr>
-          <w:p>
-            <w:r/>
-            <w:r>
-              <w:rPr>
-                <w:rFonts w:ascii="Calibri" w:hAnsi="Calibri"/>
-                <w:b w:val="0"/>
-                <w:i w:val="0"/>
-                <w:sz w:val="20"/>
-              </w:rPr>
-              <w:t>Where real processing/learning happens</w:t>
-            </w:r>
-          </w:p>
-        </w:tc>
-      </w:tr>
-      <w:tr>
-        <w:tc>
-          <w:tcPr>
-            <w:tcW w:type="dxa" w:w="4320"/>
-          </w:tcPr>
-          <w:p>
-            <w:r/>
-            <w:r>
-              <w:rPr>
-                <w:rFonts w:ascii="Calibri" w:hAnsi="Calibri"/>
-                <w:b w:val="0"/>
-                <w:i w:val="0"/>
-                <w:sz w:val="20"/>
-              </w:rPr>
-              <w:t>Output Layer</w:t>
-            </w:r>
-          </w:p>
-        </w:tc>
-        <w:tc>
-          <w:tcPr>
-            <w:tcW w:type="dxa" w:w="4320"/>
-          </w:tcPr>
-          <w:p>
-            <w:r/>
-            <w:r>
-              <w:rPr>
-                <w:rFonts w:ascii="Calibri" w:hAnsi="Calibri"/>
-                <w:b w:val="0"/>
-                <w:i w:val="0"/>
-                <w:sz w:val="20"/>
-              </w:rPr>
-              <w:t>Gives final answer</w:t>
-            </w:r>
-          </w:p>
-        </w:tc>
-      </w:tr>
-      <w:tr>
-        <w:tc>
-          <w:tcPr>
-            <w:tcW w:type="dxa" w:w="4320"/>
-          </w:tcPr>
-          <w:p>
-            <w:r/>
-            <w:r>
-              <w:rPr>
-                <w:rFonts w:ascii="Calibri" w:hAnsi="Calibri"/>
-                <w:b w:val="0"/>
-                <w:i w:val="0"/>
-                <w:sz w:val="20"/>
-              </w:rPr>
-              <w:t>Node/Neuron</w:t>
-            </w:r>
-          </w:p>
-        </w:tc>
-        <w:tc>
-          <w:tcPr>
-            <w:tcW w:type="dxa" w:w="4320"/>
-          </w:tcPr>
-          <w:p>
-            <w:r/>
-            <w:r>
-              <w:rPr>
-                <w:rFonts w:ascii="Calibri" w:hAnsi="Calibri"/>
-                <w:b w:val="0"/>
-                <w:i w:val="0"/>
-                <w:sz w:val="20"/>
-              </w:rPr>
-              <w:t>One unit that processes data</w:t>
-            </w:r>
-          </w:p>
-        </w:tc>
-      </w:tr>
-      <w:tr>
-        <w:tc>
-          <w:tcPr>
-            <w:tcW w:type="dxa" w:w="4320"/>
-          </w:tcPr>
-          <w:p>
-            <w:r/>
-            <w:r>
-              <w:rPr>
-                <w:rFonts w:ascii="Calibri" w:hAnsi="Calibri"/>
-                <w:b w:val="0"/>
-                <w:i w:val="0"/>
-                <w:sz w:val="20"/>
-              </w:rPr>
-              <w:t>Epoch</w:t>
-            </w:r>
-          </w:p>
-        </w:tc>
-        <w:tc>
-          <w:tcPr>
-            <w:tcW w:type="dxa" w:w="4320"/>
-          </w:tcPr>
-          <w:p>
-            <w:r/>
-            <w:r>
-              <w:rPr>
-                <w:rFonts w:ascii="Calibri" w:hAnsi="Calibri"/>
-                <w:b w:val="0"/>
-                <w:i w:val="0"/>
-                <w:sz w:val="20"/>
-              </w:rPr>
-              <w:t>One complete pass through ALL training data</w:t>
-            </w:r>
-          </w:p>
-        </w:tc>
-      </w:tr>
-      <w:tr>
-        <w:tc>
-          <w:tcPr>
-            <w:tcW w:type="dxa" w:w="4320"/>
-          </w:tcPr>
-          <w:p>
-            <w:r/>
-            <w:r>
-              <w:rPr>
-                <w:rFonts w:ascii="Calibri" w:hAnsi="Calibri"/>
-                <w:b w:val="0"/>
-                <w:i w:val="0"/>
-                <w:sz w:val="20"/>
-              </w:rPr>
-              <w:t>Activation Function</w:t>
-            </w:r>
-          </w:p>
-        </w:tc>
-        <w:tc>
-          <w:tcPr>
-            <w:tcW w:type="dxa" w:w="4320"/>
-          </w:tcPr>
-          <w:p>
-            <w:r/>
-            <w:r>
-              <w:rPr>
-                <w:rFonts w:ascii="Calibri" w:hAnsi="Calibri"/>
-                <w:b w:val="0"/>
-                <w:i w:val="0"/>
-                <w:sz w:val="20"/>
-              </w:rPr>
-              <w:t>Filter at EVERY neuron - "pass forward or block?"</w:t>
-            </w:r>
-          </w:p>
-        </w:tc>
-      </w:tr>
-    </w:tbl>
-    <w:p>
-      <w:pPr>
-        <w:spacing w:after="120"/>
-      </w:pPr>
-      <w:r>
-        <w:rPr>
-          <w:rFonts w:ascii="Calibri" w:hAnsi="Calibri"/>
-          <w:b w:val="0"/>
-          <w:i/>
-          <w:sz w:val="22"/>
-        </w:rPr>
-        <w:t>Bouncer Analogy: Each neuron has a bouncer deciding "important enough to pass to next layer?"</w:t>
+        <w:t>Activation Function = bouncer at EVERY neuron deciding "pass forward or block?"</w:t>
       </w:r>
     </w:p>
     <w:p>
@@ -4425,13 +2375,16 @@
     </w:p>
     <w:p>
       <w:pPr>
-        <w:pStyle w:val="Heading2"/>
+        <w:spacing w:after="120"/>
       </w:pPr>
       <w:r>
         <w:rPr>
           <w:rFonts w:ascii="Calibri" w:hAnsi="Calibri"/>
+          <w:b/>
+          <w:i w:val="0"/>
+          <w:sz w:val="22"/>
         </w:rPr>
-        <w:t>Why ML Needs Math</w:t>
+        <w:t>SPEAK (vectors) -&gt; COMPARE (dot product) -&gt; FIND (derivatives) -&gt; FIX (gradient descent)</w:t>
       </w:r>
     </w:p>
     <w:tbl>
@@ -4442,13 +2395,14 @@
         <w:tblLook w:firstColumn="1" w:firstRow="1" w:lastColumn="0" w:lastRow="0" w:noHBand="0" w:noVBand="1" w:val="04A0"/>
       </w:tblPr>
       <w:tblGrid>
-        <w:gridCol w:w="4320"/>
-        <w:gridCol w:w="4320"/>
+        <w:gridCol w:w="2880"/>
+        <w:gridCol w:w="2880"/>
+        <w:gridCol w:w="2880"/>
       </w:tblGrid>
       <w:tr>
         <w:tc>
           <w:tcPr>
-            <w:tcW w:type="dxa" w:w="4320"/>
+            <w:tcW w:type="dxa" w:w="2880"/>
           </w:tcPr>
           <w:p>
             <w:r/>
@@ -4465,7 +2419,7 @@
         </w:tc>
         <w:tc>
           <w:tcPr>
-            <w:tcW w:type="dxa" w:w="4320"/>
+            <w:tcW w:type="dxa" w:w="2880"/>
           </w:tcPr>
           <w:p>
             <w:r/>
@@ -4476,7 +2430,24 @@
                 <w:i w:val="0"/>
                 <w:sz w:val="20"/>
               </w:rPr>
-              <w:t>Why ML needs it</w:t>
+              <w:t>Job</w:t>
+            </w:r>
+          </w:p>
+        </w:tc>
+        <w:tc>
+          <w:tcPr>
+            <w:tcW w:type="dxa" w:w="2880"/>
+          </w:tcPr>
+          <w:p>
+            <w:r/>
+            <w:r>
+              <w:rPr>
+                <w:rFonts w:ascii="Calibri" w:hAnsi="Calibri"/>
+                <w:b/>
+                <w:i w:val="0"/>
+                <w:sz w:val="20"/>
+              </w:rPr>
+              <w:t>When Used</w:t>
             </w:r>
           </w:p>
         </w:tc>
@@ -4484,7 +2455,7 @@
       <w:tr>
         <w:tc>
           <w:tcPr>
-            <w:tcW w:type="dxa" w:w="4320"/>
+            <w:tcW w:type="dxa" w:w="2880"/>
           </w:tcPr>
           <w:p>
             <w:r/>
@@ -4495,13 +2466,13 @@
                 <w:i w:val="0"/>
                 <w:sz w:val="20"/>
               </w:rPr>
-              <w:t>Vectors</w:t>
+              <w:t>Vector</w:t>
             </w:r>
           </w:p>
         </w:tc>
         <w:tc>
           <w:tcPr>
-            <w:tcW w:type="dxa" w:w="4320"/>
+            <w:tcW w:type="dxa" w:w="2880"/>
           </w:tcPr>
           <w:p>
             <w:r/>
@@ -4512,7 +2483,24 @@
                 <w:i w:val="0"/>
                 <w:sz w:val="20"/>
               </w:rPr>
-              <w:t>Convert data to numbers - ML's language</w:t>
+              <w:t>Data -&gt; numbers</w:t>
+            </w:r>
+          </w:p>
+        </w:tc>
+        <w:tc>
+          <w:tcPr>
+            <w:tcW w:type="dxa" w:w="2880"/>
+          </w:tcPr>
+          <w:p>
+            <w:r/>
+            <w:r>
+              <w:rPr>
+                <w:rFonts w:ascii="Calibri" w:hAnsi="Calibri"/>
+                <w:b w:val="0"/>
+                <w:i w:val="0"/>
+                <w:sz w:val="20"/>
+              </w:rPr>
+              <w:t>Always first</w:t>
             </w:r>
           </w:p>
         </w:tc>
@@ -4520,7 +2508,7 @@
       <w:tr>
         <w:tc>
           <w:tcPr>
-            <w:tcW w:type="dxa" w:w="4320"/>
+            <w:tcW w:type="dxa" w:w="2880"/>
           </w:tcPr>
           <w:p>
             <w:r/>
@@ -4537,7 +2525,7 @@
         </w:tc>
         <w:tc>
           <w:tcPr>
-            <w:tcW w:type="dxa" w:w="4320"/>
+            <w:tcW w:type="dxa" w:w="2880"/>
           </w:tcPr>
           <w:p>
             <w:r/>
@@ -4548,15 +2536,13 @@
                 <w:i w:val="0"/>
                 <w:sz w:val="20"/>
               </w:rPr>
-              <w:t>Compare similarity between two things</w:t>
+              <w:t>Compare similarity</w:t>
             </w:r>
           </w:p>
         </w:tc>
-      </w:tr>
-      <w:tr>
         <w:tc>
           <w:tcPr>
-            <w:tcW w:type="dxa" w:w="4320"/>
+            <w:tcW w:type="dxa" w:w="2880"/>
           </w:tcPr>
           <w:p>
             <w:r/>
@@ -4567,13 +2553,15 @@
                 <w:i w:val="0"/>
                 <w:sz w:val="20"/>
               </w:rPr>
-              <w:t>Derivatives</w:t>
+              <w:t>When comparing</w:t>
             </w:r>
           </w:p>
         </w:tc>
+      </w:tr>
+      <w:tr>
         <w:tc>
           <w:tcPr>
-            <w:tcW w:type="dxa" w:w="4320"/>
+            <w:tcW w:type="dxa" w:w="2880"/>
           </w:tcPr>
           <w:p>
             <w:r/>
@@ -4584,7 +2572,41 @@
                 <w:i w:val="0"/>
                 <w:sz w:val="20"/>
               </w:rPr>
-              <w:t>Find which weights caused the error</w:t>
+              <w:t>Derivative</w:t>
+            </w:r>
+          </w:p>
+        </w:tc>
+        <w:tc>
+          <w:tcPr>
+            <w:tcW w:type="dxa" w:w="2880"/>
+          </w:tcPr>
+          <w:p>
+            <w:r/>
+            <w:r>
+              <w:rPr>
+                <w:rFonts w:ascii="Calibri" w:hAnsi="Calibri"/>
+                <w:b w:val="0"/>
+                <w:i w:val="0"/>
+                <w:sz w:val="20"/>
+              </w:rPr>
+              <w:t>Find what is wrong</w:t>
+            </w:r>
+          </w:p>
+        </w:tc>
+        <w:tc>
+          <w:tcPr>
+            <w:tcW w:type="dxa" w:w="2880"/>
+          </w:tcPr>
+          <w:p>
+            <w:r/>
+            <w:r>
+              <w:rPr>
+                <w:rFonts w:ascii="Calibri" w:hAnsi="Calibri"/>
+                <w:b w:val="0"/>
+                <w:i w:val="0"/>
+                <w:sz w:val="20"/>
+              </w:rPr>
+              <w:t>Every wrong guess</w:t>
             </w:r>
           </w:p>
         </w:tc>
@@ -4592,7 +2614,7 @@
       <w:tr>
         <w:tc>
           <w:tcPr>
-            <w:tcW w:type="dxa" w:w="4320"/>
+            <w:tcW w:type="dxa" w:w="2880"/>
           </w:tcPr>
           <w:p>
             <w:r/>
@@ -4609,7 +2631,7 @@
         </w:tc>
         <w:tc>
           <w:tcPr>
-            <w:tcW w:type="dxa" w:w="4320"/>
+            <w:tcW w:type="dxa" w:w="2880"/>
           </w:tcPr>
           <w:p>
             <w:r/>
@@ -4624,22 +2646,25 @@
             </w:r>
           </w:p>
         </w:tc>
+        <w:tc>
+          <w:tcPr>
+            <w:tcW w:type="dxa" w:w="2880"/>
+          </w:tcPr>
+          <w:p>
+            <w:r/>
+            <w:r>
+              <w:rPr>
+                <w:rFonts w:ascii="Calibri" w:hAnsi="Calibri"/>
+                <w:b w:val="0"/>
+                <w:i w:val="0"/>
+                <w:sz w:val="20"/>
+              </w:rPr>
+              <w:t>Every training round</w:t>
+            </w:r>
+          </w:p>
+        </w:tc>
       </w:tr>
     </w:tbl>
-    <w:p>
-      <w:pPr>
-        <w:spacing w:after="120"/>
-      </w:pPr>
-      <w:r>
-        <w:rPr>
-          <w:rFonts w:ascii="Calibri" w:hAnsi="Calibri"/>
-          <w:b/>
-          <w:i w:val="0"/>
-          <w:sz w:val="22"/>
-        </w:rPr>
-        <w:t>4-word version: SPEAK (vectors) -&gt; COMPARE (dot product) -&gt; FIND (derivatives) -&gt; FIX (gradient descent)</w:t>
-      </w:r>
-    </w:p>
     <w:p>
       <w:pPr>
         <w:pStyle w:val="Heading2"/>
@@ -4648,7 +2673,7 @@
         <w:rPr>
           <w:rFonts w:ascii="Calibri" w:hAnsi="Calibri"/>
         </w:rPr>
-        <w:t>1. Vectors - "Everything becomes numbers"</w:t>
+        <w:t>Train/Test Split</w:t>
       </w:r>
     </w:p>
     <w:p>
@@ -4662,7 +2687,7 @@
           <w:i w:val="0"/>
           <w:sz w:val="22"/>
         </w:rPr>
-        <w:t>A list of numbers describing something. Photo = millions of pixel numbers. House = [3, 1200, 2, 10]. Always step zero of ML.</w:t>
+        <w:t>80% training, 20% testing. Computer checks accuracy automatically.</w:t>
       </w:r>
     </w:p>
     <w:p>
@@ -4673,7 +2698,7 @@
         <w:rPr>
           <w:rFonts w:ascii="Calibri" w:hAnsi="Calibri"/>
         </w:rPr>
-        <w:t>2. Dot Product - "How similar?"</w:t>
+        <w:t>Overfitting</w:t>
       </w:r>
     </w:p>
     <w:p>
@@ -4687,293 +2712,7 @@
           <w:i w:val="0"/>
           <w:sz w:val="22"/>
         </w:rPr>
-        <w:t>Multiply matching numbers &amp; add. High result = similar. Used in Netflix, KNN, search engines.</w:t>
-      </w:r>
-    </w:p>
-    <w:p>
-      <w:pPr>
-        <w:pStyle w:val="Heading2"/>
-      </w:pPr>
-      <w:r>
-        <w:rPr>
-          <w:rFonts w:ascii="Calibri" w:hAnsi="Calibri"/>
-        </w:rPr>
-        <w:t>3. Derivatives - "What went wrong?"</w:t>
-      </w:r>
-    </w:p>
-    <w:p>
-      <w:pPr>
-        <w:spacing w:after="120"/>
-      </w:pPr>
-      <w:r>
-        <w:rPr>
-          <w:rFonts w:ascii="Calibri" w:hAnsi="Calibri"/>
-          <w:b w:val="0"/>
-          <w:i w:val="0"/>
-          <w:sz w:val="22"/>
-        </w:rPr>
-        <w:t>Samosa Shop: Price up Rs 1 -&gt; sell 4 fewer samosas. That rate of change = derivative. Tells model which weights to fix.</w:t>
-      </w:r>
-    </w:p>
-    <w:p>
-      <w:pPr>
-        <w:pStyle w:val="Heading2"/>
-      </w:pPr>
-      <w:r>
-        <w:rPr>
-          <w:rFonts w:ascii="Calibri" w:hAnsi="Calibri"/>
-        </w:rPr>
-        <w:t>4. Gradient Descent - "Walk downhill"</w:t>
-      </w:r>
-    </w:p>
-    <w:p>
-      <w:pPr>
-        <w:spacing w:after="120"/>
-      </w:pPr>
-      <w:r>
-        <w:rPr>
-          <w:rFonts w:ascii="Calibri" w:hAnsi="Calibri"/>
-          <w:b w:val="0"/>
-          <w:i w:val="0"/>
-          <w:sz w:val="22"/>
-        </w:rPr>
-        <w:t>Blindfolded on hill -&gt; feel ground -&gt; step downhill -&gt; repeat -&gt; reach valley (minimum error). Learning Rate = step size.</w:t>
-      </w:r>
-    </w:p>
-    <w:p>
-      <w:pPr>
-        <w:pStyle w:val="Heading2"/>
-      </w:pPr>
-      <w:r>
-        <w:rPr>
-          <w:rFonts w:ascii="Calibri" w:hAnsi="Calibri"/>
-        </w:rPr>
-        <w:t>Train-Test Split</w:t>
-      </w:r>
-    </w:p>
-    <w:p>
-      <w:pPr>
-        <w:spacing w:after="120"/>
-      </w:pPr>
-      <w:r>
-        <w:rPr>
-          <w:rFonts w:ascii="Calibri" w:hAnsi="Calibri"/>
-          <w:b w:val="0"/>
-          <w:i w:val="0"/>
-          <w:sz w:val="22"/>
-        </w:rPr>
-        <w:t>80% training, 20% testing. Computer checks accuracy automatically. No human reads each output.</w:t>
-      </w:r>
-    </w:p>
-    <w:tbl>
-      <w:tblPr>
-        <w:tblStyle w:val="LightGrid-Accent1"/>
-        <w:tblW w:type="auto" w:w="0"/>
-        <w:jc w:val="center"/>
-        <w:tblLook w:firstColumn="1" w:firstRow="1" w:lastColumn="0" w:lastRow="0" w:noHBand="0" w:noVBand="1" w:val="04A0"/>
-      </w:tblPr>
-      <w:tblGrid>
-        <w:gridCol w:w="4320"/>
-        <w:gridCol w:w="4320"/>
-      </w:tblGrid>
-      <w:tr>
-        <w:tc>
-          <w:tcPr>
-            <w:tcW w:type="dxa" w:w="4320"/>
-          </w:tcPr>
-          <w:p>
-            <w:r/>
-            <w:r>
-              <w:rPr>
-                <w:rFonts w:ascii="Calibri" w:hAnsi="Calibri"/>
-                <w:b/>
-                <w:i w:val="0"/>
-                <w:sz w:val="20"/>
-              </w:rPr>
-              <w:t>Type</w:t>
-            </w:r>
-          </w:p>
-        </w:tc>
-        <w:tc>
-          <w:tcPr>
-            <w:tcW w:type="dxa" w:w="4320"/>
-          </w:tcPr>
-          <w:p>
-            <w:r/>
-            <w:r>
-              <w:rPr>
-                <w:rFonts w:ascii="Calibri" w:hAnsi="Calibri"/>
-                <w:b/>
-                <w:i w:val="0"/>
-                <w:sz w:val="20"/>
-              </w:rPr>
-              <w:t>How to test</w:t>
-            </w:r>
-          </w:p>
-        </w:tc>
-      </w:tr>
-      <w:tr>
-        <w:tc>
-          <w:tcPr>
-            <w:tcW w:type="dxa" w:w="4320"/>
-          </w:tcPr>
-          <w:p>
-            <w:r/>
-            <w:r>
-              <w:rPr>
-                <w:rFonts w:ascii="Calibri" w:hAnsi="Calibri"/>
-                <w:b w:val="0"/>
-                <w:i w:val="0"/>
-                <w:sz w:val="20"/>
-              </w:rPr>
-              <w:t>Supervised</w:t>
-            </w:r>
-          </w:p>
-        </w:tc>
-        <w:tc>
-          <w:tcPr>
-            <w:tcW w:type="dxa" w:w="4320"/>
-          </w:tcPr>
-          <w:p>
-            <w:r/>
-            <w:r>
-              <w:rPr>
-                <w:rFonts w:ascii="Calibri" w:hAnsi="Calibri"/>
-                <w:b w:val="0"/>
-                <w:i w:val="0"/>
-                <w:sz w:val="20"/>
-              </w:rPr>
-              <w:t>Computer compares predictions vs labels (automatic)</w:t>
-            </w:r>
-          </w:p>
-        </w:tc>
-      </w:tr>
-      <w:tr>
-        <w:tc>
-          <w:tcPr>
-            <w:tcW w:type="dxa" w:w="4320"/>
-          </w:tcPr>
-          <w:p>
-            <w:r/>
-            <w:r>
-              <w:rPr>
-                <w:rFonts w:ascii="Calibri" w:hAnsi="Calibri"/>
-                <w:b w:val="0"/>
-                <w:i w:val="0"/>
-                <w:sz w:val="20"/>
-              </w:rPr>
-              <w:t>Unsupervised</w:t>
-            </w:r>
-          </w:p>
-        </w:tc>
-        <w:tc>
-          <w:tcPr>
-            <w:tcW w:type="dxa" w:w="4320"/>
-          </w:tcPr>
-          <w:p>
-            <w:r/>
-            <w:r>
-              <w:rPr>
-                <w:rFonts w:ascii="Calibri" w:hAnsi="Calibri"/>
-                <w:b w:val="0"/>
-                <w:i w:val="0"/>
-                <w:sz w:val="20"/>
-              </w:rPr>
-              <w:t>Human checks if groups make sense + math score</w:t>
-            </w:r>
-          </w:p>
-        </w:tc>
-      </w:tr>
-      <w:tr>
-        <w:tc>
-          <w:tcPr>
-            <w:tcW w:type="dxa" w:w="4320"/>
-          </w:tcPr>
-          <w:p>
-            <w:r/>
-            <w:r>
-              <w:rPr>
-                <w:rFonts w:ascii="Calibri" w:hAnsi="Calibri"/>
-                <w:b w:val="0"/>
-                <w:i w:val="0"/>
-                <w:sz w:val="20"/>
-              </w:rPr>
-              <w:t>Reinforcement</w:t>
-            </w:r>
-          </w:p>
-        </w:tc>
-        <w:tc>
-          <w:tcPr>
-            <w:tcW w:type="dxa" w:w="4320"/>
-          </w:tcPr>
-          <w:p>
-            <w:r/>
-            <w:r>
-              <w:rPr>
-                <w:rFonts w:ascii="Calibri" w:hAnsi="Calibri"/>
-                <w:b w:val="0"/>
-                <w:i w:val="0"/>
-                <w:sz w:val="20"/>
-              </w:rPr>
-              <w:t>Measure performance (win rate, crashes)</w:t>
-            </w:r>
-          </w:p>
-        </w:tc>
-      </w:tr>
-    </w:tbl>
-    <w:p>
-      <w:pPr>
-        <w:pStyle w:val="Heading2"/>
-      </w:pPr>
-      <w:r>
-        <w:rPr>
-          <w:rFonts w:ascii="Calibri" w:hAnsi="Calibri"/>
-        </w:rPr>
-        <w:t>Overfitting - Biggest Danger</w:t>
-      </w:r>
-    </w:p>
-    <w:p>
-      <w:pPr>
-        <w:spacing w:after="120"/>
-      </w:pPr>
-      <w:r>
-        <w:rPr>
-          <w:rFonts w:ascii="Calibri" w:hAnsi="Calibri"/>
-          <w:b w:val="0"/>
-          <w:i w:val="0"/>
-          <w:sz w:val="22"/>
-        </w:rPr>
-        <w:t>Model memorizes training data instead of learning patterns. Like memorizing practice questions word-by-word but failing the real exam.</w:t>
-      </w:r>
-    </w:p>
-    <w:p>
-      <w:pPr>
-        <w:pStyle w:val="ListBullet"/>
-        <w:spacing w:after="40"/>
-      </w:pPr>
-      <w:r>
-        <w:rPr>
-          <w:rFonts w:ascii="Calibri" w:hAnsi="Calibri"/>
-          <w:b w:val="0"/>
-          <w:i w:val="0"/>
-          <w:sz w:val="22"/>
-        </w:rPr>
-        <w:t>99% training + 30% test = Overfitting!</w:t>
-      </w:r>
-    </w:p>
-    <w:p>
-      <w:pPr>
-        <w:pStyle w:val="ListBullet"/>
-        <w:spacing w:after="40"/>
-      </w:pPr>
-      <w:r>
-        <w:rPr>
-          <w:rFonts w:ascii="Calibri" w:hAnsi="Calibri"/>
-          <w:b w:val="0"/>
-          <w:i w:val="0"/>
-          <w:sz w:val="22"/>
-        </w:rPr>
-        <w:t>Bad data = low on BOTH training and test</w:t>
+        <w:t>Memorized training data, fails on new data. 99% training + 30% test = Overfitting. Bad data = low on BOTH.</w:t>
       </w:r>
     </w:p>
     <w:p>
@@ -5004,18 +2743,7 @@
         <w:rPr>
           <w:rFonts w:ascii="Calibri" w:hAnsi="Calibri"/>
         </w:rPr>
-        <w:t>11. How Math Connects to ML - The Full Picture</w:t>
-      </w:r>
-    </w:p>
-    <w:p>
-      <w:pPr>
-        <w:pStyle w:val="Heading2"/>
-      </w:pPr>
-      <w:r>
-        <w:rPr>
-          <w:rFonts w:ascii="Calibri" w:hAnsi="Calibri"/>
-        </w:rPr>
-        <w:t>The Real Estate Agent Analogy</w:t>
+        <w:t>11. How Math Connects to ML</w:t>
       </w:r>
     </w:p>
     <w:p>
@@ -5029,270 +2757,7 @@
           <w:i w:val="0"/>
           <w:sz w:val="22"/>
         </w:rPr>
-        <w:t>New agent knows nothing. Day 1: guesses randomly, boss says WRONG, learns. Day 2: adjusts, guesses better. Day 30 after 1000 houses: expert! ML does exactly this with weights instead of intuition.</w:t>
-      </w:r>
-    </w:p>
-    <w:p>
-      <w:pPr>
-        <w:pStyle w:val="Heading2"/>
-      </w:pPr>
-      <w:r>
-        <w:rPr>
-          <w:rFonts w:ascii="Calibri" w:hAnsi="Calibri"/>
-        </w:rPr>
-        <w:t>The Full Training Cycle</w:t>
-      </w:r>
-    </w:p>
-    <w:p>
-      <w:pPr>
-        <w:pStyle w:val="ListBullet"/>
-        <w:spacing w:after="40"/>
-      </w:pPr>
-      <w:r>
-        <w:rPr>
-          <w:rFonts w:ascii="Calibri" w:hAnsi="Calibri"/>
-          <w:b/>
-          <w:i w:val="0"/>
-          <w:sz w:val="22"/>
-        </w:rPr>
-        <w:t xml:space="preserve">Step 1 VECTOR: </w:t>
-      </w:r>
-      <w:r>
-        <w:rPr>
-          <w:rFonts w:ascii="Calibri" w:hAnsi="Calibri"/>
-          <w:b w:val="0"/>
-          <w:i w:val="0"/>
-          <w:sz w:val="22"/>
-        </w:rPr>
-        <w:t>Convert data to numbers</w:t>
-      </w:r>
-    </w:p>
-    <w:p>
-      <w:pPr>
-        <w:pStyle w:val="ListBullet"/>
-        <w:spacing w:after="40"/>
-      </w:pPr>
-      <w:r>
-        <w:rPr>
-          <w:rFonts w:ascii="Calibri" w:hAnsi="Calibri"/>
-          <w:b/>
-          <w:i w:val="0"/>
-          <w:sz w:val="22"/>
-        </w:rPr>
-        <w:t xml:space="preserve">Step 2 PREDICT: </w:t>
-      </w:r>
-      <w:r>
-        <w:rPr>
-          <w:rFonts w:ascii="Calibri" w:hAnsi="Calibri"/>
-          <w:b w:val="0"/>
-          <w:i w:val="0"/>
-          <w:sz w:val="22"/>
-        </w:rPr>
-        <w:t>Multiply features x weights -&gt; make prediction</w:t>
-      </w:r>
-    </w:p>
-    <w:p>
-      <w:pPr>
-        <w:pStyle w:val="ListBullet"/>
-        <w:spacing w:after="40"/>
-      </w:pPr>
-      <w:r>
-        <w:rPr>
-          <w:rFonts w:ascii="Calibri" w:hAnsi="Calibri"/>
-          <w:b/>
-          <w:i w:val="0"/>
-          <w:sz w:val="22"/>
-        </w:rPr>
-        <w:t xml:space="preserve">Step 3 ERROR: </w:t>
-      </w:r>
-      <w:r>
-        <w:rPr>
-          <w:rFonts w:ascii="Calibri" w:hAnsi="Calibri"/>
-          <w:b w:val="0"/>
-          <w:i w:val="0"/>
-          <w:sz w:val="22"/>
-        </w:rPr>
-        <w:t>Compare guess vs actual -&gt; how wrong?</w:t>
-      </w:r>
-    </w:p>
-    <w:p>
-      <w:pPr>
-        <w:pStyle w:val="ListBullet"/>
-        <w:spacing w:after="40"/>
-      </w:pPr>
-      <w:r>
-        <w:rPr>
-          <w:rFonts w:ascii="Calibri" w:hAnsi="Calibri"/>
-          <w:b/>
-          <w:i w:val="0"/>
-          <w:sz w:val="22"/>
-        </w:rPr>
-        <w:t xml:space="preserve">Step 4 DERIVATIVE: </w:t>
-      </w:r>
-      <w:r>
-        <w:rPr>
-          <w:rFonts w:ascii="Calibri" w:hAnsi="Calibri"/>
-          <w:b w:val="0"/>
-          <w:i w:val="0"/>
-          <w:sz w:val="22"/>
-        </w:rPr>
-        <w:t>Find WHICH weights caused the error</w:t>
-      </w:r>
-    </w:p>
-    <w:p>
-      <w:pPr>
-        <w:pStyle w:val="ListBullet"/>
-        <w:spacing w:after="40"/>
-      </w:pPr>
-      <w:r>
-        <w:rPr>
-          <w:rFonts w:ascii="Calibri" w:hAnsi="Calibri"/>
-          <w:b/>
-          <w:i w:val="0"/>
-          <w:sz w:val="22"/>
-        </w:rPr>
-        <w:t xml:space="preserve">Step 5 GRADIENT DESCENT: </w:t>
-      </w:r>
-      <w:r>
-        <w:rPr>
-          <w:rFonts w:ascii="Calibri" w:hAnsi="Calibri"/>
-          <w:b w:val="0"/>
-          <w:i w:val="0"/>
-          <w:sz w:val="22"/>
-        </w:rPr>
-        <w:t>Adjust ALL weights slightly</w:t>
-      </w:r>
-    </w:p>
-    <w:p>
-      <w:pPr>
-        <w:pStyle w:val="ListBullet"/>
-        <w:spacing w:after="40"/>
-      </w:pPr>
-      <w:r>
-        <w:rPr>
-          <w:rFonts w:ascii="Calibri" w:hAnsi="Calibri"/>
-          <w:b/>
-          <w:i w:val="0"/>
-          <w:sz w:val="22"/>
-        </w:rPr>
-        <w:t xml:space="preserve">Step 6 REPEAT: </w:t>
-      </w:r>
-      <w:r>
-        <w:rPr>
-          <w:rFonts w:ascii="Calibri" w:hAnsi="Calibri"/>
-          <w:b w:val="0"/>
-          <w:i w:val="0"/>
-          <w:sz w:val="22"/>
-        </w:rPr>
-        <w:t>Go back to Step 2 with next data. After 1000 rounds = trained!</w:t>
-      </w:r>
-    </w:p>
-    <w:p>
-      <w:pPr>
-        <w:pStyle w:val="Heading2"/>
-      </w:pPr>
-      <w:r>
-        <w:rPr>
-          <w:rFonts w:ascii="Calibri" w:hAnsi="Calibri"/>
-        </w:rPr>
-        <w:t>Key Discovery</w:t>
-      </w:r>
-    </w:p>
-    <w:p>
-      <w:pPr>
-        <w:spacing w:after="120"/>
-      </w:pPr>
-      <w:r>
-        <w:rPr>
-          <w:rFonts w:ascii="Calibri" w:hAnsi="Calibri"/>
-          <w:b w:val="0"/>
-          <w:i w:val="0"/>
-          <w:sz w:val="22"/>
-        </w:rPr>
-        <w:t>Model discovers rules nobody taught it! (e.g., older house = cheaper = NEGATIVE weight). Figured out entirely from data.</w:t>
-      </w:r>
-    </w:p>
-    <w:p>
-      <w:pPr>
-        <w:pStyle w:val="Heading2"/>
-      </w:pPr>
-      <w:r>
-        <w:rPr>
-          <w:rFonts w:ascii="Calibri" w:hAnsi="Calibri"/>
-        </w:rPr>
-        <w:t>Driver Analogy</w:t>
-      </w:r>
-    </w:p>
-    <w:p>
-      <w:pPr>
-        <w:pStyle w:val="ListBullet"/>
-        <w:spacing w:after="40"/>
-      </w:pPr>
-      <w:r>
-        <w:rPr>
-          <w:rFonts w:ascii="Calibri" w:hAnsi="Calibri"/>
-          <w:b/>
-          <w:i w:val="0"/>
-          <w:sz w:val="22"/>
-        </w:rPr>
-        <w:t xml:space="preserve">You (Human) = </w:t>
-      </w:r>
-      <w:r>
-        <w:rPr>
-          <w:rFonts w:ascii="Calibri" w:hAnsi="Calibri"/>
-          <w:b w:val="0"/>
-          <w:i w:val="0"/>
-          <w:sz w:val="22"/>
-        </w:rPr>
-        <w:t>the driver - decide what problem to solve, what data to use</w:t>
-      </w:r>
-    </w:p>
-    <w:p>
-      <w:pPr>
-        <w:pStyle w:val="ListBullet"/>
-        <w:spacing w:after="40"/>
-      </w:pPr>
-      <w:r>
-        <w:rPr>
-          <w:rFonts w:ascii="Calibri" w:hAnsi="Calibri"/>
-          <w:b/>
-          <w:i w:val="0"/>
-          <w:sz w:val="22"/>
-        </w:rPr>
-        <w:t xml:space="preserve">Math = </w:t>
-      </w:r>
-      <w:r>
-        <w:rPr>
-          <w:rFonts w:ascii="Calibri" w:hAnsi="Calibri"/>
-          <w:b w:val="0"/>
-          <w:i w:val="0"/>
-          <w:sz w:val="22"/>
-        </w:rPr>
-        <w:t>the engine - handles calculations automatically</w:t>
-      </w:r>
-    </w:p>
-    <w:p>
-      <w:pPr>
-        <w:pStyle w:val="ListBullet"/>
-        <w:spacing w:after="40"/>
-      </w:pPr>
-      <w:r>
-        <w:rPr>
-          <w:rFonts w:ascii="Calibri" w:hAnsi="Calibri"/>
-          <w:b/>
-          <w:i w:val="0"/>
-          <w:sz w:val="22"/>
-        </w:rPr>
-        <w:t xml:space="preserve">Python = </w:t>
-      </w:r>
-      <w:r>
-        <w:rPr>
-          <w:rFonts w:ascii="Calibri" w:hAnsi="Calibri"/>
-          <w:b w:val="0"/>
-          <w:i w:val="0"/>
-          <w:sz w:val="22"/>
-        </w:rPr>
-        <w:t>the car - you press buttons, engine does the work</w:t>
+        <w:t>Real Estate Agent Analogy: Start dumb, learn from mistakes, become expert after 1000 houses.</w:t>
       </w:r>
     </w:p>
     <w:p>
@@ -5333,7 +2798,7 @@
           <w:i w:val="0"/>
           <w:sz w:val="22"/>
         </w:rPr>
-        <w:t>Each round: guess -&gt; wrong -&gt; figure out why -&gt; adjust -&gt; guess again</w:t>
+        <w:t>Each round: guess -&gt; wrong -&gt; figure out why -&gt; adjust</w:t>
       </w:r>
     </w:p>
     <w:p>
@@ -5348,7 +2813,7 @@
           <w:i w:val="0"/>
           <w:sz w:val="22"/>
         </w:rPr>
-        <w:t>After thousands of rounds -&gt; model becomes EXPERT</w:t>
+        <w:t>After thousands of rounds -&gt; EXPERT</w:t>
       </w:r>
     </w:p>
     <w:p>
@@ -5363,7 +2828,7 @@
           <w:i w:val="0"/>
           <w:sz w:val="22"/>
         </w:rPr>
-        <w:t>Model discovers rules NOBODY told it</w:t>
+        <w:t>Discovers rules NOBODY taught it (old house = cheaper)</w:t>
       </w:r>
     </w:p>
     <w:p>
@@ -5381,6 +2846,2230 @@
         <w:t>Test on unseen data -&gt; if accurate -&gt; deploy!</w:t>
       </w:r>
     </w:p>
+    <w:p>
+      <w:pPr>
+        <w:spacing w:after="120"/>
+      </w:pPr>
+      <w:r>
+        <w:rPr>
+          <w:rFonts w:ascii="Calibri" w:hAnsi="Calibri"/>
+          <w:b/>
+          <w:i w:val="0"/>
+          <w:sz w:val="22"/>
+        </w:rPr>
+        <w:t>You = Driver (decide problem). Math = Engine (calculations). Python = Car (press buttons).</w:t>
+      </w:r>
+    </w:p>
+    <w:p>
+      <w:r>
+        <w:br w:type="page"/>
+      </w:r>
+    </w:p>
+    <w:p>
+      <w:pPr>
+        <w:pStyle w:val="Heading1"/>
+      </w:pPr>
+      <w:r>
+        <w:rPr>
+          <w:rFonts w:ascii="Calibri" w:hAnsi="Calibri"/>
+        </w:rPr>
+        <w:t>12. Problem Understanding &amp; Model Selection</w:t>
+      </w:r>
+    </w:p>
+    <w:p>
+      <w:pPr>
+        <w:pStyle w:val="Heading2"/>
+      </w:pPr>
+      <w:r>
+        <w:rPr>
+          <w:rFonts w:ascii="Calibri" w:hAnsi="Calibri"/>
+        </w:rPr>
+        <w:t>5 Questions Before Any ML Project</w:t>
+      </w:r>
+    </w:p>
+    <w:tbl>
+      <w:tblPr>
+        <w:tblStyle w:val="LightGrid-Accent1"/>
+        <w:tblW w:type="auto" w:w="0"/>
+        <w:jc w:val="center"/>
+        <w:tblLook w:firstColumn="1" w:firstRow="1" w:lastColumn="0" w:lastRow="0" w:noHBand="0" w:noVBand="1" w:val="04A0"/>
+      </w:tblPr>
+      <w:tblGrid>
+        <w:gridCol w:w="2880"/>
+        <w:gridCol w:w="2880"/>
+        <w:gridCol w:w="2880"/>
+      </w:tblGrid>
+      <w:tr>
+        <w:tc>
+          <w:tcPr>
+            <w:tcW w:type="dxa" w:w="2880"/>
+          </w:tcPr>
+          <w:p>
+            <w:r/>
+            <w:r>
+              <w:rPr>
+                <w:rFonts w:ascii="Calibri" w:hAnsi="Calibri"/>
+                <w:b/>
+                <w:i w:val="0"/>
+                <w:sz w:val="20"/>
+              </w:rPr>
+              <w:t>#</w:t>
+            </w:r>
+          </w:p>
+        </w:tc>
+        <w:tc>
+          <w:tcPr>
+            <w:tcW w:type="dxa" w:w="2880"/>
+          </w:tcPr>
+          <w:p>
+            <w:r/>
+            <w:r>
+              <w:rPr>
+                <w:rFonts w:ascii="Calibri" w:hAnsi="Calibri"/>
+                <w:b/>
+                <w:i w:val="0"/>
+                <w:sz w:val="20"/>
+              </w:rPr>
+              <w:t>Question</w:t>
+            </w:r>
+          </w:p>
+        </w:tc>
+        <w:tc>
+          <w:tcPr>
+            <w:tcW w:type="dxa" w:w="2880"/>
+          </w:tcPr>
+          <w:p>
+            <w:r/>
+            <w:r>
+              <w:rPr>
+                <w:rFonts w:ascii="Calibri" w:hAnsi="Calibri"/>
+                <w:b/>
+                <w:i w:val="0"/>
+                <w:sz w:val="20"/>
+              </w:rPr>
+              <w:t>ExamGuard Example</w:t>
+            </w:r>
+          </w:p>
+        </w:tc>
+      </w:tr>
+      <w:tr>
+        <w:tc>
+          <w:tcPr>
+            <w:tcW w:type="dxa" w:w="2880"/>
+          </w:tcPr>
+          <w:p>
+            <w:r/>
+            <w:r>
+              <w:rPr>
+                <w:rFonts w:ascii="Calibri" w:hAnsi="Calibri"/>
+                <w:b w:val="0"/>
+                <w:i w:val="0"/>
+                <w:sz w:val="20"/>
+              </w:rPr>
+              <w:t>1</w:t>
+            </w:r>
+          </w:p>
+        </w:tc>
+        <w:tc>
+          <w:tcPr>
+            <w:tcW w:type="dxa" w:w="2880"/>
+          </w:tcPr>
+          <w:p>
+            <w:r/>
+            <w:r>
+              <w:rPr>
+                <w:rFonts w:ascii="Calibri" w:hAnsi="Calibri"/>
+                <w:b w:val="0"/>
+                <w:i w:val="0"/>
+                <w:sz w:val="20"/>
+              </w:rPr>
+              <w:t>What is my goal?</w:t>
+            </w:r>
+          </w:p>
+        </w:tc>
+        <w:tc>
+          <w:tcPr>
+            <w:tcW w:type="dxa" w:w="2880"/>
+          </w:tcPr>
+          <w:p>
+            <w:r/>
+            <w:r>
+              <w:rPr>
+                <w:rFonts w:ascii="Calibri" w:hAnsi="Calibri"/>
+                <w:b w:val="0"/>
+                <w:i w:val="0"/>
+                <w:sz w:val="20"/>
+              </w:rPr>
+              <w:t>Detect cheating through cameras</w:t>
+            </w:r>
+          </w:p>
+        </w:tc>
+      </w:tr>
+      <w:tr>
+        <w:tc>
+          <w:tcPr>
+            <w:tcW w:type="dxa" w:w="2880"/>
+          </w:tcPr>
+          <w:p>
+            <w:r/>
+            <w:r>
+              <w:rPr>
+                <w:rFonts w:ascii="Calibri" w:hAnsi="Calibri"/>
+                <w:b w:val="0"/>
+                <w:i w:val="0"/>
+                <w:sz w:val="20"/>
+              </w:rPr>
+              <w:t>2</w:t>
+            </w:r>
+          </w:p>
+        </w:tc>
+        <w:tc>
+          <w:tcPr>
+            <w:tcW w:type="dxa" w:w="2880"/>
+          </w:tcPr>
+          <w:p>
+            <w:r/>
+            <w:r>
+              <w:rPr>
+                <w:rFonts w:ascii="Calibri" w:hAnsi="Calibri"/>
+                <w:b w:val="0"/>
+                <w:i w:val="0"/>
+                <w:sz w:val="20"/>
+              </w:rPr>
+              <w:t>What data do I have?</w:t>
+            </w:r>
+          </w:p>
+        </w:tc>
+        <w:tc>
+          <w:tcPr>
+            <w:tcW w:type="dxa" w:w="2880"/>
+          </w:tcPr>
+          <w:p>
+            <w:r/>
+            <w:r>
+              <w:rPr>
+                <w:rFonts w:ascii="Calibri" w:hAnsi="Calibri"/>
+                <w:b w:val="0"/>
+                <w:i w:val="0"/>
+                <w:sz w:val="20"/>
+              </w:rPr>
+              <w:t>Labeled clips + unlabeled feeds</w:t>
+            </w:r>
+          </w:p>
+        </w:tc>
+      </w:tr>
+      <w:tr>
+        <w:tc>
+          <w:tcPr>
+            <w:tcW w:type="dxa" w:w="2880"/>
+          </w:tcPr>
+          <w:p>
+            <w:r/>
+            <w:r>
+              <w:rPr>
+                <w:rFonts w:ascii="Calibri" w:hAnsi="Calibri"/>
+                <w:b w:val="0"/>
+                <w:i w:val="0"/>
+                <w:sz w:val="20"/>
+              </w:rPr>
+              <w:t>3</w:t>
+            </w:r>
+          </w:p>
+        </w:tc>
+        <w:tc>
+          <w:tcPr>
+            <w:tcW w:type="dxa" w:w="2880"/>
+          </w:tcPr>
+          <w:p>
+            <w:r/>
+            <w:r>
+              <w:rPr>
+                <w:rFonts w:ascii="Calibri" w:hAnsi="Calibri"/>
+                <w:b w:val="0"/>
+                <w:i w:val="0"/>
+                <w:sz w:val="20"/>
+              </w:rPr>
+              <w:t>Answer looks like?</w:t>
+            </w:r>
+          </w:p>
+        </w:tc>
+        <w:tc>
+          <w:tcPr>
+            <w:tcW w:type="dxa" w:w="2880"/>
+          </w:tcPr>
+          <w:p>
+            <w:r/>
+            <w:r>
+              <w:rPr>
+                <w:rFonts w:ascii="Calibri" w:hAnsi="Calibri"/>
+                <w:b w:val="0"/>
+                <w:i w:val="0"/>
+                <w:sz w:val="20"/>
+              </w:rPr>
+              <w:t>Word = cheating/normal</w:t>
+            </w:r>
+          </w:p>
+        </w:tc>
+      </w:tr>
+      <w:tr>
+        <w:tc>
+          <w:tcPr>
+            <w:tcW w:type="dxa" w:w="2880"/>
+          </w:tcPr>
+          <w:p>
+            <w:r/>
+            <w:r>
+              <w:rPr>
+                <w:rFonts w:ascii="Calibri" w:hAnsi="Calibri"/>
+                <w:b w:val="0"/>
+                <w:i w:val="0"/>
+                <w:sz w:val="20"/>
+              </w:rPr>
+              <w:t>4</w:t>
+            </w:r>
+          </w:p>
+        </w:tc>
+        <w:tc>
+          <w:tcPr>
+            <w:tcW w:type="dxa" w:w="2880"/>
+          </w:tcPr>
+          <w:p>
+            <w:r/>
+            <w:r>
+              <w:rPr>
+                <w:rFonts w:ascii="Calibri" w:hAnsi="Calibri"/>
+                <w:b w:val="0"/>
+                <w:i w:val="0"/>
+                <w:sz w:val="20"/>
+              </w:rPr>
+              <w:t>How much data?</w:t>
+            </w:r>
+          </w:p>
+        </w:tc>
+        <w:tc>
+          <w:tcPr>
+            <w:tcW w:type="dxa" w:w="2880"/>
+          </w:tcPr>
+          <w:p>
+            <w:r/>
+            <w:r>
+              <w:rPr>
+                <w:rFonts w:ascii="Calibri" w:hAnsi="Calibri"/>
+                <w:b w:val="0"/>
+                <w:i w:val="0"/>
+                <w:sz w:val="20"/>
+              </w:rPr>
+              <w:t>10K+ clips = DL territory</w:t>
+            </w:r>
+          </w:p>
+        </w:tc>
+      </w:tr>
+      <w:tr>
+        <w:tc>
+          <w:tcPr>
+            <w:tcW w:type="dxa" w:w="2880"/>
+          </w:tcPr>
+          <w:p>
+            <w:r/>
+            <w:r>
+              <w:rPr>
+                <w:rFonts w:ascii="Calibri" w:hAnsi="Calibri"/>
+                <w:b w:val="0"/>
+                <w:i w:val="0"/>
+                <w:sz w:val="20"/>
+              </w:rPr>
+              <w:t>5</w:t>
+            </w:r>
+          </w:p>
+        </w:tc>
+        <w:tc>
+          <w:tcPr>
+            <w:tcW w:type="dxa" w:w="2880"/>
+          </w:tcPr>
+          <w:p>
+            <w:r/>
+            <w:r>
+              <w:rPr>
+                <w:rFonts w:ascii="Calibri" w:hAnsi="Calibri"/>
+                <w:b w:val="0"/>
+                <w:i w:val="0"/>
+                <w:sz w:val="20"/>
+              </w:rPr>
+              <w:t>Real-time needed?</w:t>
+            </w:r>
+          </w:p>
+        </w:tc>
+        <w:tc>
+          <w:tcPr>
+            <w:tcW w:type="dxa" w:w="2880"/>
+          </w:tcPr>
+          <w:p>
+            <w:r/>
+            <w:r>
+              <w:rPr>
+                <w:rFonts w:ascii="Calibri" w:hAnsi="Calibri"/>
+                <w:b w:val="0"/>
+                <w:i w:val="0"/>
+                <w:sz w:val="20"/>
+              </w:rPr>
+              <w:t>YES = need fast models</w:t>
+            </w:r>
+          </w:p>
+        </w:tc>
+      </w:tr>
+    </w:tbl>
+    <w:p>
+      <w:pPr>
+        <w:pStyle w:val="Heading2"/>
+      </w:pPr>
+      <w:r>
+        <w:rPr>
+          <w:rFonts w:ascii="Calibri" w:hAnsi="Calibri"/>
+        </w:rPr>
+        <w:t>Decision Flowchart</w:t>
+      </w:r>
+    </w:p>
+    <w:p>
+      <w:pPr>
+        <w:pStyle w:val="ListBullet"/>
+        <w:spacing w:after="40"/>
+      </w:pPr>
+      <w:r>
+        <w:rPr>
+          <w:rFonts w:ascii="Calibri" w:hAnsi="Calibri"/>
+          <w:b w:val="0"/>
+          <w:i w:val="0"/>
+          <w:sz w:val="22"/>
+        </w:rPr>
+        <w:t>Labeled data + Answer is WORD -&gt; Classification</w:t>
+      </w:r>
+    </w:p>
+    <w:p>
+      <w:pPr>
+        <w:pStyle w:val="ListBullet"/>
+        <w:spacing w:after="40"/>
+      </w:pPr>
+      <w:r>
+        <w:rPr>
+          <w:rFonts w:ascii="Calibri" w:hAnsi="Calibri"/>
+          <w:b w:val="0"/>
+          <w:i w:val="0"/>
+          <w:sz w:val="22"/>
+        </w:rPr>
+        <w:t>Labeled data + Answer is NUMBER -&gt; Regression</w:t>
+      </w:r>
+    </w:p>
+    <w:p>
+      <w:pPr>
+        <w:pStyle w:val="ListBullet"/>
+        <w:spacing w:after="40"/>
+      </w:pPr>
+      <w:r>
+        <w:rPr>
+          <w:rFonts w:ascii="Calibri" w:hAnsi="Calibri"/>
+          <w:b w:val="0"/>
+          <w:i w:val="0"/>
+          <w:sz w:val="22"/>
+        </w:rPr>
+        <w:t>No labels + Find groups -&gt; Clustering</w:t>
+      </w:r>
+    </w:p>
+    <w:p>
+      <w:pPr>
+        <w:pStyle w:val="ListBullet"/>
+        <w:spacing w:after="40"/>
+      </w:pPr>
+      <w:r>
+        <w:rPr>
+          <w:rFonts w:ascii="Calibri" w:hAnsi="Calibri"/>
+          <w:b w:val="0"/>
+          <w:i w:val="0"/>
+          <w:sz w:val="22"/>
+        </w:rPr>
+        <w:t>No labels + Spot weird -&gt; Anomaly Detection</w:t>
+      </w:r>
+    </w:p>
+    <w:p>
+      <w:pPr>
+        <w:pStyle w:val="ListBullet"/>
+        <w:spacing w:after="40"/>
+      </w:pPr>
+      <w:r>
+        <w:rPr>
+          <w:rFonts w:ascii="Calibri" w:hAnsi="Calibri"/>
+          <w:b w:val="0"/>
+          <w:i w:val="0"/>
+          <w:sz w:val="22"/>
+        </w:rPr>
+        <w:t>Goal + Feedback -&gt; Reinforcement Learning</w:t>
+      </w:r>
+    </w:p>
+    <w:p>
+      <w:pPr>
+        <w:pStyle w:val="Heading2"/>
+      </w:pPr>
+      <w:r>
+        <w:rPr>
+          <w:rFonts w:ascii="Calibri" w:hAnsi="Calibri"/>
+        </w:rPr>
+        <w:t>Classification Model Selection</w:t>
+      </w:r>
+    </w:p>
+    <w:tbl>
+      <w:tblPr>
+        <w:tblStyle w:val="LightGrid-Accent1"/>
+        <w:tblW w:type="auto" w:w="0"/>
+        <w:jc w:val="center"/>
+        <w:tblLook w:firstColumn="1" w:firstRow="1" w:lastColumn="0" w:lastRow="0" w:noHBand="0" w:noVBand="1" w:val="04A0"/>
+      </w:tblPr>
+      <w:tblGrid>
+        <w:gridCol w:w="2880"/>
+        <w:gridCol w:w="2880"/>
+        <w:gridCol w:w="2880"/>
+      </w:tblGrid>
+      <w:tr>
+        <w:tc>
+          <w:tcPr>
+            <w:tcW w:type="dxa" w:w="2880"/>
+          </w:tcPr>
+          <w:p>
+            <w:r/>
+            <w:r>
+              <w:rPr>
+                <w:rFonts w:ascii="Calibri" w:hAnsi="Calibri"/>
+                <w:b/>
+                <w:i w:val="0"/>
+                <w:sz w:val="20"/>
+              </w:rPr>
+              <w:t>Situation</w:t>
+            </w:r>
+          </w:p>
+        </w:tc>
+        <w:tc>
+          <w:tcPr>
+            <w:tcW w:type="dxa" w:w="2880"/>
+          </w:tcPr>
+          <w:p>
+            <w:r/>
+            <w:r>
+              <w:rPr>
+                <w:rFonts w:ascii="Calibri" w:hAnsi="Calibri"/>
+                <w:b/>
+                <w:i w:val="0"/>
+                <w:sz w:val="20"/>
+              </w:rPr>
+              <w:t>Best Model</w:t>
+            </w:r>
+          </w:p>
+        </w:tc>
+        <w:tc>
+          <w:tcPr>
+            <w:tcW w:type="dxa" w:w="2880"/>
+          </w:tcPr>
+          <w:p>
+            <w:r/>
+            <w:r>
+              <w:rPr>
+                <w:rFonts w:ascii="Calibri" w:hAnsi="Calibri"/>
+                <w:b/>
+                <w:i w:val="0"/>
+                <w:sz w:val="20"/>
+              </w:rPr>
+              <w:t>Why</w:t>
+            </w:r>
+          </w:p>
+        </w:tc>
+      </w:tr>
+      <w:tr>
+        <w:tc>
+          <w:tcPr>
+            <w:tcW w:type="dxa" w:w="2880"/>
+          </w:tcPr>
+          <w:p>
+            <w:r/>
+            <w:r>
+              <w:rPr>
+                <w:rFonts w:ascii="Calibri" w:hAnsi="Calibri"/>
+                <w:b w:val="0"/>
+                <w:i w:val="0"/>
+                <w:sz w:val="20"/>
+              </w:rPr>
+              <w:t>Small data, simple</w:t>
+            </w:r>
+          </w:p>
+        </w:tc>
+        <w:tc>
+          <w:tcPr>
+            <w:tcW w:type="dxa" w:w="2880"/>
+          </w:tcPr>
+          <w:p>
+            <w:r/>
+            <w:r>
+              <w:rPr>
+                <w:rFonts w:ascii="Calibri" w:hAnsi="Calibri"/>
+                <w:b w:val="0"/>
+                <w:i w:val="0"/>
+                <w:sz w:val="20"/>
+              </w:rPr>
+              <w:t>Logistic Regression</w:t>
+            </w:r>
+          </w:p>
+        </w:tc>
+        <w:tc>
+          <w:tcPr>
+            <w:tcW w:type="dxa" w:w="2880"/>
+          </w:tcPr>
+          <w:p>
+            <w:r/>
+            <w:r>
+              <w:rPr>
+                <w:rFonts w:ascii="Calibri" w:hAnsi="Calibri"/>
+                <w:b w:val="0"/>
+                <w:i w:val="0"/>
+                <w:sz w:val="20"/>
+              </w:rPr>
+              <w:t>Fast, explainable</w:t>
+            </w:r>
+          </w:p>
+        </w:tc>
+      </w:tr>
+      <w:tr>
+        <w:tc>
+          <w:tcPr>
+            <w:tcW w:type="dxa" w:w="2880"/>
+          </w:tcPr>
+          <w:p>
+            <w:r/>
+            <w:r>
+              <w:rPr>
+                <w:rFonts w:ascii="Calibri" w:hAnsi="Calibri"/>
+                <w:b w:val="0"/>
+                <w:i w:val="0"/>
+                <w:sz w:val="20"/>
+              </w:rPr>
+              <w:t>Need to explain reasoning</w:t>
+            </w:r>
+          </w:p>
+        </w:tc>
+        <w:tc>
+          <w:tcPr>
+            <w:tcW w:type="dxa" w:w="2880"/>
+          </w:tcPr>
+          <w:p>
+            <w:r/>
+            <w:r>
+              <w:rPr>
+                <w:rFonts w:ascii="Calibri" w:hAnsi="Calibri"/>
+                <w:b w:val="0"/>
+                <w:i w:val="0"/>
+                <w:sz w:val="20"/>
+              </w:rPr>
+              <w:t>Decision Tree</w:t>
+            </w:r>
+          </w:p>
+        </w:tc>
+        <w:tc>
+          <w:tcPr>
+            <w:tcW w:type="dxa" w:w="2880"/>
+          </w:tcPr>
+          <w:p>
+            <w:r/>
+            <w:r>
+              <w:rPr>
+                <w:rFonts w:ascii="Calibri" w:hAnsi="Calibri"/>
+                <w:b w:val="0"/>
+                <w:i w:val="0"/>
+                <w:sz w:val="20"/>
+              </w:rPr>
+              <w:t>Step-by-step logic</w:t>
+            </w:r>
+          </w:p>
+        </w:tc>
+      </w:tr>
+      <w:tr>
+        <w:tc>
+          <w:tcPr>
+            <w:tcW w:type="dxa" w:w="2880"/>
+          </w:tcPr>
+          <w:p>
+            <w:r/>
+            <w:r>
+              <w:rPr>
+                <w:rFonts w:ascii="Calibri" w:hAnsi="Calibri"/>
+                <w:b w:val="0"/>
+                <w:i w:val="0"/>
+                <w:sz w:val="20"/>
+              </w:rPr>
+              <w:t>Best accuracy</w:t>
+            </w:r>
+          </w:p>
+        </w:tc>
+        <w:tc>
+          <w:tcPr>
+            <w:tcW w:type="dxa" w:w="2880"/>
+          </w:tcPr>
+          <w:p>
+            <w:r/>
+            <w:r>
+              <w:rPr>
+                <w:rFonts w:ascii="Calibri" w:hAnsi="Calibri"/>
+                <w:b w:val="0"/>
+                <w:i w:val="0"/>
+                <w:sz w:val="20"/>
+              </w:rPr>
+              <w:t>Random Forest</w:t>
+            </w:r>
+          </w:p>
+        </w:tc>
+        <w:tc>
+          <w:tcPr>
+            <w:tcW w:type="dxa" w:w="2880"/>
+          </w:tcPr>
+          <w:p>
+            <w:r/>
+            <w:r>
+              <w:rPr>
+                <w:rFonts w:ascii="Calibri" w:hAnsi="Calibri"/>
+                <w:b w:val="0"/>
+                <w:i w:val="0"/>
+                <w:sz w:val="20"/>
+              </w:rPr>
+              <w:t>Many trees vote</w:t>
+            </w:r>
+          </w:p>
+        </w:tc>
+      </w:tr>
+      <w:tr>
+        <w:tc>
+          <w:tcPr>
+            <w:tcW w:type="dxa" w:w="2880"/>
+          </w:tcPr>
+          <w:p>
+            <w:r/>
+            <w:r>
+              <w:rPr>
+                <w:rFonts w:ascii="Calibri" w:hAnsi="Calibri"/>
+                <w:b w:val="0"/>
+                <w:i w:val="0"/>
+                <w:sz w:val="20"/>
+              </w:rPr>
+              <w:t>Clear boundary</w:t>
+            </w:r>
+          </w:p>
+        </w:tc>
+        <w:tc>
+          <w:tcPr>
+            <w:tcW w:type="dxa" w:w="2880"/>
+          </w:tcPr>
+          <w:p>
+            <w:r/>
+            <w:r>
+              <w:rPr>
+                <w:rFonts w:ascii="Calibri" w:hAnsi="Calibri"/>
+                <w:b w:val="0"/>
+                <w:i w:val="0"/>
+                <w:sz w:val="20"/>
+              </w:rPr>
+              <w:t>SVM</w:t>
+            </w:r>
+          </w:p>
+        </w:tc>
+        <w:tc>
+          <w:tcPr>
+            <w:tcW w:type="dxa" w:w="2880"/>
+          </w:tcPr>
+          <w:p>
+            <w:r/>
+            <w:r>
+              <w:rPr>
+                <w:rFonts w:ascii="Calibri" w:hAnsi="Calibri"/>
+                <w:b w:val="0"/>
+                <w:i w:val="0"/>
+                <w:sz w:val="20"/>
+              </w:rPr>
+              <w:t>Best dividing line</w:t>
+            </w:r>
+          </w:p>
+        </w:tc>
+      </w:tr>
+      <w:tr>
+        <w:tc>
+          <w:tcPr>
+            <w:tcW w:type="dxa" w:w="2880"/>
+          </w:tcPr>
+          <w:p>
+            <w:r/>
+            <w:r>
+              <w:rPr>
+                <w:rFonts w:ascii="Calibri" w:hAnsi="Calibri"/>
+                <w:b w:val="0"/>
+                <w:i w:val="0"/>
+                <w:sz w:val="20"/>
+              </w:rPr>
+              <w:t>Image/Video data</w:t>
+            </w:r>
+          </w:p>
+        </w:tc>
+        <w:tc>
+          <w:tcPr>
+            <w:tcW w:type="dxa" w:w="2880"/>
+          </w:tcPr>
+          <w:p>
+            <w:r/>
+            <w:r>
+              <w:rPr>
+                <w:rFonts w:ascii="Calibri" w:hAnsi="Calibri"/>
+                <w:b w:val="0"/>
+                <w:i w:val="0"/>
+                <w:sz w:val="20"/>
+              </w:rPr>
+              <w:t>CNN</w:t>
+            </w:r>
+          </w:p>
+        </w:tc>
+        <w:tc>
+          <w:tcPr>
+            <w:tcW w:type="dxa" w:w="2880"/>
+          </w:tcPr>
+          <w:p>
+            <w:r/>
+            <w:r>
+              <w:rPr>
+                <w:rFonts w:ascii="Calibri" w:hAnsi="Calibri"/>
+                <w:b w:val="0"/>
+                <w:i w:val="0"/>
+                <w:sz w:val="20"/>
+              </w:rPr>
+              <w:t>Only option for images</w:t>
+            </w:r>
+          </w:p>
+        </w:tc>
+      </w:tr>
+      <w:tr>
+        <w:tc>
+          <w:tcPr>
+            <w:tcW w:type="dxa" w:w="2880"/>
+          </w:tcPr>
+          <w:p>
+            <w:r/>
+            <w:r>
+              <w:rPr>
+                <w:rFonts w:ascii="Calibri" w:hAnsi="Calibri"/>
+                <w:b w:val="0"/>
+                <w:i w:val="0"/>
+                <w:sz w:val="20"/>
+              </w:rPr>
+              <w:t>Text data</w:t>
+            </w:r>
+          </w:p>
+        </w:tc>
+        <w:tc>
+          <w:tcPr>
+            <w:tcW w:type="dxa" w:w="2880"/>
+          </w:tcPr>
+          <w:p>
+            <w:r/>
+            <w:r>
+              <w:rPr>
+                <w:rFonts w:ascii="Calibri" w:hAnsi="Calibri"/>
+                <w:b w:val="0"/>
+                <w:i w:val="0"/>
+                <w:sz w:val="20"/>
+              </w:rPr>
+              <w:t>Transformer/LLM</w:t>
+            </w:r>
+          </w:p>
+        </w:tc>
+        <w:tc>
+          <w:tcPr>
+            <w:tcW w:type="dxa" w:w="2880"/>
+          </w:tcPr>
+          <w:p>
+            <w:r/>
+            <w:r>
+              <w:rPr>
+                <w:rFonts w:ascii="Calibri" w:hAnsi="Calibri"/>
+                <w:b w:val="0"/>
+                <w:i w:val="0"/>
+                <w:sz w:val="20"/>
+              </w:rPr>
+              <w:t>Only option for language</w:t>
+            </w:r>
+          </w:p>
+        </w:tc>
+      </w:tr>
+      <w:tr>
+        <w:tc>
+          <w:tcPr>
+            <w:tcW w:type="dxa" w:w="2880"/>
+          </w:tcPr>
+          <w:p>
+            <w:r/>
+            <w:r>
+              <w:rPr>
+                <w:rFonts w:ascii="Calibri" w:hAnsi="Calibri"/>
+                <w:b w:val="0"/>
+                <w:i w:val="0"/>
+                <w:sz w:val="20"/>
+              </w:rPr>
+              <w:t>Behavior over time</w:t>
+            </w:r>
+          </w:p>
+        </w:tc>
+        <w:tc>
+          <w:tcPr>
+            <w:tcW w:type="dxa" w:w="2880"/>
+          </w:tcPr>
+          <w:p>
+            <w:r/>
+            <w:r>
+              <w:rPr>
+                <w:rFonts w:ascii="Calibri" w:hAnsi="Calibri"/>
+                <w:b w:val="0"/>
+                <w:i w:val="0"/>
+                <w:sz w:val="20"/>
+              </w:rPr>
+              <w:t>LSTM/RNN</w:t>
+            </w:r>
+          </w:p>
+        </w:tc>
+        <w:tc>
+          <w:tcPr>
+            <w:tcW w:type="dxa" w:w="2880"/>
+          </w:tcPr>
+          <w:p>
+            <w:r/>
+            <w:r>
+              <w:rPr>
+                <w:rFonts w:ascii="Calibri" w:hAnsi="Calibri"/>
+                <w:b w:val="0"/>
+                <w:i w:val="0"/>
+                <w:sz w:val="20"/>
+              </w:rPr>
+              <w:t>Understands sequences</w:t>
+            </w:r>
+          </w:p>
+        </w:tc>
+      </w:tr>
+    </w:tbl>
+    <w:p>
+      <w:pPr>
+        <w:pStyle w:val="Heading2"/>
+      </w:pPr>
+      <w:r>
+        <w:rPr>
+          <w:rFonts w:ascii="Calibri" w:hAnsi="Calibri"/>
+        </w:rPr>
+        <w:t>Regression Model Selection</w:t>
+      </w:r>
+    </w:p>
+    <w:tbl>
+      <w:tblPr>
+        <w:tblStyle w:val="LightGrid-Accent1"/>
+        <w:tblW w:type="auto" w:w="0"/>
+        <w:jc w:val="center"/>
+        <w:tblLook w:firstColumn="1" w:firstRow="1" w:lastColumn="0" w:lastRow="0" w:noHBand="0" w:noVBand="1" w:val="04A0"/>
+      </w:tblPr>
+      <w:tblGrid>
+        <w:gridCol w:w="2880"/>
+        <w:gridCol w:w="2880"/>
+        <w:gridCol w:w="2880"/>
+      </w:tblGrid>
+      <w:tr>
+        <w:tc>
+          <w:tcPr>
+            <w:tcW w:type="dxa" w:w="2880"/>
+          </w:tcPr>
+          <w:p>
+            <w:r/>
+            <w:r>
+              <w:rPr>
+                <w:rFonts w:ascii="Calibri" w:hAnsi="Calibri"/>
+                <w:b/>
+                <w:i w:val="0"/>
+                <w:sz w:val="20"/>
+              </w:rPr>
+              <w:t>Situation</w:t>
+            </w:r>
+          </w:p>
+        </w:tc>
+        <w:tc>
+          <w:tcPr>
+            <w:tcW w:type="dxa" w:w="2880"/>
+          </w:tcPr>
+          <w:p>
+            <w:r/>
+            <w:r>
+              <w:rPr>
+                <w:rFonts w:ascii="Calibri" w:hAnsi="Calibri"/>
+                <w:b/>
+                <w:i w:val="0"/>
+                <w:sz w:val="20"/>
+              </w:rPr>
+              <w:t>Best Model</w:t>
+            </w:r>
+          </w:p>
+        </w:tc>
+        <w:tc>
+          <w:tcPr>
+            <w:tcW w:type="dxa" w:w="2880"/>
+          </w:tcPr>
+          <w:p>
+            <w:r/>
+            <w:r>
+              <w:rPr>
+                <w:rFonts w:ascii="Calibri" w:hAnsi="Calibri"/>
+                <w:b/>
+                <w:i w:val="0"/>
+                <w:sz w:val="20"/>
+              </w:rPr>
+              <w:t>Why</w:t>
+            </w:r>
+          </w:p>
+        </w:tc>
+      </w:tr>
+      <w:tr>
+        <w:tc>
+          <w:tcPr>
+            <w:tcW w:type="dxa" w:w="2880"/>
+          </w:tcPr>
+          <w:p>
+            <w:r/>
+            <w:r>
+              <w:rPr>
+                <w:rFonts w:ascii="Calibri" w:hAnsi="Calibri"/>
+                <w:b w:val="0"/>
+                <w:i w:val="0"/>
+                <w:sz w:val="20"/>
+              </w:rPr>
+              <w:t>Simple straight-line</w:t>
+            </w:r>
+          </w:p>
+        </w:tc>
+        <w:tc>
+          <w:tcPr>
+            <w:tcW w:type="dxa" w:w="2880"/>
+          </w:tcPr>
+          <w:p>
+            <w:r/>
+            <w:r>
+              <w:rPr>
+                <w:rFonts w:ascii="Calibri" w:hAnsi="Calibri"/>
+                <w:b w:val="0"/>
+                <w:i w:val="0"/>
+                <w:sz w:val="20"/>
+              </w:rPr>
+              <w:t>Linear Regression</w:t>
+            </w:r>
+          </w:p>
+        </w:tc>
+        <w:tc>
+          <w:tcPr>
+            <w:tcW w:type="dxa" w:w="2880"/>
+          </w:tcPr>
+          <w:p>
+            <w:r/>
+            <w:r>
+              <w:rPr>
+                <w:rFonts w:ascii="Calibri" w:hAnsi="Calibri"/>
+                <w:b w:val="0"/>
+                <w:i w:val="0"/>
+                <w:sz w:val="20"/>
+              </w:rPr>
+              <w:t>Fast, explainable</w:t>
+            </w:r>
+          </w:p>
+        </w:tc>
+      </w:tr>
+      <w:tr>
+        <w:tc>
+          <w:tcPr>
+            <w:tcW w:type="dxa" w:w="2880"/>
+          </w:tcPr>
+          <w:p>
+            <w:r/>
+            <w:r>
+              <w:rPr>
+                <w:rFonts w:ascii="Calibri" w:hAnsi="Calibri"/>
+                <w:b w:val="0"/>
+                <w:i w:val="0"/>
+                <w:sz w:val="20"/>
+              </w:rPr>
+              <w:t>Curved relationship</w:t>
+            </w:r>
+          </w:p>
+        </w:tc>
+        <w:tc>
+          <w:tcPr>
+            <w:tcW w:type="dxa" w:w="2880"/>
+          </w:tcPr>
+          <w:p>
+            <w:r/>
+            <w:r>
+              <w:rPr>
+                <w:rFonts w:ascii="Calibri" w:hAnsi="Calibri"/>
+                <w:b w:val="0"/>
+                <w:i w:val="0"/>
+                <w:sz w:val="20"/>
+              </w:rPr>
+              <w:t>Polynomial</w:t>
+            </w:r>
+          </w:p>
+        </w:tc>
+        <w:tc>
+          <w:tcPr>
+            <w:tcW w:type="dxa" w:w="2880"/>
+          </w:tcPr>
+          <w:p>
+            <w:r/>
+            <w:r>
+              <w:rPr>
+                <w:rFonts w:ascii="Calibri" w:hAnsi="Calibri"/>
+                <w:b w:val="0"/>
+                <w:i w:val="0"/>
+                <w:sz w:val="20"/>
+              </w:rPr>
+              <w:t>Captures curves</w:t>
+            </w:r>
+          </w:p>
+        </w:tc>
+      </w:tr>
+      <w:tr>
+        <w:tc>
+          <w:tcPr>
+            <w:tcW w:type="dxa" w:w="2880"/>
+          </w:tcPr>
+          <w:p>
+            <w:r/>
+            <w:r>
+              <w:rPr>
+                <w:rFonts w:ascii="Calibri" w:hAnsi="Calibri"/>
+                <w:b w:val="0"/>
+                <w:i w:val="0"/>
+                <w:sz w:val="20"/>
+              </w:rPr>
+              <w:t>Complex, many features</w:t>
+            </w:r>
+          </w:p>
+        </w:tc>
+        <w:tc>
+          <w:tcPr>
+            <w:tcW w:type="dxa" w:w="2880"/>
+          </w:tcPr>
+          <w:p>
+            <w:r/>
+            <w:r>
+              <w:rPr>
+                <w:rFonts w:ascii="Calibri" w:hAnsi="Calibri"/>
+                <w:b w:val="0"/>
+                <w:i w:val="0"/>
+                <w:sz w:val="20"/>
+              </w:rPr>
+              <w:t>Random Forest</w:t>
+            </w:r>
+          </w:p>
+        </w:tc>
+        <w:tc>
+          <w:tcPr>
+            <w:tcW w:type="dxa" w:w="2880"/>
+          </w:tcPr>
+          <w:p>
+            <w:r/>
+            <w:r>
+              <w:rPr>
+                <w:rFonts w:ascii="Calibri" w:hAnsi="Calibri"/>
+                <w:b w:val="0"/>
+                <w:i w:val="0"/>
+                <w:sz w:val="20"/>
+              </w:rPr>
+              <w:t>Handles complexity</w:t>
+            </w:r>
+          </w:p>
+        </w:tc>
+      </w:tr>
+      <w:tr>
+        <w:tc>
+          <w:tcPr>
+            <w:tcW w:type="dxa" w:w="2880"/>
+          </w:tcPr>
+          <w:p>
+            <w:r/>
+            <w:r>
+              <w:rPr>
+                <w:rFonts w:ascii="Calibri" w:hAnsi="Calibri"/>
+                <w:b w:val="0"/>
+                <w:i w:val="0"/>
+                <w:sz w:val="20"/>
+              </w:rPr>
+              <w:t>Massive data</w:t>
+            </w:r>
+          </w:p>
+        </w:tc>
+        <w:tc>
+          <w:tcPr>
+            <w:tcW w:type="dxa" w:w="2880"/>
+          </w:tcPr>
+          <w:p>
+            <w:r/>
+            <w:r>
+              <w:rPr>
+                <w:rFonts w:ascii="Calibri" w:hAnsi="Calibri"/>
+                <w:b w:val="0"/>
+                <w:i w:val="0"/>
+                <w:sz w:val="20"/>
+              </w:rPr>
+              <w:t>Neural Network</w:t>
+            </w:r>
+          </w:p>
+        </w:tc>
+        <w:tc>
+          <w:tcPr>
+            <w:tcW w:type="dxa" w:w="2880"/>
+          </w:tcPr>
+          <w:p>
+            <w:r/>
+            <w:r>
+              <w:rPr>
+                <w:rFonts w:ascii="Calibri" w:hAnsi="Calibri"/>
+                <w:b w:val="0"/>
+                <w:i w:val="0"/>
+                <w:sz w:val="20"/>
+              </w:rPr>
+              <w:t>Most powerful</w:t>
+            </w:r>
+          </w:p>
+        </w:tc>
+      </w:tr>
+    </w:tbl>
+    <w:p>
+      <w:pPr>
+        <w:pStyle w:val="Heading2"/>
+      </w:pPr>
+      <w:r>
+        <w:rPr>
+          <w:rFonts w:ascii="Calibri" w:hAnsi="Calibri"/>
+        </w:rPr>
+        <w:t>Unsupervised Model Selection</w:t>
+      </w:r>
+    </w:p>
+    <w:tbl>
+      <w:tblPr>
+        <w:tblStyle w:val="LightGrid-Accent1"/>
+        <w:tblW w:type="auto" w:w="0"/>
+        <w:jc w:val="center"/>
+        <w:tblLook w:firstColumn="1" w:firstRow="1" w:lastColumn="0" w:lastRow="0" w:noHBand="0" w:noVBand="1" w:val="04A0"/>
+      </w:tblPr>
+      <w:tblGrid>
+        <w:gridCol w:w="2880"/>
+        <w:gridCol w:w="2880"/>
+        <w:gridCol w:w="2880"/>
+      </w:tblGrid>
+      <w:tr>
+        <w:tc>
+          <w:tcPr>
+            <w:tcW w:type="dxa" w:w="2880"/>
+          </w:tcPr>
+          <w:p>
+            <w:r/>
+            <w:r>
+              <w:rPr>
+                <w:rFonts w:ascii="Calibri" w:hAnsi="Calibri"/>
+                <w:b/>
+                <w:i w:val="0"/>
+                <w:sz w:val="20"/>
+              </w:rPr>
+              <w:t>Situation</w:t>
+            </w:r>
+          </w:p>
+        </w:tc>
+        <w:tc>
+          <w:tcPr>
+            <w:tcW w:type="dxa" w:w="2880"/>
+          </w:tcPr>
+          <w:p>
+            <w:r/>
+            <w:r>
+              <w:rPr>
+                <w:rFonts w:ascii="Calibri" w:hAnsi="Calibri"/>
+                <w:b/>
+                <w:i w:val="0"/>
+                <w:sz w:val="20"/>
+              </w:rPr>
+              <w:t>Best Model</w:t>
+            </w:r>
+          </w:p>
+        </w:tc>
+        <w:tc>
+          <w:tcPr>
+            <w:tcW w:type="dxa" w:w="2880"/>
+          </w:tcPr>
+          <w:p>
+            <w:r/>
+            <w:r>
+              <w:rPr>
+                <w:rFonts w:ascii="Calibri" w:hAnsi="Calibri"/>
+                <w:b/>
+                <w:i w:val="0"/>
+                <w:sz w:val="20"/>
+              </w:rPr>
+              <w:t>Why</w:t>
+            </w:r>
+          </w:p>
+        </w:tc>
+      </w:tr>
+      <w:tr>
+        <w:tc>
+          <w:tcPr>
+            <w:tcW w:type="dxa" w:w="2880"/>
+          </w:tcPr>
+          <w:p>
+            <w:r/>
+            <w:r>
+              <w:rPr>
+                <w:rFonts w:ascii="Calibri" w:hAnsi="Calibri"/>
+                <w:b w:val="0"/>
+                <w:i w:val="0"/>
+                <w:sz w:val="20"/>
+              </w:rPr>
+              <w:t>Group similar things</w:t>
+            </w:r>
+          </w:p>
+        </w:tc>
+        <w:tc>
+          <w:tcPr>
+            <w:tcW w:type="dxa" w:w="2880"/>
+          </w:tcPr>
+          <w:p>
+            <w:r/>
+            <w:r>
+              <w:rPr>
+                <w:rFonts w:ascii="Calibri" w:hAnsi="Calibri"/>
+                <w:b w:val="0"/>
+                <w:i w:val="0"/>
+                <w:sz w:val="20"/>
+              </w:rPr>
+              <w:t>K-Means</w:t>
+            </w:r>
+          </w:p>
+        </w:tc>
+        <w:tc>
+          <w:tcPr>
+            <w:tcW w:type="dxa" w:w="2880"/>
+          </w:tcPr>
+          <w:p>
+            <w:r/>
+            <w:r>
+              <w:rPr>
+                <w:rFonts w:ascii="Calibri" w:hAnsi="Calibri"/>
+                <w:b w:val="0"/>
+                <w:i w:val="0"/>
+                <w:sz w:val="20"/>
+              </w:rPr>
+              <w:t>Simple, fast</w:t>
+            </w:r>
+          </w:p>
+        </w:tc>
+      </w:tr>
+      <w:tr>
+        <w:tc>
+          <w:tcPr>
+            <w:tcW w:type="dxa" w:w="2880"/>
+          </w:tcPr>
+          <w:p>
+            <w:r/>
+            <w:r>
+              <w:rPr>
+                <w:rFonts w:ascii="Calibri" w:hAnsi="Calibri"/>
+                <w:b w:val="0"/>
+                <w:i w:val="0"/>
+                <w:sz w:val="20"/>
+              </w:rPr>
+              <w:t>Unknown group count</w:t>
+            </w:r>
+          </w:p>
+        </w:tc>
+        <w:tc>
+          <w:tcPr>
+            <w:tcW w:type="dxa" w:w="2880"/>
+          </w:tcPr>
+          <w:p>
+            <w:r/>
+            <w:r>
+              <w:rPr>
+                <w:rFonts w:ascii="Calibri" w:hAnsi="Calibri"/>
+                <w:b w:val="0"/>
+                <w:i w:val="0"/>
+                <w:sz w:val="20"/>
+              </w:rPr>
+              <w:t>DBSCAN</w:t>
+            </w:r>
+          </w:p>
+        </w:tc>
+        <w:tc>
+          <w:tcPr>
+            <w:tcW w:type="dxa" w:w="2880"/>
+          </w:tcPr>
+          <w:p>
+            <w:r/>
+            <w:r>
+              <w:rPr>
+                <w:rFonts w:ascii="Calibri" w:hAnsi="Calibri"/>
+                <w:b w:val="0"/>
+                <w:i w:val="0"/>
+                <w:sz w:val="20"/>
+              </w:rPr>
+              <w:t>Auto-finds groups</w:t>
+            </w:r>
+          </w:p>
+        </w:tc>
+      </w:tr>
+      <w:tr>
+        <w:tc>
+          <w:tcPr>
+            <w:tcW w:type="dxa" w:w="2880"/>
+          </w:tcPr>
+          <w:p>
+            <w:r/>
+            <w:r>
+              <w:rPr>
+                <w:rFonts w:ascii="Calibri" w:hAnsi="Calibri"/>
+                <w:b w:val="0"/>
+                <w:i w:val="0"/>
+                <w:sz w:val="20"/>
+              </w:rPr>
+              <w:t>Spot frauds/outliers</w:t>
+            </w:r>
+          </w:p>
+        </w:tc>
+        <w:tc>
+          <w:tcPr>
+            <w:tcW w:type="dxa" w:w="2880"/>
+          </w:tcPr>
+          <w:p>
+            <w:r/>
+            <w:r>
+              <w:rPr>
+                <w:rFonts w:ascii="Calibri" w:hAnsi="Calibri"/>
+                <w:b w:val="0"/>
+                <w:i w:val="0"/>
+                <w:sz w:val="20"/>
+              </w:rPr>
+              <w:t>Isolation Forest</w:t>
+            </w:r>
+          </w:p>
+        </w:tc>
+        <w:tc>
+          <w:tcPr>
+            <w:tcW w:type="dxa" w:w="2880"/>
+          </w:tcPr>
+          <w:p>
+            <w:r/>
+            <w:r>
+              <w:rPr>
+                <w:rFonts w:ascii="Calibri" w:hAnsi="Calibri"/>
+                <w:b w:val="0"/>
+                <w:i w:val="0"/>
+                <w:sz w:val="20"/>
+              </w:rPr>
+              <w:t>Great at finding odd ones</w:t>
+            </w:r>
+          </w:p>
+        </w:tc>
+      </w:tr>
+      <w:tr>
+        <w:tc>
+          <w:tcPr>
+            <w:tcW w:type="dxa" w:w="2880"/>
+          </w:tcPr>
+          <w:p>
+            <w:r/>
+            <w:r>
+              <w:rPr>
+                <w:rFonts w:ascii="Calibri" w:hAnsi="Calibri"/>
+                <w:b w:val="0"/>
+                <w:i w:val="0"/>
+                <w:sz w:val="20"/>
+              </w:rPr>
+              <w:t>Learn normal pattern</w:t>
+            </w:r>
+          </w:p>
+        </w:tc>
+        <w:tc>
+          <w:tcPr>
+            <w:tcW w:type="dxa" w:w="2880"/>
+          </w:tcPr>
+          <w:p>
+            <w:r/>
+            <w:r>
+              <w:rPr>
+                <w:rFonts w:ascii="Calibri" w:hAnsi="Calibri"/>
+                <w:b w:val="0"/>
+                <w:i w:val="0"/>
+                <w:sz w:val="20"/>
+              </w:rPr>
+              <w:t>Autoencoder</w:t>
+            </w:r>
+          </w:p>
+        </w:tc>
+        <w:tc>
+          <w:tcPr>
+            <w:tcW w:type="dxa" w:w="2880"/>
+          </w:tcPr>
+          <w:p>
+            <w:r/>
+            <w:r>
+              <w:rPr>
+                <w:rFonts w:ascii="Calibri" w:hAnsi="Calibri"/>
+                <w:b w:val="0"/>
+                <w:i w:val="0"/>
+                <w:sz w:val="20"/>
+              </w:rPr>
+              <w:t>Compressed normal baseline</w:t>
+            </w:r>
+          </w:p>
+        </w:tc>
+      </w:tr>
+    </w:tbl>
+    <w:p>
+      <w:pPr>
+        <w:pStyle w:val="Heading2"/>
+      </w:pPr>
+      <w:r>
+        <w:rPr>
+          <w:rFonts w:ascii="Calibri" w:hAnsi="Calibri"/>
+        </w:rPr>
+        <w:t>6 Expert Tricks</w:t>
+      </w:r>
+    </w:p>
+    <w:p>
+      <w:pPr>
+        <w:pStyle w:val="ListBullet"/>
+        <w:spacing w:after="40"/>
+      </w:pPr>
+      <w:r>
+        <w:rPr>
+          <w:rFonts w:ascii="Calibri" w:hAnsi="Calibri"/>
+          <w:b/>
+          <w:i w:val="0"/>
+          <w:sz w:val="22"/>
+        </w:rPr>
+        <w:t xml:space="preserve">Trick 1: </w:t>
+      </w:r>
+      <w:r>
+        <w:rPr>
+          <w:rFonts w:ascii="Calibri" w:hAnsi="Calibri"/>
+          <w:b w:val="0"/>
+          <w:i w:val="0"/>
+          <w:sz w:val="22"/>
+        </w:rPr>
+        <w:t>Start SIMPLE, go complex only if needed</w:t>
+      </w:r>
+    </w:p>
+    <w:p>
+      <w:pPr>
+        <w:pStyle w:val="ListBullet"/>
+        <w:spacing w:after="40"/>
+      </w:pPr>
+      <w:r>
+        <w:rPr>
+          <w:rFonts w:ascii="Calibri" w:hAnsi="Calibri"/>
+          <w:b/>
+          <w:i w:val="0"/>
+          <w:sz w:val="22"/>
+        </w:rPr>
+        <w:t xml:space="preserve">Trick 2: </w:t>
+      </w:r>
+      <w:r>
+        <w:rPr>
+          <w:rFonts w:ascii="Calibri" w:hAnsi="Calibri"/>
+          <w:b w:val="0"/>
+          <w:i w:val="0"/>
+          <w:sz w:val="22"/>
+        </w:rPr>
+        <w:t>Data size determines model: &lt;1K=simple, 1K-100K=medium, 100K+=DL</w:t>
+      </w:r>
+    </w:p>
+    <w:p>
+      <w:pPr>
+        <w:pStyle w:val="ListBullet"/>
+        <w:spacing w:after="40"/>
+      </w:pPr>
+      <w:r>
+        <w:rPr>
+          <w:rFonts w:ascii="Calibri" w:hAnsi="Calibri"/>
+          <w:b/>
+          <w:i w:val="0"/>
+          <w:sz w:val="22"/>
+        </w:rPr>
+        <w:t xml:space="preserve">Trick 3: </w:t>
+      </w:r>
+      <w:r>
+        <w:rPr>
+          <w:rFonts w:ascii="Calibri" w:hAnsi="Calibri"/>
+          <w:b w:val="0"/>
+          <w:i w:val="0"/>
+          <w:sz w:val="22"/>
+        </w:rPr>
+        <w:t>Check if someone solved it already (YOLO, BERT, etc.)</w:t>
+      </w:r>
+    </w:p>
+    <w:p>
+      <w:pPr>
+        <w:pStyle w:val="ListBullet"/>
+        <w:spacing w:after="40"/>
+      </w:pPr>
+      <w:r>
+        <w:rPr>
+          <w:rFonts w:ascii="Calibri" w:hAnsi="Calibri"/>
+          <w:b/>
+          <w:i w:val="0"/>
+          <w:sz w:val="22"/>
+        </w:rPr>
+        <w:t xml:space="preserve">Trick 4: </w:t>
+      </w:r>
+      <w:r>
+        <w:rPr>
+          <w:rFonts w:ascii="Calibri" w:hAnsi="Calibri"/>
+          <w:b w:val="0"/>
+          <w:i w:val="0"/>
+          <w:sz w:val="22"/>
+        </w:rPr>
+        <w:t>Transfer Learning: use pre-trained models, fine-tune with YOUR data</w:t>
+      </w:r>
+    </w:p>
+    <w:p>
+      <w:pPr>
+        <w:pStyle w:val="ListBullet"/>
+        <w:spacing w:after="40"/>
+      </w:pPr>
+      <w:r>
+        <w:rPr>
+          <w:rFonts w:ascii="Calibri" w:hAnsi="Calibri"/>
+          <w:b/>
+          <w:i w:val="0"/>
+          <w:sz w:val="22"/>
+        </w:rPr>
+        <w:t xml:space="preserve">Trick 5: </w:t>
+      </w:r>
+      <w:r>
+        <w:rPr>
+          <w:rFonts w:ascii="Calibri" w:hAnsi="Calibri"/>
+          <w:b w:val="0"/>
+          <w:i w:val="0"/>
+          <w:sz w:val="22"/>
+        </w:rPr>
+        <w:t>Map each sub-problem separately (ExamGuard has 7 sub-problems)</w:t>
+      </w:r>
+    </w:p>
+    <w:p>
+      <w:pPr>
+        <w:pStyle w:val="ListBullet"/>
+        <w:spacing w:after="40"/>
+      </w:pPr>
+      <w:r>
+        <w:rPr>
+          <w:rFonts w:ascii="Calibri" w:hAnsi="Calibri"/>
+          <w:b/>
+          <w:i w:val="0"/>
+          <w:sz w:val="22"/>
+        </w:rPr>
+        <w:t xml:space="preserve">Trick 6: </w:t>
+      </w:r>
+      <w:r>
+        <w:rPr>
+          <w:rFonts w:ascii="Calibri" w:hAnsi="Calibri"/>
+          <w:b w:val="0"/>
+          <w:i w:val="0"/>
+          <w:sz w:val="22"/>
+        </w:rPr>
+        <w:t>Always test 3-4 models, pick best accuracy + speed</w:t>
+      </w:r>
+    </w:p>
+    <w:p>
+      <w:pPr>
+        <w:pStyle w:val="Heading2"/>
+      </w:pPr>
+      <w:r>
+        <w:rPr>
+          <w:rFonts w:ascii="Calibri" w:hAnsi="Calibri"/>
+        </w:rPr>
+        <w:t>ExamGuard Model Map</w:t>
+      </w:r>
+    </w:p>
+    <w:tbl>
+      <w:tblPr>
+        <w:tblStyle w:val="LightGrid-Accent1"/>
+        <w:tblW w:type="auto" w:w="0"/>
+        <w:jc w:val="center"/>
+        <w:tblLook w:firstColumn="1" w:firstRow="1" w:lastColumn="0" w:lastRow="0" w:noHBand="0" w:noVBand="1" w:val="04A0"/>
+      </w:tblPr>
+      <w:tblGrid>
+        <w:gridCol w:w="2160"/>
+        <w:gridCol w:w="2160"/>
+        <w:gridCol w:w="2160"/>
+        <w:gridCol w:w="2160"/>
+      </w:tblGrid>
+      <w:tr>
+        <w:tc>
+          <w:tcPr>
+            <w:tcW w:type="dxa" w:w="2160"/>
+          </w:tcPr>
+          <w:p>
+            <w:r/>
+            <w:r>
+              <w:rPr>
+                <w:rFonts w:ascii="Calibri" w:hAnsi="Calibri"/>
+                <w:b/>
+                <w:i w:val="0"/>
+                <w:sz w:val="20"/>
+              </w:rPr>
+              <w:t>Sub-Problem</w:t>
+            </w:r>
+          </w:p>
+        </w:tc>
+        <w:tc>
+          <w:tcPr>
+            <w:tcW w:type="dxa" w:w="2160"/>
+          </w:tcPr>
+          <w:p>
+            <w:r/>
+            <w:r>
+              <w:rPr>
+                <w:rFonts w:ascii="Calibri" w:hAnsi="Calibri"/>
+                <w:b/>
+                <w:i w:val="0"/>
+                <w:sz w:val="20"/>
+              </w:rPr>
+              <w:t>ML Type</w:t>
+            </w:r>
+          </w:p>
+        </w:tc>
+        <w:tc>
+          <w:tcPr>
+            <w:tcW w:type="dxa" w:w="2160"/>
+          </w:tcPr>
+          <w:p>
+            <w:r/>
+            <w:r>
+              <w:rPr>
+                <w:rFonts w:ascii="Calibri" w:hAnsi="Calibri"/>
+                <w:b/>
+                <w:i w:val="0"/>
+                <w:sz w:val="20"/>
+              </w:rPr>
+              <w:t>Model</w:t>
+            </w:r>
+          </w:p>
+        </w:tc>
+        <w:tc>
+          <w:tcPr>
+            <w:tcW w:type="dxa" w:w="2160"/>
+          </w:tcPr>
+          <w:p>
+            <w:r/>
+            <w:r>
+              <w:rPr>
+                <w:rFonts w:ascii="Calibri" w:hAnsi="Calibri"/>
+                <w:b/>
+                <w:i w:val="0"/>
+                <w:sz w:val="20"/>
+              </w:rPr>
+              <w:t>Why</w:t>
+            </w:r>
+          </w:p>
+        </w:tc>
+      </w:tr>
+      <w:tr>
+        <w:tc>
+          <w:tcPr>
+            <w:tcW w:type="dxa" w:w="2160"/>
+          </w:tcPr>
+          <w:p>
+            <w:r/>
+            <w:r>
+              <w:rPr>
+                <w:rFonts w:ascii="Calibri" w:hAnsi="Calibri"/>
+                <w:b w:val="0"/>
+                <w:i w:val="0"/>
+                <w:sz w:val="20"/>
+              </w:rPr>
+              <w:t>Detect phone</w:t>
+            </w:r>
+          </w:p>
+        </w:tc>
+        <w:tc>
+          <w:tcPr>
+            <w:tcW w:type="dxa" w:w="2160"/>
+          </w:tcPr>
+          <w:p>
+            <w:r/>
+            <w:r>
+              <w:rPr>
+                <w:rFonts w:ascii="Calibri" w:hAnsi="Calibri"/>
+                <w:b w:val="0"/>
+                <w:i w:val="0"/>
+                <w:sz w:val="20"/>
+              </w:rPr>
+              <w:t>Supervised</w:t>
+            </w:r>
+          </w:p>
+        </w:tc>
+        <w:tc>
+          <w:tcPr>
+            <w:tcW w:type="dxa" w:w="2160"/>
+          </w:tcPr>
+          <w:p>
+            <w:r/>
+            <w:r>
+              <w:rPr>
+                <w:rFonts w:ascii="Calibri" w:hAnsi="Calibri"/>
+                <w:b w:val="0"/>
+                <w:i w:val="0"/>
+                <w:sz w:val="20"/>
+              </w:rPr>
+              <w:t>YOLO</w:t>
+            </w:r>
+          </w:p>
+        </w:tc>
+        <w:tc>
+          <w:tcPr>
+            <w:tcW w:type="dxa" w:w="2160"/>
+          </w:tcPr>
+          <w:p>
+            <w:r/>
+            <w:r>
+              <w:rPr>
+                <w:rFonts w:ascii="Calibri" w:hAnsi="Calibri"/>
+                <w:b w:val="0"/>
+                <w:i w:val="0"/>
+                <w:sz w:val="20"/>
+              </w:rPr>
+              <w:t>Pre-trained, real-time</w:t>
+            </w:r>
+          </w:p>
+        </w:tc>
+      </w:tr>
+      <w:tr>
+        <w:tc>
+          <w:tcPr>
+            <w:tcW w:type="dxa" w:w="2160"/>
+          </w:tcPr>
+          <w:p>
+            <w:r/>
+            <w:r>
+              <w:rPr>
+                <w:rFonts w:ascii="Calibri" w:hAnsi="Calibri"/>
+                <w:b w:val="0"/>
+                <w:i w:val="0"/>
+                <w:sz w:val="20"/>
+              </w:rPr>
+              <w:t>Where looking?</w:t>
+            </w:r>
+          </w:p>
+        </w:tc>
+        <w:tc>
+          <w:tcPr>
+            <w:tcW w:type="dxa" w:w="2160"/>
+          </w:tcPr>
+          <w:p>
+            <w:r/>
+            <w:r>
+              <w:rPr>
+                <w:rFonts w:ascii="Calibri" w:hAnsi="Calibri"/>
+                <w:b w:val="0"/>
+                <w:i w:val="0"/>
+                <w:sz w:val="20"/>
+              </w:rPr>
+              <w:t>Supervised</w:t>
+            </w:r>
+          </w:p>
+        </w:tc>
+        <w:tc>
+          <w:tcPr>
+            <w:tcW w:type="dxa" w:w="2160"/>
+          </w:tcPr>
+          <w:p>
+            <w:r/>
+            <w:r>
+              <w:rPr>
+                <w:rFonts w:ascii="Calibri" w:hAnsi="Calibri"/>
+                <w:b w:val="0"/>
+                <w:i w:val="0"/>
+                <w:sz w:val="20"/>
+              </w:rPr>
+              <w:t>CNN</w:t>
+            </w:r>
+          </w:p>
+        </w:tc>
+        <w:tc>
+          <w:tcPr>
+            <w:tcW w:type="dxa" w:w="2160"/>
+          </w:tcPr>
+          <w:p>
+            <w:r/>
+            <w:r>
+              <w:rPr>
+                <w:rFonts w:ascii="Calibri" w:hAnsi="Calibri"/>
+                <w:b w:val="0"/>
+                <w:i w:val="0"/>
+                <w:sz w:val="20"/>
+              </w:rPr>
+              <w:t>Best for images</w:t>
+            </w:r>
+          </w:p>
+        </w:tc>
+      </w:tr>
+      <w:tr>
+        <w:tc>
+          <w:tcPr>
+            <w:tcW w:type="dxa" w:w="2160"/>
+          </w:tcPr>
+          <w:p>
+            <w:r/>
+            <w:r>
+              <w:rPr>
+                <w:rFonts w:ascii="Calibri" w:hAnsi="Calibri"/>
+                <w:b w:val="0"/>
+                <w:i w:val="0"/>
+                <w:sz w:val="20"/>
+              </w:rPr>
+              <w:t>Cheating behavior?</w:t>
+            </w:r>
+          </w:p>
+        </w:tc>
+        <w:tc>
+          <w:tcPr>
+            <w:tcW w:type="dxa" w:w="2160"/>
+          </w:tcPr>
+          <w:p>
+            <w:r/>
+            <w:r>
+              <w:rPr>
+                <w:rFonts w:ascii="Calibri" w:hAnsi="Calibri"/>
+                <w:b w:val="0"/>
+                <w:i w:val="0"/>
+                <w:sz w:val="20"/>
+              </w:rPr>
+              <w:t>Supervised</w:t>
+            </w:r>
+          </w:p>
+        </w:tc>
+        <w:tc>
+          <w:tcPr>
+            <w:tcW w:type="dxa" w:w="2160"/>
+          </w:tcPr>
+          <w:p>
+            <w:r/>
+            <w:r>
+              <w:rPr>
+                <w:rFonts w:ascii="Calibri" w:hAnsi="Calibri"/>
+                <w:b w:val="0"/>
+                <w:i w:val="0"/>
+                <w:sz w:val="20"/>
+              </w:rPr>
+              <w:t>CNN + LSTM</w:t>
+            </w:r>
+          </w:p>
+        </w:tc>
+        <w:tc>
+          <w:tcPr>
+            <w:tcW w:type="dxa" w:w="2160"/>
+          </w:tcPr>
+          <w:p>
+            <w:r/>
+            <w:r>
+              <w:rPr>
+                <w:rFonts w:ascii="Calibri" w:hAnsi="Calibri"/>
+                <w:b w:val="0"/>
+                <w:i w:val="0"/>
+                <w:sz w:val="20"/>
+              </w:rPr>
+              <w:t>Frames + time sequence</w:t>
+            </w:r>
+          </w:p>
+        </w:tc>
+      </w:tr>
+      <w:tr>
+        <w:tc>
+          <w:tcPr>
+            <w:tcW w:type="dxa" w:w="2160"/>
+          </w:tcPr>
+          <w:p>
+            <w:r/>
+            <w:r>
+              <w:rPr>
+                <w:rFonts w:ascii="Calibri" w:hAnsi="Calibri"/>
+                <w:b w:val="0"/>
+                <w:i w:val="0"/>
+                <w:sz w:val="20"/>
+              </w:rPr>
+              <w:t>Unusual behavior?</w:t>
+            </w:r>
+          </w:p>
+        </w:tc>
+        <w:tc>
+          <w:tcPr>
+            <w:tcW w:type="dxa" w:w="2160"/>
+          </w:tcPr>
+          <w:p>
+            <w:r/>
+            <w:r>
+              <w:rPr>
+                <w:rFonts w:ascii="Calibri" w:hAnsi="Calibri"/>
+                <w:b w:val="0"/>
+                <w:i w:val="0"/>
+                <w:sz w:val="20"/>
+              </w:rPr>
+              <w:t>Unsupervised</w:t>
+            </w:r>
+          </w:p>
+        </w:tc>
+        <w:tc>
+          <w:tcPr>
+            <w:tcW w:type="dxa" w:w="2160"/>
+          </w:tcPr>
+          <w:p>
+            <w:r/>
+            <w:r>
+              <w:rPr>
+                <w:rFonts w:ascii="Calibri" w:hAnsi="Calibri"/>
+                <w:b w:val="0"/>
+                <w:i w:val="0"/>
+                <w:sz w:val="20"/>
+              </w:rPr>
+              <w:t>Autoencoder</w:t>
+            </w:r>
+          </w:p>
+        </w:tc>
+        <w:tc>
+          <w:tcPr>
+            <w:tcW w:type="dxa" w:w="2160"/>
+          </w:tcPr>
+          <w:p>
+            <w:r/>
+            <w:r>
+              <w:rPr>
+                <w:rFonts w:ascii="Calibri" w:hAnsi="Calibri"/>
+                <w:b w:val="0"/>
+                <w:i w:val="0"/>
+                <w:sz w:val="20"/>
+              </w:rPr>
+              <w:t>Learns normal, flags rest</w:t>
+            </w:r>
+          </w:p>
+        </w:tc>
+      </w:tr>
+      <w:tr>
+        <w:tc>
+          <w:tcPr>
+            <w:tcW w:type="dxa" w:w="2160"/>
+          </w:tcPr>
+          <w:p>
+            <w:r/>
+            <w:r>
+              <w:rPr>
+                <w:rFonts w:ascii="Calibri" w:hAnsi="Calibri"/>
+                <w:b w:val="0"/>
+                <w:i w:val="0"/>
+                <w:sz w:val="20"/>
+              </w:rPr>
+              <w:t>Group behaviors</w:t>
+            </w:r>
+          </w:p>
+        </w:tc>
+        <w:tc>
+          <w:tcPr>
+            <w:tcW w:type="dxa" w:w="2160"/>
+          </w:tcPr>
+          <w:p>
+            <w:r/>
+            <w:r>
+              <w:rPr>
+                <w:rFonts w:ascii="Calibri" w:hAnsi="Calibri"/>
+                <w:b w:val="0"/>
+                <w:i w:val="0"/>
+                <w:sz w:val="20"/>
+              </w:rPr>
+              <w:t>Unsupervised</w:t>
+            </w:r>
+          </w:p>
+        </w:tc>
+        <w:tc>
+          <w:tcPr>
+            <w:tcW w:type="dxa" w:w="2160"/>
+          </w:tcPr>
+          <w:p>
+            <w:r/>
+            <w:r>
+              <w:rPr>
+                <w:rFonts w:ascii="Calibri" w:hAnsi="Calibri"/>
+                <w:b w:val="0"/>
+                <w:i w:val="0"/>
+                <w:sz w:val="20"/>
+              </w:rPr>
+              <w:t>K-Means</w:t>
+            </w:r>
+          </w:p>
+        </w:tc>
+        <w:tc>
+          <w:tcPr>
+            <w:tcW w:type="dxa" w:w="2160"/>
+          </w:tcPr>
+          <w:p>
+            <w:r/>
+            <w:r>
+              <w:rPr>
+                <w:rFonts w:ascii="Calibri" w:hAnsi="Calibri"/>
+                <w:b w:val="0"/>
+                <w:i w:val="0"/>
+                <w:sz w:val="20"/>
+              </w:rPr>
+              <w:t>Simple, proven</w:t>
+            </w:r>
+          </w:p>
+        </w:tc>
+      </w:tr>
+      <w:tr>
+        <w:tc>
+          <w:tcPr>
+            <w:tcW w:type="dxa" w:w="2160"/>
+          </w:tcPr>
+          <w:p>
+            <w:r/>
+            <w:r>
+              <w:rPr>
+                <w:rFonts w:ascii="Calibri" w:hAnsi="Calibri"/>
+                <w:b w:val="0"/>
+                <w:i w:val="0"/>
+                <w:sz w:val="20"/>
+              </w:rPr>
+              <w:t>When to alert?</w:t>
+            </w:r>
+          </w:p>
+        </w:tc>
+        <w:tc>
+          <w:tcPr>
+            <w:tcW w:type="dxa" w:w="2160"/>
+          </w:tcPr>
+          <w:p>
+            <w:r/>
+            <w:r>
+              <w:rPr>
+                <w:rFonts w:ascii="Calibri" w:hAnsi="Calibri"/>
+                <w:b w:val="0"/>
+                <w:i w:val="0"/>
+                <w:sz w:val="20"/>
+              </w:rPr>
+              <w:t>RL</w:t>
+            </w:r>
+          </w:p>
+        </w:tc>
+        <w:tc>
+          <w:tcPr>
+            <w:tcW w:type="dxa" w:w="2160"/>
+          </w:tcPr>
+          <w:p>
+            <w:r/>
+            <w:r>
+              <w:rPr>
+                <w:rFonts w:ascii="Calibri" w:hAnsi="Calibri"/>
+                <w:b w:val="0"/>
+                <w:i w:val="0"/>
+                <w:sz w:val="20"/>
+              </w:rPr>
+              <w:t>Custom RL</w:t>
+            </w:r>
+          </w:p>
+        </w:tc>
+        <w:tc>
+          <w:tcPr>
+            <w:tcW w:type="dxa" w:w="2160"/>
+          </w:tcPr>
+          <w:p>
+            <w:r/>
+            <w:r>
+              <w:rPr>
+                <w:rFonts w:ascii="Calibri" w:hAnsi="Calibri"/>
+                <w:b w:val="0"/>
+                <w:i w:val="0"/>
+                <w:sz w:val="20"/>
+              </w:rPr>
+              <w:t>Balances alert vs ignore</w:t>
+            </w:r>
+          </w:p>
+        </w:tc>
+      </w:tr>
+      <w:tr>
+        <w:tc>
+          <w:tcPr>
+            <w:tcW w:type="dxa" w:w="2160"/>
+          </w:tcPr>
+          <w:p>
+            <w:r/>
+            <w:r>
+              <w:rPr>
+                <w:rFonts w:ascii="Calibri" w:hAnsi="Calibri"/>
+                <w:b w:val="0"/>
+                <w:i w:val="0"/>
+                <w:sz w:val="20"/>
+              </w:rPr>
+              <w:t>Track across cameras</w:t>
+            </w:r>
+          </w:p>
+        </w:tc>
+        <w:tc>
+          <w:tcPr>
+            <w:tcW w:type="dxa" w:w="2160"/>
+          </w:tcPr>
+          <w:p>
+            <w:r/>
+            <w:r>
+              <w:rPr>
+                <w:rFonts w:ascii="Calibri" w:hAnsi="Calibri"/>
+                <w:b w:val="0"/>
+                <w:i w:val="0"/>
+                <w:sz w:val="20"/>
+              </w:rPr>
+              <w:t>Deep Learning</w:t>
+            </w:r>
+          </w:p>
+        </w:tc>
+        <w:tc>
+          <w:tcPr>
+            <w:tcW w:type="dxa" w:w="2160"/>
+          </w:tcPr>
+          <w:p>
+            <w:r/>
+            <w:r>
+              <w:rPr>
+                <w:rFonts w:ascii="Calibri" w:hAnsi="Calibri"/>
+                <w:b w:val="0"/>
+                <w:i w:val="0"/>
+                <w:sz w:val="20"/>
+              </w:rPr>
+              <w:t>Re-ID Network</w:t>
+            </w:r>
+          </w:p>
+        </w:tc>
+        <w:tc>
+          <w:tcPr>
+            <w:tcW w:type="dxa" w:w="2160"/>
+          </w:tcPr>
+          <w:p>
+            <w:r/>
+            <w:r>
+              <w:rPr>
+                <w:rFonts w:ascii="Calibri" w:hAnsi="Calibri"/>
+                <w:b w:val="0"/>
+                <w:i w:val="0"/>
+                <w:sz w:val="20"/>
+              </w:rPr>
+              <w:t>Matches person from angles</w:t>
+            </w:r>
+          </w:p>
+        </w:tc>
+      </w:tr>
+    </w:tbl>
     <w:sectPr>
       <w:pgSz w:w="12240" w:h="15840"/>
       <w:pgMar w:top="1440" w:right="1800" w:bottom="1440" w:left="1800" w:header="720" w:footer="720" w:gutter="0"/>
